--- a/Các bước.docx
+++ b/Các bước.docx
@@ -1763,12 +1763,10 @@
         <w:t xml:space="preserve"> </w:t>
       </w:r>
       <w:proofErr w:type="spellStart"/>
-      <w:proofErr w:type="gramStart"/>
       <w:r>
         <w:t>package.json</w:t>
       </w:r>
       <w:proofErr w:type="spellEnd"/>
-      <w:proofErr w:type="gramEnd"/>
       <w:r>
         <w:t xml:space="preserve"> </w:t>
       </w:r>
@@ -2397,6 +2395,75 @@
           <w:numId w:val="5"/>
         </w:numPr>
       </w:pPr>
+      <w:r>
+        <w:t xml:space="preserve">Push </w:t>
+      </w:r>
+      <w:proofErr w:type="spellStart"/>
+      <w:r>
+        <w:t>lên</w:t>
+      </w:r>
+      <w:proofErr w:type="spellEnd"/>
+      <w:r>
+        <w:t xml:space="preserve"> </w:t>
+      </w:r>
+      <w:proofErr w:type="spellStart"/>
+      <w:r>
+        <w:t>github</w:t>
+      </w:r>
+      <w:proofErr w:type="spellEnd"/>
+      <w:r>
+        <w:t xml:space="preserve"> </w:t>
+      </w:r>
+      <w:proofErr w:type="spellStart"/>
+      <w:r>
+        <w:t>rồi</w:t>
+      </w:r>
+      <w:proofErr w:type="spellEnd"/>
+      <w:r>
+        <w:t xml:space="preserve"> clone </w:t>
+      </w:r>
+      <w:proofErr w:type="spellStart"/>
+      <w:r>
+        <w:t>về</w:t>
+      </w:r>
+      <w:proofErr w:type="spellEnd"/>
+    </w:p>
+    <w:p>
+      <w:pPr>
+        <w:pStyle w:val="ListParagraph"/>
+        <w:numPr>
+          <w:ilvl w:val="0"/>
+          <w:numId w:val="5"/>
+        </w:numPr>
+      </w:pPr>
+      <w:r>
+        <w:lastRenderedPageBreak/>
+        <w:t xml:space="preserve">Vim .env </w:t>
+      </w:r>
+      <w:proofErr w:type="spellStart"/>
+      <w:r>
+        <w:t>rồi</w:t>
+      </w:r>
+      <w:proofErr w:type="spellEnd"/>
+      <w:r>
+        <w:t xml:space="preserve"> add environment file </w:t>
+      </w:r>
+      <w:proofErr w:type="spellStart"/>
+      <w:r>
+        <w:t>vào</w:t>
+      </w:r>
+      <w:proofErr w:type="spellEnd"/>
+      <w:r>
+        <w:t xml:space="preserve"> </w:t>
+      </w:r>
+      <w:proofErr w:type="spellStart"/>
+      <w:r>
+        <w:t>trong</w:t>
+      </w:r>
+      <w:proofErr w:type="spellEnd"/>
+      <w:r>
+        <w:t xml:space="preserve"> ec2 instance </w:t>
+      </w:r>
     </w:p>
     <w:p>
       <w:pPr>
@@ -2404,7 +2471,6 @@
       </w:pPr>
       <w:proofErr w:type="spellStart"/>
       <w:r>
-        <w:lastRenderedPageBreak/>
         <w:t>Github</w:t>
       </w:r>
       <w:proofErr w:type="spellEnd"/>
@@ -2415,10 +2481,6 @@
     <w:p>
       <w:pPr>
         <w:pStyle w:val="ListParagraph"/>
-        <w:numPr>
-          <w:ilvl w:val="0"/>
-          <w:numId w:val="4"/>
-        </w:numPr>
       </w:pPr>
     </w:p>
     <w:sectPr>

--- a/Các bước.docx
+++ b/Các bước.docx
@@ -2351,10 +2351,10 @@
       </w:pPr>
       <w:r>
         <w:drawing>
-          <wp:inline distT="0" distB="0" distL="0" distR="0" wp14:anchorId="58345563" wp14:editId="312B0B58">
-            <wp:extent cx="5153660" cy="828249"/>
-            <wp:effectExtent l="0" t="0" r="0" b="0"/>
-            <wp:docPr id="1820726002" name="Picture 1"/>
+          <wp:inline distT="0" distB="0" distL="0" distR="0" wp14:anchorId="7134D6CE" wp14:editId="160F4181">
+            <wp:extent cx="5198110" cy="907906"/>
+            <wp:effectExtent l="0" t="0" r="2540" b="6985"/>
+            <wp:docPr id="367635788" name="Picture 1"/>
             <wp:cNvGraphicFramePr>
               <a:graphicFrameLocks xmlns:a="http://schemas.openxmlformats.org/drawingml/2006/main" noChangeAspect="1"/>
             </wp:cNvGraphicFramePr>
@@ -2362,7 +2362,7 @@
               <a:graphicData uri="http://schemas.openxmlformats.org/drawingml/2006/picture">
                 <pic:pic xmlns:pic="http://schemas.openxmlformats.org/drawingml/2006/picture">
                   <pic:nvPicPr>
-                    <pic:cNvPr id="1820726002" name=""/>
+                    <pic:cNvPr id="367635788" name=""/>
                     <pic:cNvPicPr/>
                   </pic:nvPicPr>
                   <pic:blipFill>
@@ -2374,7 +2374,7 @@
                   <pic:spPr>
                     <a:xfrm>
                       <a:off x="0" y="0"/>
-                      <a:ext cx="5170389" cy="830938"/>
+                      <a:ext cx="5209871" cy="909960"/>
                     </a:xfrm>
                     <a:prstGeom prst="rect">
                       <a:avLst/>
@@ -2396,6 +2396,7 @@
         </w:numPr>
       </w:pPr>
       <w:r>
+        <w:lastRenderedPageBreak/>
         <w:t xml:space="preserve">Push </w:t>
       </w:r>
       <w:proofErr w:type="spellStart"/>
@@ -2437,7 +2438,6 @@
         </w:numPr>
       </w:pPr>
       <w:r>
-        <w:lastRenderedPageBreak/>
         <w:t xml:space="preserve">Vim .env </w:t>
       </w:r>
       <w:proofErr w:type="spellStart"/>

--- a/Các bước.docx
+++ b/Các bước.docx
@@ -10,19 +10,9 @@
           <w:numId w:val="1"/>
         </w:numPr>
       </w:pPr>
-      <w:proofErr w:type="spellStart"/>
-      <w:r>
-        <w:t>Tải</w:t>
-      </w:r>
-      <w:proofErr w:type="spellEnd"/>
-      <w:r>
-        <w:t xml:space="preserve"> source code </w:t>
-      </w:r>
-      <w:proofErr w:type="spellStart"/>
-      <w:r>
-        <w:t>về</w:t>
-      </w:r>
-      <w:proofErr w:type="spellEnd"/>
+      <w:r>
+        <w:t>Tải source code về</w:t>
+      </w:r>
     </w:p>
     <w:p>
       <w:pPr>
@@ -32,29 +22,8 @@
           <w:numId w:val="1"/>
         </w:numPr>
       </w:pPr>
-      <w:proofErr w:type="spellStart"/>
-      <w:r>
-        <w:t>Npm</w:t>
-      </w:r>
-      <w:proofErr w:type="spellEnd"/>
-      <w:r>
-        <w:t xml:space="preserve"> install </w:t>
-      </w:r>
-      <w:proofErr w:type="spellStart"/>
-      <w:r>
-        <w:t>cho</w:t>
-      </w:r>
-      <w:proofErr w:type="spellEnd"/>
-      <w:r>
-        <w:t xml:space="preserve"> </w:t>
-      </w:r>
-      <w:proofErr w:type="spellStart"/>
-      <w:r>
-        <w:t>cả</w:t>
-      </w:r>
-      <w:proofErr w:type="spellEnd"/>
-      <w:r>
-        <w:t xml:space="preserve"> 2 source</w:t>
+      <w:r>
+        <w:t>Npm install cho cả 2 source</w:t>
       </w:r>
     </w:p>
     <w:p>
@@ -65,37 +34,8 @@
           <w:numId w:val="1"/>
         </w:numPr>
       </w:pPr>
-      <w:proofErr w:type="spellStart"/>
-      <w:r>
-        <w:t>Chạy</w:t>
-      </w:r>
-      <w:proofErr w:type="spellEnd"/>
-      <w:r>
-        <w:t xml:space="preserve"> </w:t>
-      </w:r>
-      <w:proofErr w:type="spellStart"/>
-      <w:r>
-        <w:t>thử</w:t>
-      </w:r>
-      <w:proofErr w:type="spellEnd"/>
-      <w:r>
-        <w:t xml:space="preserve"> </w:t>
-      </w:r>
-      <w:proofErr w:type="spellStart"/>
-      <w:r>
-        <w:t>cả</w:t>
-      </w:r>
-      <w:proofErr w:type="spellEnd"/>
-      <w:r>
-        <w:t xml:space="preserve"> backend </w:t>
-      </w:r>
-      <w:proofErr w:type="spellStart"/>
-      <w:r>
-        <w:t>và</w:t>
-      </w:r>
-      <w:proofErr w:type="spellEnd"/>
-      <w:r>
-        <w:t xml:space="preserve"> frontend</w:t>
+      <w:r>
+        <w:t>Chạy thử cả backend và frontend</w:t>
       </w:r>
     </w:p>
     <w:p>
@@ -106,13 +46,8 @@
           <w:numId w:val="1"/>
         </w:numPr>
       </w:pPr>
-      <w:proofErr w:type="spellStart"/>
-      <w:r>
-        <w:t>Npx</w:t>
-      </w:r>
-      <w:proofErr w:type="spellEnd"/>
-      <w:r>
-        <w:t xml:space="preserve"> </w:t>
+      <w:r>
+        <w:t xml:space="preserve">Npx </w:t>
       </w:r>
       <w:r>
         <w:t>react-scripts start</w:t>
@@ -149,53 +84,8 @@
           <w:numId w:val="1"/>
         </w:numPr>
       </w:pPr>
-      <w:proofErr w:type="spellStart"/>
-      <w:r>
-        <w:t>Tạo</w:t>
-      </w:r>
-      <w:proofErr w:type="spellEnd"/>
-      <w:r>
-        <w:t xml:space="preserve"> volume </w:t>
-      </w:r>
-      <w:proofErr w:type="spellStart"/>
-      <w:r>
-        <w:t>để</w:t>
-      </w:r>
-      <w:proofErr w:type="spellEnd"/>
-      <w:r>
-        <w:t xml:space="preserve"> </w:t>
-      </w:r>
-      <w:proofErr w:type="spellStart"/>
-      <w:r>
-        <w:t>cập</w:t>
-      </w:r>
-      <w:proofErr w:type="spellEnd"/>
-      <w:r>
-        <w:t xml:space="preserve"> </w:t>
-      </w:r>
-      <w:proofErr w:type="spellStart"/>
-      <w:r>
-        <w:t>nhật</w:t>
-      </w:r>
-      <w:proofErr w:type="spellEnd"/>
-      <w:r>
-        <w:t xml:space="preserve"> code </w:t>
-      </w:r>
-      <w:proofErr w:type="spellStart"/>
-      <w:r>
-        <w:t>cho</w:t>
-      </w:r>
-      <w:proofErr w:type="spellEnd"/>
-      <w:r>
-        <w:t xml:space="preserve"> </w:t>
-      </w:r>
-      <w:proofErr w:type="spellStart"/>
-      <w:r>
-        <w:t>nhanh</w:t>
-      </w:r>
-      <w:proofErr w:type="spellEnd"/>
-      <w:r>
-        <w:t xml:space="preserve"> </w:t>
+      <w:r>
+        <w:t xml:space="preserve">Tạo volume để cập nhật code cho nhanh </w:t>
       </w:r>
     </w:p>
     <w:p>
@@ -209,7 +99,6 @@
       <w:r>
         <w:t xml:space="preserve">docker volume create </w:t>
       </w:r>
-      <w:proofErr w:type="spellStart"/>
       <w:r>
         <w:rPr>
           <w:b/>
@@ -217,7 +106,6 @@
         </w:rPr>
         <w:t>capstone_volume</w:t>
       </w:r>
-      <w:proofErr w:type="spellEnd"/>
     </w:p>
     <w:p>
       <w:pPr>
@@ -285,13 +173,8 @@
           <w:numId w:val="1"/>
         </w:numPr>
       </w:pPr>
-      <w:proofErr w:type="spellStart"/>
-      <w:r>
-        <w:t>Tạo</w:t>
-      </w:r>
-      <w:proofErr w:type="spellEnd"/>
-      <w:r>
-        <w:t xml:space="preserve"> docker network:</w:t>
+      <w:r>
+        <w:t>Tạo docker network:</w:t>
       </w:r>
     </w:p>
     <w:p>
@@ -356,21 +239,8 @@
           <w:numId w:val="1"/>
         </w:numPr>
       </w:pPr>
-      <w:proofErr w:type="spellStart"/>
-      <w:r>
-        <w:t>Tạo</w:t>
-      </w:r>
-      <w:proofErr w:type="spellEnd"/>
-      <w:r>
-        <w:t xml:space="preserve"> </w:t>
-      </w:r>
-      <w:proofErr w:type="spellStart"/>
-      <w:r>
-        <w:t>Mongodb</w:t>
-      </w:r>
-      <w:proofErr w:type="spellEnd"/>
-      <w:r>
-        <w:t xml:space="preserve"> container</w:t>
+      <w:r>
+        <w:t>Tạo Mongodb container</w:t>
       </w:r>
     </w:p>
     <w:p>
@@ -428,23 +298,7 @@
         </w:numPr>
       </w:pPr>
       <w:r>
-        <w:t xml:space="preserve">Test </w:t>
-      </w:r>
-      <w:proofErr w:type="spellStart"/>
-      <w:r>
-        <w:t>trong</w:t>
-      </w:r>
-      <w:proofErr w:type="spellEnd"/>
-      <w:r>
-        <w:t xml:space="preserve"> </w:t>
-      </w:r>
-      <w:proofErr w:type="spellStart"/>
-      <w:r>
-        <w:t>tableplus</w:t>
-      </w:r>
-      <w:proofErr w:type="spellEnd"/>
-      <w:r>
-        <w:t xml:space="preserve"> </w:t>
+        <w:t xml:space="preserve">Test trong tableplus </w:t>
       </w:r>
     </w:p>
     <w:p>
@@ -501,13 +355,8 @@
           <w:numId w:val="1"/>
         </w:numPr>
       </w:pPr>
-      <w:proofErr w:type="spellStart"/>
-      <w:r>
-        <w:t>Sửa</w:t>
-      </w:r>
-      <w:proofErr w:type="spellEnd"/>
-      <w:r>
-        <w:t xml:space="preserve"> env</w:t>
+      <w:r>
+        <w:t>Sửa env</w:t>
       </w:r>
     </w:p>
     <w:p>
@@ -566,39 +415,7 @@
         </w:numPr>
       </w:pPr>
       <w:r>
-        <w:t xml:space="preserve">Test database </w:t>
-      </w:r>
-      <w:proofErr w:type="spellStart"/>
-      <w:r>
-        <w:t>sau</w:t>
-      </w:r>
-      <w:proofErr w:type="spellEnd"/>
-      <w:r>
-        <w:t xml:space="preserve"> </w:t>
-      </w:r>
-      <w:proofErr w:type="spellStart"/>
-      <w:r>
-        <w:t>khi</w:t>
-      </w:r>
-      <w:proofErr w:type="spellEnd"/>
-      <w:r>
-        <w:t xml:space="preserve"> </w:t>
-      </w:r>
-      <w:proofErr w:type="spellStart"/>
-      <w:r>
-        <w:t>khởi</w:t>
-      </w:r>
-      <w:proofErr w:type="spellEnd"/>
-      <w:r>
-        <w:t xml:space="preserve"> </w:t>
-      </w:r>
-      <w:proofErr w:type="spellStart"/>
-      <w:r>
-        <w:t>tạo</w:t>
-      </w:r>
-      <w:proofErr w:type="spellEnd"/>
-      <w:r>
-        <w:t xml:space="preserve"> task</w:t>
+        <w:t>Test database sau khi khởi tạo task</w:t>
       </w:r>
     </w:p>
     <w:p>
@@ -655,29 +472,8 @@
           <w:numId w:val="1"/>
         </w:numPr>
       </w:pPr>
-      <w:proofErr w:type="spellStart"/>
-      <w:r>
-        <w:t>Kết</w:t>
-      </w:r>
-      <w:proofErr w:type="spellEnd"/>
-      <w:r>
-        <w:t xml:space="preserve"> </w:t>
-      </w:r>
-      <w:proofErr w:type="spellStart"/>
-      <w:r>
-        <w:t>nối</w:t>
-      </w:r>
-      <w:proofErr w:type="spellEnd"/>
-      <w:r>
-        <w:t xml:space="preserve"> DB </w:t>
-      </w:r>
-      <w:proofErr w:type="spellStart"/>
-      <w:r>
-        <w:t>với</w:t>
-      </w:r>
-      <w:proofErr w:type="spellEnd"/>
-      <w:r>
-        <w:t xml:space="preserve"> network </w:t>
+      <w:r>
+        <w:t xml:space="preserve">Kết nối DB với network </w:t>
       </w:r>
     </w:p>
     <w:p>
@@ -742,69 +538,8 @@
           <w:numId w:val="2"/>
         </w:numPr>
       </w:pPr>
-      <w:proofErr w:type="spellStart"/>
-      <w:r>
-        <w:t>Tạo</w:t>
-      </w:r>
-      <w:proofErr w:type="spellEnd"/>
-      <w:r>
-        <w:t xml:space="preserve"> file </w:t>
-      </w:r>
-      <w:proofErr w:type="spellStart"/>
-      <w:r>
-        <w:t>dockerignore</w:t>
-      </w:r>
-      <w:proofErr w:type="spellEnd"/>
-      <w:r>
-        <w:t xml:space="preserve"> </w:t>
-      </w:r>
-      <w:proofErr w:type="spellStart"/>
-      <w:r>
-        <w:t>cho</w:t>
-      </w:r>
-      <w:proofErr w:type="spellEnd"/>
-      <w:r>
-        <w:t xml:space="preserve"> </w:t>
-      </w:r>
-      <w:proofErr w:type="spellStart"/>
-      <w:r>
-        <w:t>cả</w:t>
-      </w:r>
-      <w:proofErr w:type="spellEnd"/>
-      <w:r>
-        <w:t xml:space="preserve"> 2 source (</w:t>
-      </w:r>
-      <w:proofErr w:type="spellStart"/>
-      <w:r>
-        <w:t>thêm</w:t>
-      </w:r>
-      <w:proofErr w:type="spellEnd"/>
-      <w:r>
-        <w:t xml:space="preserve"> </w:t>
-      </w:r>
-      <w:proofErr w:type="spellStart"/>
-      <w:r>
-        <w:t>node_modules</w:t>
-      </w:r>
-      <w:proofErr w:type="spellEnd"/>
-      <w:r>
-        <w:t xml:space="preserve"> </w:t>
-      </w:r>
-      <w:proofErr w:type="spellStart"/>
-      <w:r>
-        <w:t>và</w:t>
-      </w:r>
-      <w:proofErr w:type="spellEnd"/>
-      <w:r>
-        <w:t xml:space="preserve"> env </w:t>
-      </w:r>
-      <w:proofErr w:type="spellStart"/>
-      <w:r>
-        <w:t>vào</w:t>
-      </w:r>
-      <w:proofErr w:type="spellEnd"/>
-      <w:r>
-        <w:t xml:space="preserve">) </w:t>
+      <w:r>
+        <w:t xml:space="preserve">Tạo file dockerignore cho cả 2 source (thêm node_modules và env vào) </w:t>
       </w:r>
     </w:p>
     <w:p>
@@ -815,37 +550,8 @@
           <w:numId w:val="2"/>
         </w:numPr>
       </w:pPr>
-      <w:proofErr w:type="spellStart"/>
-      <w:r>
-        <w:t>Tạo</w:t>
-      </w:r>
-      <w:proofErr w:type="spellEnd"/>
-      <w:r>
-        <w:t xml:space="preserve"> </w:t>
-      </w:r>
-      <w:proofErr w:type="spellStart"/>
-      <w:r>
-        <w:t>Dockerfile</w:t>
-      </w:r>
-      <w:proofErr w:type="spellEnd"/>
-      <w:r>
-        <w:t xml:space="preserve"> </w:t>
-      </w:r>
-      <w:proofErr w:type="spellStart"/>
-      <w:r>
-        <w:t>cho</w:t>
-      </w:r>
-      <w:proofErr w:type="spellEnd"/>
-      <w:r>
-        <w:t xml:space="preserve"> </w:t>
-      </w:r>
-      <w:proofErr w:type="spellStart"/>
-      <w:r>
-        <w:t>cả</w:t>
-      </w:r>
-      <w:proofErr w:type="spellEnd"/>
-      <w:r>
-        <w:t xml:space="preserve"> 2 source </w:t>
+      <w:r>
+        <w:t xml:space="preserve">Tạo Dockerfile cho cả 2 source </w:t>
       </w:r>
     </w:p>
     <w:p>
@@ -926,38 +632,9 @@
           <w:numId w:val="2"/>
         </w:numPr>
       </w:pPr>
-      <w:proofErr w:type="spellStart"/>
       <w:r>
         <w:lastRenderedPageBreak/>
-        <w:t>Đổi</w:t>
-      </w:r>
-      <w:proofErr w:type="spellEnd"/>
-      <w:r>
-        <w:t xml:space="preserve"> </w:t>
-      </w:r>
-      <w:proofErr w:type="spellStart"/>
-      <w:r>
-        <w:t>axios</w:t>
-      </w:r>
-      <w:proofErr w:type="spellEnd"/>
-      <w:r>
-        <w:t xml:space="preserve"> </w:t>
-      </w:r>
-      <w:proofErr w:type="spellStart"/>
-      <w:r>
-        <w:t>như</w:t>
-      </w:r>
-      <w:proofErr w:type="spellEnd"/>
-      <w:r>
-        <w:t xml:space="preserve"> </w:t>
-      </w:r>
-      <w:proofErr w:type="spellStart"/>
-      <w:r>
-        <w:t>sau</w:t>
-      </w:r>
-      <w:proofErr w:type="spellEnd"/>
-      <w:r>
-        <w:t xml:space="preserve"> </w:t>
+        <w:t xml:space="preserve">Đổi axios như sau </w:t>
       </w:r>
     </w:p>
     <w:p>
@@ -1014,13 +691,8 @@
           <w:numId w:val="2"/>
         </w:numPr>
       </w:pPr>
-      <w:proofErr w:type="spellStart"/>
-      <w:r>
-        <w:t>Npx</w:t>
-      </w:r>
-      <w:proofErr w:type="spellEnd"/>
-      <w:r>
-        <w:t xml:space="preserve"> </w:t>
+      <w:r>
+        <w:t xml:space="preserve">Npx </w:t>
       </w:r>
       <w:r>
         <w:t>react-scripts build</w:t>
@@ -1034,29 +706,8 @@
           <w:numId w:val="2"/>
         </w:numPr>
       </w:pPr>
-      <w:proofErr w:type="spellStart"/>
-      <w:r>
-        <w:t>Tạo</w:t>
-      </w:r>
-      <w:proofErr w:type="spellEnd"/>
-      <w:r>
-        <w:t xml:space="preserve"> </w:t>
-      </w:r>
-      <w:proofErr w:type="spellStart"/>
-      <w:r>
-        <w:t>Dockerfile</w:t>
-      </w:r>
-      <w:proofErr w:type="spellEnd"/>
-      <w:r>
-        <w:t xml:space="preserve"> </w:t>
-      </w:r>
-      <w:proofErr w:type="spellStart"/>
-      <w:r>
-        <w:t>trong</w:t>
-      </w:r>
-      <w:proofErr w:type="spellEnd"/>
-      <w:r>
-        <w:t xml:space="preserve"> folder build</w:t>
+      <w:r>
+        <w:t>Tạo Dockerfile trong folder build</w:t>
       </w:r>
     </w:p>
     <w:p>
@@ -1114,31 +765,7 @@
         </w:numPr>
       </w:pPr>
       <w:r>
-        <w:t xml:space="preserve">File </w:t>
-      </w:r>
-      <w:proofErr w:type="spellStart"/>
-      <w:r>
-        <w:t>Dockerfile</w:t>
-      </w:r>
-      <w:proofErr w:type="spellEnd"/>
-      <w:r>
-        <w:t xml:space="preserve"> </w:t>
-      </w:r>
-      <w:proofErr w:type="spellStart"/>
-      <w:r>
-        <w:t>như</w:t>
-      </w:r>
-      <w:proofErr w:type="spellEnd"/>
-      <w:r>
-        <w:t xml:space="preserve"> </w:t>
-      </w:r>
-      <w:proofErr w:type="spellStart"/>
-      <w:r>
-        <w:t>sau</w:t>
-      </w:r>
-      <w:proofErr w:type="spellEnd"/>
-      <w:r>
-        <w:t>:</w:t>
+        <w:t>File Dockerfile như sau:</w:t>
       </w:r>
     </w:p>
     <w:p>
@@ -1195,19 +822,9 @@
           <w:numId w:val="2"/>
         </w:numPr>
       </w:pPr>
-      <w:proofErr w:type="spellStart"/>
-      <w:r>
-        <w:t>Tạo</w:t>
-      </w:r>
-      <w:proofErr w:type="spellEnd"/>
-      <w:r>
-        <w:t xml:space="preserve"> docker-</w:t>
-      </w:r>
-      <w:proofErr w:type="spellStart"/>
-      <w:r>
-        <w:t>compose.yml</w:t>
-      </w:r>
-      <w:proofErr w:type="spellEnd"/>
+      <w:r>
+        <w:t>Tạo docker-compose.yml</w:t>
+      </w:r>
     </w:p>
     <w:p>
       <w:pPr>
@@ -1264,23 +881,7 @@
         </w:numPr>
       </w:pPr>
       <w:r>
-        <w:t xml:space="preserve">File </w:t>
-      </w:r>
-      <w:proofErr w:type="spellStart"/>
-      <w:r>
-        <w:t>như</w:t>
-      </w:r>
-      <w:proofErr w:type="spellEnd"/>
-      <w:r>
-        <w:t xml:space="preserve"> </w:t>
-      </w:r>
-      <w:proofErr w:type="spellStart"/>
-      <w:r>
-        <w:t>sau</w:t>
-      </w:r>
-      <w:proofErr w:type="spellEnd"/>
-      <w:r>
-        <w:t xml:space="preserve">: </w:t>
+        <w:t xml:space="preserve">File như sau: </w:t>
       </w:r>
     </w:p>
     <w:p>
@@ -1364,13 +965,8 @@
       <w:pPr>
         <w:pStyle w:val="Heading1"/>
       </w:pPr>
-      <w:proofErr w:type="spellStart"/>
-      <w:r>
-        <w:t>MongoDb</w:t>
-      </w:r>
-      <w:proofErr w:type="spellEnd"/>
-      <w:r>
-        <w:t xml:space="preserve"> atlas</w:t>
+      <w:r>
+        <w:t>MongoDb atlas</w:t>
       </w:r>
     </w:p>
     <w:p>
@@ -1381,13 +977,8 @@
           <w:numId w:val="3"/>
         </w:numPr>
       </w:pPr>
-      <w:proofErr w:type="spellStart"/>
-      <w:r>
-        <w:t>Tạo</w:t>
-      </w:r>
-      <w:proofErr w:type="spellEnd"/>
-      <w:r>
-        <w:t xml:space="preserve"> free cluster</w:t>
+      <w:r>
+        <w:t>Tạo free cluster</w:t>
       </w:r>
     </w:p>
     <w:p>
@@ -1437,64 +1028,14 @@
           <w:numId w:val="3"/>
         </w:numPr>
       </w:pPr>
-      <w:proofErr w:type="spellStart"/>
-      <w:r>
-        <w:t>Tạo</w:t>
-      </w:r>
-      <w:proofErr w:type="spellEnd"/>
-      <w:r>
-        <w:t xml:space="preserve"> User </w:t>
-      </w:r>
-      <w:proofErr w:type="spellStart"/>
-      <w:r>
-        <w:t>trong</w:t>
-      </w:r>
-      <w:proofErr w:type="spellEnd"/>
-      <w:r>
-        <w:t xml:space="preserve"> security access</w:t>
-      </w:r>
-      <w:r>
-        <w:t xml:space="preserve"> (</w:t>
-      </w:r>
-      <w:proofErr w:type="spellStart"/>
-      <w:r>
-        <w:t>bảo</w:t>
-      </w:r>
-      <w:proofErr w:type="spellEnd"/>
-      <w:r>
-        <w:t xml:space="preserve"> </w:t>
-      </w:r>
-      <w:proofErr w:type="spellStart"/>
-      <w:r>
-        <w:t>mật</w:t>
-      </w:r>
-      <w:proofErr w:type="spellEnd"/>
-      <w:r>
-        <w:t xml:space="preserve"> </w:t>
-      </w:r>
-      <w:proofErr w:type="spellStart"/>
-      <w:r>
-        <w:t>nên</w:t>
-      </w:r>
-      <w:proofErr w:type="spellEnd"/>
-      <w:r>
-        <w:t xml:space="preserve"> </w:t>
-      </w:r>
-      <w:proofErr w:type="spellStart"/>
-      <w:r>
-        <w:t>kh</w:t>
-      </w:r>
-      <w:proofErr w:type="spellEnd"/>
-      <w:r>
-        <w:t xml:space="preserve"> screenshot </w:t>
-      </w:r>
-      <w:proofErr w:type="spellStart"/>
-      <w:r>
-        <w:t>đc</w:t>
-      </w:r>
-      <w:proofErr w:type="spellEnd"/>
-      <w:r>
-        <w:t>)</w:t>
+      <w:r>
+        <w:t>Tạo User trong security access</w:t>
+      </w:r>
+      <w:r>
+        <w:t xml:space="preserve"> (bảo mật nên kh screenshot </w:t>
+      </w:r>
+      <w:r>
+        <w:t>đc)</w:t>
       </w:r>
     </w:p>
     <w:p>
@@ -1505,13 +1046,8 @@
           <w:numId w:val="3"/>
         </w:numPr>
       </w:pPr>
-      <w:proofErr w:type="spellStart"/>
-      <w:r>
-        <w:t>Lấy</w:t>
-      </w:r>
-      <w:proofErr w:type="spellEnd"/>
-      <w:r>
-        <w:t xml:space="preserve"> connection string</w:t>
+      <w:r>
+        <w:t>Lấy connection string</w:t>
       </w:r>
     </w:p>
     <w:p>
@@ -1522,29 +1058,8 @@
           <w:numId w:val="3"/>
         </w:numPr>
       </w:pPr>
-      <w:proofErr w:type="spellStart"/>
-      <w:r>
-        <w:t>Bỏ</w:t>
-      </w:r>
-      <w:proofErr w:type="spellEnd"/>
-      <w:r>
-        <w:t xml:space="preserve"> </w:t>
-      </w:r>
-      <w:proofErr w:type="spellStart"/>
-      <w:r>
-        <w:t>vào</w:t>
-      </w:r>
-      <w:proofErr w:type="spellEnd"/>
-      <w:r>
-        <w:t xml:space="preserve"> env </w:t>
-      </w:r>
-      <w:proofErr w:type="spellStart"/>
-      <w:r>
-        <w:t>của</w:t>
-      </w:r>
-      <w:proofErr w:type="spellEnd"/>
-      <w:r>
-        <w:t xml:space="preserve"> backend</w:t>
+      <w:r>
+        <w:t>Bỏ vào env của backend</w:t>
       </w:r>
     </w:p>
     <w:p>
@@ -1603,63 +1118,7 @@
         </w:numPr>
       </w:pPr>
       <w:r>
-        <w:t xml:space="preserve">=&gt; </w:t>
-      </w:r>
-      <w:proofErr w:type="spellStart"/>
-      <w:r>
-        <w:t>Kết</w:t>
-      </w:r>
-      <w:proofErr w:type="spellEnd"/>
-      <w:r>
-        <w:t xml:space="preserve"> </w:t>
-      </w:r>
-      <w:proofErr w:type="spellStart"/>
-      <w:r>
-        <w:t>nối</w:t>
-      </w:r>
-      <w:proofErr w:type="spellEnd"/>
-      <w:r>
-        <w:t xml:space="preserve"> </w:t>
-      </w:r>
-      <w:proofErr w:type="spellStart"/>
-      <w:r>
-        <w:t>thành</w:t>
-      </w:r>
-      <w:proofErr w:type="spellEnd"/>
-      <w:r>
-        <w:t xml:space="preserve"> </w:t>
-      </w:r>
-      <w:proofErr w:type="spellStart"/>
-      <w:r>
-        <w:t>công</w:t>
-      </w:r>
-      <w:proofErr w:type="spellEnd"/>
-      <w:r>
-        <w:t xml:space="preserve"> </w:t>
-      </w:r>
-      <w:proofErr w:type="spellStart"/>
-      <w:r>
-        <w:t>vào</w:t>
-      </w:r>
-      <w:proofErr w:type="spellEnd"/>
-      <w:r>
-        <w:t xml:space="preserve"> database </w:t>
-      </w:r>
-      <w:proofErr w:type="spellStart"/>
-      <w:r>
-        <w:t>từ</w:t>
-      </w:r>
-      <w:proofErr w:type="spellEnd"/>
-      <w:r>
-        <w:t xml:space="preserve"> front end </w:t>
-      </w:r>
-      <w:proofErr w:type="spellStart"/>
-      <w:r>
-        <w:t>và</w:t>
-      </w:r>
-      <w:proofErr w:type="spellEnd"/>
-      <w:r>
-        <w:t xml:space="preserve"> back end</w:t>
+        <w:t>=&gt; Kết nối thành công vào database từ front end và back end</w:t>
       </w:r>
     </w:p>
     <w:p>
@@ -1717,23 +1176,7 @@
         </w:numPr>
       </w:pPr>
       <w:r>
-        <w:t xml:space="preserve">=&gt; Data </w:t>
-      </w:r>
-      <w:proofErr w:type="spellStart"/>
-      <w:r>
-        <w:t>nằm</w:t>
-      </w:r>
-      <w:proofErr w:type="spellEnd"/>
-      <w:r>
-        <w:t xml:space="preserve"> </w:t>
-      </w:r>
-      <w:proofErr w:type="spellStart"/>
-      <w:r>
-        <w:t>trong</w:t>
-      </w:r>
-      <w:proofErr w:type="spellEnd"/>
-      <w:r>
-        <w:t xml:space="preserve"> cluster</w:t>
+        <w:t>=&gt; Data nằm trong cluster</w:t>
       </w:r>
     </w:p>
     <w:p/>
@@ -1754,29 +1197,8 @@
           <w:numId w:val="5"/>
         </w:numPr>
       </w:pPr>
-      <w:proofErr w:type="spellStart"/>
-      <w:r>
-        <w:t>Sửa</w:t>
-      </w:r>
-      <w:proofErr w:type="spellEnd"/>
-      <w:r>
-        <w:t xml:space="preserve"> </w:t>
-      </w:r>
-      <w:proofErr w:type="spellStart"/>
-      <w:r>
-        <w:t>package.json</w:t>
-      </w:r>
-      <w:proofErr w:type="spellEnd"/>
-      <w:r>
-        <w:t xml:space="preserve"> </w:t>
-      </w:r>
-      <w:proofErr w:type="spellStart"/>
-      <w:r>
-        <w:t>của</w:t>
-      </w:r>
-      <w:proofErr w:type="spellEnd"/>
-      <w:r>
-        <w:t xml:space="preserve"> backend:</w:t>
+      <w:r>
+        <w:t>Sửa package.json của backend:</w:t>
       </w:r>
     </w:p>
     <w:p>
@@ -1833,21 +1255,8 @@
           <w:numId w:val="5"/>
         </w:numPr>
       </w:pPr>
-      <w:proofErr w:type="spellStart"/>
-      <w:r>
-        <w:t>Sửa</w:t>
-      </w:r>
-      <w:proofErr w:type="spellEnd"/>
-      <w:r>
-        <w:t xml:space="preserve"> </w:t>
-      </w:r>
-      <w:proofErr w:type="spellStart"/>
-      <w:r>
-        <w:t>cors</w:t>
-      </w:r>
-      <w:proofErr w:type="spellEnd"/>
-      <w:r>
-        <w:t>:</w:t>
+      <w:r>
+        <w:t>Sửa cors:</w:t>
       </w:r>
     </w:p>
     <w:p>
@@ -1861,10 +1270,10 @@
       <w:r>
         <w:lastRenderedPageBreak/>
         <w:drawing>
-          <wp:inline distT="0" distB="0" distL="0" distR="0" wp14:anchorId="051B8BCC" wp14:editId="0CCEBCF2">
-            <wp:extent cx="3683189" cy="1016052"/>
+          <wp:inline distT="0" distB="0" distL="0" distR="0" wp14:anchorId="194331C6" wp14:editId="41D94428">
+            <wp:extent cx="5486682" cy="1073205"/>
             <wp:effectExtent l="0" t="0" r="0" b="0"/>
-            <wp:docPr id="2045536063" name="Picture 1"/>
+            <wp:docPr id="929553074" name="Picture 1"/>
             <wp:cNvGraphicFramePr>
               <a:graphicFrameLocks xmlns:a="http://schemas.openxmlformats.org/drawingml/2006/main" noChangeAspect="1"/>
             </wp:cNvGraphicFramePr>
@@ -1872,7 +1281,7 @@
               <a:graphicData uri="http://schemas.openxmlformats.org/drawingml/2006/picture">
                 <pic:pic xmlns:pic="http://schemas.openxmlformats.org/drawingml/2006/picture">
                   <pic:nvPicPr>
-                    <pic:cNvPr id="2045536063" name=""/>
+                    <pic:cNvPr id="929553074" name=""/>
                     <pic:cNvPicPr/>
                   </pic:nvPicPr>
                   <pic:blipFill>
@@ -1884,7 +1293,7 @@
                   <pic:spPr>
                     <a:xfrm>
                       <a:off x="0" y="0"/>
-                      <a:ext cx="3683189" cy="1016052"/>
+                      <a:ext cx="5486682" cy="1073205"/>
                     </a:xfrm>
                     <a:prstGeom prst="rect">
                       <a:avLst/>
@@ -1905,13 +1314,8 @@
           <w:numId w:val="5"/>
         </w:numPr>
       </w:pPr>
-      <w:proofErr w:type="spellStart"/>
-      <w:r>
-        <w:t>Sửa</w:t>
-      </w:r>
-      <w:proofErr w:type="spellEnd"/>
-      <w:r>
-        <w:t xml:space="preserve"> docker-compose: </w:t>
+      <w:r>
+        <w:t xml:space="preserve">Sửa docker-compose: </w:t>
       </w:r>
     </w:p>
     <w:p>
@@ -1968,29 +1372,8 @@
           <w:numId w:val="5"/>
         </w:numPr>
       </w:pPr>
-      <w:proofErr w:type="spellStart"/>
-      <w:r>
-        <w:t>Tạo</w:t>
-      </w:r>
-      <w:proofErr w:type="spellEnd"/>
-      <w:r>
-        <w:t xml:space="preserve"> EC2 instance </w:t>
-      </w:r>
-      <w:proofErr w:type="spellStart"/>
-      <w:r>
-        <w:t>với</w:t>
-      </w:r>
-      <w:proofErr w:type="spellEnd"/>
-      <w:r>
-        <w:t xml:space="preserve"> key pairs </w:t>
-      </w:r>
-      <w:proofErr w:type="spellStart"/>
-      <w:r>
-        <w:t>và</w:t>
-      </w:r>
-      <w:proofErr w:type="spellEnd"/>
-      <w:r>
-        <w:t xml:space="preserve"> ssh</w:t>
+      <w:r>
+        <w:t>Tạo EC2 instance với key pairs và ssh</w:t>
       </w:r>
     </w:p>
     <w:p>
@@ -2001,13 +1384,8 @@
           <w:numId w:val="5"/>
         </w:numPr>
       </w:pPr>
-      <w:proofErr w:type="spellStart"/>
-      <w:r>
-        <w:t>Sửa</w:t>
-      </w:r>
-      <w:proofErr w:type="spellEnd"/>
-      <w:r>
-        <w:t xml:space="preserve"> frontend axios.js</w:t>
+      <w:r>
+        <w:t>Sửa frontend axios.js</w:t>
       </w:r>
     </w:p>
     <w:p>
@@ -2020,10 +1398,10 @@
       </w:pPr>
       <w:r>
         <w:drawing>
-          <wp:inline distT="0" distB="0" distL="0" distR="0" wp14:anchorId="1C5B105A" wp14:editId="6C8F12FA">
-            <wp:extent cx="5486682" cy="1073205"/>
+          <wp:inline distT="0" distB="0" distL="0" distR="0" wp14:anchorId="4C4F6648" wp14:editId="1D13AB08">
+            <wp:extent cx="3619686" cy="1111307"/>
             <wp:effectExtent l="0" t="0" r="0" b="0"/>
-            <wp:docPr id="929553074" name="Picture 1"/>
+            <wp:docPr id="2054724385" name="Picture 1"/>
             <wp:cNvGraphicFramePr>
               <a:graphicFrameLocks xmlns:a="http://schemas.openxmlformats.org/drawingml/2006/main" noChangeAspect="1"/>
             </wp:cNvGraphicFramePr>
@@ -2031,7 +1409,7 @@
               <a:graphicData uri="http://schemas.openxmlformats.org/drawingml/2006/picture">
                 <pic:pic xmlns:pic="http://schemas.openxmlformats.org/drawingml/2006/picture">
                   <pic:nvPicPr>
-                    <pic:cNvPr id="929553074" name=""/>
+                    <pic:cNvPr id="2054724385" name=""/>
                     <pic:cNvPicPr/>
                   </pic:nvPicPr>
                   <pic:blipFill>
@@ -2043,7 +1421,7 @@
                   <pic:spPr>
                     <a:xfrm>
                       <a:off x="0" y="0"/>
-                      <a:ext cx="5486682" cy="1073205"/>
+                      <a:ext cx="3619686" cy="1111307"/>
                     </a:xfrm>
                     <a:prstGeom prst="rect">
                       <a:avLst/>
@@ -2064,43 +1442,9 @@
           <w:numId w:val="5"/>
         </w:numPr>
       </w:pPr>
-      <w:proofErr w:type="spellStart"/>
-      <w:r>
-        <w:t>Đăng</w:t>
-      </w:r>
-      <w:proofErr w:type="spellEnd"/>
-      <w:r>
-        <w:t xml:space="preserve"> </w:t>
-      </w:r>
-      <w:proofErr w:type="spellStart"/>
-      <w:r>
-        <w:t>nhập</w:t>
-      </w:r>
-      <w:proofErr w:type="spellEnd"/>
-      <w:r>
-        <w:t xml:space="preserve"> </w:t>
-      </w:r>
-      <w:proofErr w:type="spellStart"/>
-      <w:r>
-        <w:t>vào</w:t>
-      </w:r>
-      <w:proofErr w:type="spellEnd"/>
-      <w:r>
-        <w:t xml:space="preserve"> ec2 </w:t>
-      </w:r>
-      <w:proofErr w:type="spellStart"/>
-      <w:r>
-        <w:t>trên</w:t>
-      </w:r>
-      <w:proofErr w:type="spellEnd"/>
-      <w:r>
-        <w:t xml:space="preserve"> </w:t>
-      </w:r>
-      <w:proofErr w:type="spellStart"/>
-      <w:r>
-        <w:t>termius</w:t>
-      </w:r>
-      <w:proofErr w:type="spellEnd"/>
+      <w:r>
+        <w:t>Đăng nhập vào ec2 trên termius</w:t>
+      </w:r>
     </w:p>
     <w:p>
       <w:pPr>
@@ -2157,23 +1501,7 @@
         </w:numPr>
       </w:pPr>
       <w:r>
-        <w:t xml:space="preserve">Cài </w:t>
-      </w:r>
-      <w:proofErr w:type="spellStart"/>
-      <w:r>
-        <w:t>đặt</w:t>
-      </w:r>
-      <w:proofErr w:type="spellEnd"/>
-      <w:r>
-        <w:t xml:space="preserve"> docker </w:t>
-      </w:r>
-      <w:proofErr w:type="spellStart"/>
-      <w:r>
-        <w:t>và</w:t>
-      </w:r>
-      <w:proofErr w:type="spellEnd"/>
-      <w:r>
-        <w:t xml:space="preserve"> docker-compose </w:t>
+        <w:t xml:space="preserve">Cài đặt docker và docker-compose </w:t>
       </w:r>
     </w:p>
     <w:p>
@@ -2184,22 +1512,12 @@
           <w:numId w:val="5"/>
         </w:numPr>
       </w:pPr>
-      <w:proofErr w:type="spellStart"/>
       <w:r>
         <w:t>s</w:t>
       </w:r>
       <w:r>
-        <w:t>udo</w:t>
-      </w:r>
-      <w:proofErr w:type="spellEnd"/>
-      <w:r>
-        <w:t xml:space="preserve"> </w:t>
-      </w:r>
-      <w:proofErr w:type="spellStart"/>
-      <w:r>
-        <w:t>su</w:t>
-      </w:r>
-      <w:proofErr w:type="spellEnd"/>
+        <w:t>udo su</w:t>
+      </w:r>
     </w:p>
     <w:p>
       <w:pPr>
@@ -2237,23 +1555,7 @@
         </w:numPr>
       </w:pPr>
       <w:r>
-        <w:t>curl -L "https://github.com/docker/compose/releases/latest/download/docker-compose-$(uname -s)-$(</w:t>
-      </w:r>
-      <w:proofErr w:type="spellStart"/>
-      <w:r>
-        <w:t>uname</w:t>
-      </w:r>
-      <w:proofErr w:type="spellEnd"/>
-      <w:r>
-        <w:t xml:space="preserve"> -m)" -o /</w:t>
-      </w:r>
-      <w:proofErr w:type="spellStart"/>
-      <w:r>
-        <w:t>usr</w:t>
-      </w:r>
-      <w:proofErr w:type="spellEnd"/>
-      <w:r>
-        <w:t>/local/bin/docker-compose</w:t>
+        <w:t>curl -L "https://github.com/docker/compose/releases/latest/download/docker-compose-$(uname -s)-$(uname -m)" -o /usr/local/bin/docker-compose</w:t>
       </w:r>
     </w:p>
     <w:p>
@@ -2264,21 +1566,8 @@
           <w:numId w:val="5"/>
         </w:numPr>
       </w:pPr>
-      <w:proofErr w:type="spellStart"/>
-      <w:r>
-        <w:t>chmod</w:t>
-      </w:r>
-      <w:proofErr w:type="spellEnd"/>
-      <w:r>
-        <w:t xml:space="preserve"> 755 /</w:t>
-      </w:r>
-      <w:proofErr w:type="spellStart"/>
-      <w:r>
-        <w:t>usr</w:t>
-      </w:r>
-      <w:proofErr w:type="spellEnd"/>
-      <w:r>
-        <w:t>/local/bin/docker-compose</w:t>
+      <w:r>
+        <w:t>chmod 755 /usr/local/bin/docker-compose</w:t>
       </w:r>
     </w:p>
     <w:p>
@@ -2289,56 +1578,11 @@
           <w:numId w:val="5"/>
         </w:numPr>
       </w:pPr>
-      <w:proofErr w:type="spellStart"/>
       <w:r>
         <w:t>C</w:t>
       </w:r>
       <w:r>
-        <w:t>hỉnh</w:t>
-      </w:r>
-      <w:proofErr w:type="spellEnd"/>
-      <w:r>
-        <w:t xml:space="preserve"> Inbound </w:t>
-      </w:r>
-      <w:proofErr w:type="spellStart"/>
-      <w:r>
-        <w:t>để</w:t>
-      </w:r>
-      <w:proofErr w:type="spellEnd"/>
-      <w:r>
-        <w:t xml:space="preserve"> Public port </w:t>
-      </w:r>
-      <w:proofErr w:type="spellStart"/>
-      <w:r>
-        <w:t>cho</w:t>
-      </w:r>
-      <w:proofErr w:type="spellEnd"/>
-      <w:r>
-        <w:t xml:space="preserve"> </w:t>
-      </w:r>
-      <w:proofErr w:type="spellStart"/>
-      <w:r>
-        <w:t>người</w:t>
-      </w:r>
-      <w:proofErr w:type="spellEnd"/>
-      <w:r>
-        <w:t xml:space="preserve"> </w:t>
-      </w:r>
-      <w:proofErr w:type="spellStart"/>
-      <w:r>
-        <w:t>dùng</w:t>
-      </w:r>
-      <w:proofErr w:type="spellEnd"/>
-      <w:r>
-        <w:t xml:space="preserve"> </w:t>
-      </w:r>
-      <w:proofErr w:type="spellStart"/>
-      <w:r>
-        <w:t>thấy</w:t>
-      </w:r>
-      <w:proofErr w:type="spellEnd"/>
-      <w:r>
-        <w:t xml:space="preserve"> app </w:t>
+        <w:t xml:space="preserve">hỉnh Inbound để Public port cho người dùng thấy app </w:t>
       </w:r>
     </w:p>
     <w:p>
@@ -2397,37 +1641,8 @@
       </w:pPr>
       <w:r>
         <w:lastRenderedPageBreak/>
-        <w:t xml:space="preserve">Push </w:t>
-      </w:r>
-      <w:proofErr w:type="spellStart"/>
-      <w:r>
-        <w:t>lên</w:t>
-      </w:r>
-      <w:proofErr w:type="spellEnd"/>
-      <w:r>
-        <w:t xml:space="preserve"> </w:t>
-      </w:r>
-      <w:proofErr w:type="spellStart"/>
-      <w:r>
-        <w:t>github</w:t>
-      </w:r>
-      <w:proofErr w:type="spellEnd"/>
-      <w:r>
-        <w:t xml:space="preserve"> </w:t>
-      </w:r>
-      <w:proofErr w:type="spellStart"/>
-      <w:r>
-        <w:t>rồi</w:t>
-      </w:r>
-      <w:proofErr w:type="spellEnd"/>
-      <w:r>
-        <w:t xml:space="preserve"> clone </w:t>
-      </w:r>
-      <w:proofErr w:type="spellStart"/>
-      <w:r>
-        <w:t>về</w:t>
-      </w:r>
-      <w:proofErr w:type="spellEnd"/>
+        <w:t>Push lên github rồi clone về</w:t>
+      </w:r>
     </w:p>
     <w:p>
       <w:pPr>
@@ -2438,44 +1653,15 @@
         </w:numPr>
       </w:pPr>
       <w:r>
-        <w:t xml:space="preserve">Vim .env </w:t>
-      </w:r>
-      <w:proofErr w:type="spellStart"/>
-      <w:r>
-        <w:t>rồi</w:t>
-      </w:r>
-      <w:proofErr w:type="spellEnd"/>
-      <w:r>
-        <w:t xml:space="preserve"> add environment file </w:t>
-      </w:r>
-      <w:proofErr w:type="spellStart"/>
-      <w:r>
-        <w:t>vào</w:t>
-      </w:r>
-      <w:proofErr w:type="spellEnd"/>
-      <w:r>
-        <w:t xml:space="preserve"> </w:t>
-      </w:r>
-      <w:proofErr w:type="spellStart"/>
-      <w:r>
-        <w:t>trong</w:t>
-      </w:r>
-      <w:proofErr w:type="spellEnd"/>
-      <w:r>
-        <w:t xml:space="preserve"> ec2 instance </w:t>
+        <w:t xml:space="preserve">Vim .env rồi add environment file vào trong ec2 instance </w:t>
       </w:r>
     </w:p>
     <w:p>
       <w:pPr>
         <w:pStyle w:val="Heading1"/>
       </w:pPr>
-      <w:proofErr w:type="spellStart"/>
-      <w:r>
-        <w:t>Github</w:t>
-      </w:r>
-      <w:proofErr w:type="spellEnd"/>
-      <w:r>
-        <w:t xml:space="preserve"> Action/Jenkins</w:t>
+      <w:r>
+        <w:t>Github Action/Jenkins</w:t>
       </w:r>
     </w:p>
     <w:p>

--- a/Các bước.docx
+++ b/Các bước.docx
@@ -10,9 +10,19 @@
           <w:numId w:val="1"/>
         </w:numPr>
       </w:pPr>
-      <w:r>
-        <w:t>Tải source code về</w:t>
-      </w:r>
+      <w:proofErr w:type="spellStart"/>
+      <w:r>
+        <w:t>Tải</w:t>
+      </w:r>
+      <w:proofErr w:type="spellEnd"/>
+      <w:r>
+        <w:t xml:space="preserve"> source code </w:t>
+      </w:r>
+      <w:proofErr w:type="spellStart"/>
+      <w:r>
+        <w:t>về</w:t>
+      </w:r>
+      <w:proofErr w:type="spellEnd"/>
     </w:p>
     <w:p>
       <w:pPr>
@@ -22,8 +32,29 @@
           <w:numId w:val="1"/>
         </w:numPr>
       </w:pPr>
-      <w:r>
-        <w:t>Npm install cho cả 2 source</w:t>
+      <w:proofErr w:type="spellStart"/>
+      <w:r>
+        <w:t>Npm</w:t>
+      </w:r>
+      <w:proofErr w:type="spellEnd"/>
+      <w:r>
+        <w:t xml:space="preserve"> install </w:t>
+      </w:r>
+      <w:proofErr w:type="spellStart"/>
+      <w:r>
+        <w:t>cho</w:t>
+      </w:r>
+      <w:proofErr w:type="spellEnd"/>
+      <w:r>
+        <w:t xml:space="preserve"> </w:t>
+      </w:r>
+      <w:proofErr w:type="spellStart"/>
+      <w:r>
+        <w:t>cả</w:t>
+      </w:r>
+      <w:proofErr w:type="spellEnd"/>
+      <w:r>
+        <w:t xml:space="preserve"> 2 source</w:t>
       </w:r>
     </w:p>
     <w:p>
@@ -34,8 +65,37 @@
           <w:numId w:val="1"/>
         </w:numPr>
       </w:pPr>
-      <w:r>
-        <w:t>Chạy thử cả backend và frontend</w:t>
+      <w:proofErr w:type="spellStart"/>
+      <w:r>
+        <w:t>Chạy</w:t>
+      </w:r>
+      <w:proofErr w:type="spellEnd"/>
+      <w:r>
+        <w:t xml:space="preserve"> </w:t>
+      </w:r>
+      <w:proofErr w:type="spellStart"/>
+      <w:r>
+        <w:t>thử</w:t>
+      </w:r>
+      <w:proofErr w:type="spellEnd"/>
+      <w:r>
+        <w:t xml:space="preserve"> </w:t>
+      </w:r>
+      <w:proofErr w:type="spellStart"/>
+      <w:r>
+        <w:t>cả</w:t>
+      </w:r>
+      <w:proofErr w:type="spellEnd"/>
+      <w:r>
+        <w:t xml:space="preserve"> backend </w:t>
+      </w:r>
+      <w:proofErr w:type="spellStart"/>
+      <w:r>
+        <w:t>và</w:t>
+      </w:r>
+      <w:proofErr w:type="spellEnd"/>
+      <w:r>
+        <w:t xml:space="preserve"> frontend</w:t>
       </w:r>
     </w:p>
     <w:p>
@@ -46,8 +106,13 @@
           <w:numId w:val="1"/>
         </w:numPr>
       </w:pPr>
-      <w:r>
-        <w:t xml:space="preserve">Npx </w:t>
+      <w:proofErr w:type="spellStart"/>
+      <w:r>
+        <w:t>Npx</w:t>
+      </w:r>
+      <w:proofErr w:type="spellEnd"/>
+      <w:r>
+        <w:t xml:space="preserve"> </w:t>
       </w:r>
       <w:r>
         <w:t>react-scripts start</w:t>
@@ -84,97 +149,13 @@
           <w:numId w:val="1"/>
         </w:numPr>
       </w:pPr>
-      <w:r>
-        <w:t xml:space="preserve">Tạo volume để cập nhật code cho nhanh </w:t>
-      </w:r>
-    </w:p>
-    <w:p>
-      <w:pPr>
-        <w:pStyle w:val="ListParagraph"/>
-        <w:numPr>
-          <w:ilvl w:val="1"/>
-          <w:numId w:val="1"/>
-        </w:numPr>
-      </w:pPr>
-      <w:r>
-        <w:t xml:space="preserve">docker volume create </w:t>
-      </w:r>
-      <w:r>
-        <w:rPr>
-          <w:b/>
-          <w:bCs/>
-        </w:rPr>
-        <w:t>capstone_volume</w:t>
-      </w:r>
-    </w:p>
-    <w:p>
-      <w:pPr>
-        <w:pStyle w:val="ListParagraph"/>
-        <w:numPr>
-          <w:ilvl w:val="1"/>
-          <w:numId w:val="1"/>
-        </w:numPr>
-      </w:pPr>
-      <w:r>
-        <w:t>docker volume ls</w:t>
-      </w:r>
-    </w:p>
-    <w:p>
-      <w:pPr>
-        <w:pStyle w:val="ListParagraph"/>
-        <w:numPr>
-          <w:ilvl w:val="2"/>
-          <w:numId w:val="1"/>
-        </w:numPr>
-      </w:pPr>
-      <w:r>
-        <w:drawing>
-          <wp:inline distT="0" distB="0" distL="0" distR="0" wp14:anchorId="2197CB19" wp14:editId="575742DD">
-            <wp:extent cx="3562533" cy="1301817"/>
-            <wp:effectExtent l="0" t="0" r="0" b="0"/>
-            <wp:docPr id="1788188730" name="Picture 1"/>
-            <wp:cNvGraphicFramePr>
-              <a:graphicFrameLocks xmlns:a="http://schemas.openxmlformats.org/drawingml/2006/main" noChangeAspect="1"/>
-            </wp:cNvGraphicFramePr>
-            <a:graphic xmlns:a="http://schemas.openxmlformats.org/drawingml/2006/main">
-              <a:graphicData uri="http://schemas.openxmlformats.org/drawingml/2006/picture">
-                <pic:pic xmlns:pic="http://schemas.openxmlformats.org/drawingml/2006/picture">
-                  <pic:nvPicPr>
-                    <pic:cNvPr id="1788188730" name=""/>
-                    <pic:cNvPicPr/>
-                  </pic:nvPicPr>
-                  <pic:blipFill>
-                    <a:blip r:embed="rId5"/>
-                    <a:stretch>
-                      <a:fillRect/>
-                    </a:stretch>
-                  </pic:blipFill>
-                  <pic:spPr>
-                    <a:xfrm>
-                      <a:off x="0" y="0"/>
-                      <a:ext cx="3562533" cy="1301817"/>
-                    </a:xfrm>
-                    <a:prstGeom prst="rect">
-                      <a:avLst/>
-                    </a:prstGeom>
-                  </pic:spPr>
-                </pic:pic>
-              </a:graphicData>
-            </a:graphic>
-          </wp:inline>
-        </w:drawing>
-      </w:r>
-    </w:p>
-    <w:p>
-      <w:pPr>
-        <w:pStyle w:val="ListParagraph"/>
-        <w:numPr>
-          <w:ilvl w:val="0"/>
-          <w:numId w:val="1"/>
-        </w:numPr>
-      </w:pPr>
-      <w:r>
-        <w:t>Tạo docker network:</w:t>
+      <w:proofErr w:type="spellStart"/>
+      <w:r>
+        <w:t>Tạo</w:t>
+      </w:r>
+      <w:proofErr w:type="spellEnd"/>
+      <w:r>
+        <w:t xml:space="preserve"> docker network:</w:t>
       </w:r>
     </w:p>
     <w:p>
@@ -202,7 +183,7 @@
                     <pic:cNvPicPr/>
                   </pic:nvPicPr>
                   <pic:blipFill>
-                    <a:blip r:embed="rId6"/>
+                    <a:blip r:embed="rId5"/>
                     <a:stretch>
                       <a:fillRect/>
                     </a:stretch>
@@ -239,8 +220,21 @@
           <w:numId w:val="1"/>
         </w:numPr>
       </w:pPr>
-      <w:r>
-        <w:t>Tạo Mongodb container</w:t>
+      <w:proofErr w:type="spellStart"/>
+      <w:r>
+        <w:t>Tạo</w:t>
+      </w:r>
+      <w:proofErr w:type="spellEnd"/>
+      <w:r>
+        <w:t xml:space="preserve"> </w:t>
+      </w:r>
+      <w:proofErr w:type="spellStart"/>
+      <w:r>
+        <w:t>Mongodb</w:t>
+      </w:r>
+      <w:proofErr w:type="spellEnd"/>
+      <w:r>
+        <w:t xml:space="preserve"> container</w:t>
       </w:r>
     </w:p>
     <w:p>
@@ -268,7 +262,7 @@
                     <pic:cNvPicPr/>
                   </pic:nvPicPr>
                   <pic:blipFill>
-                    <a:blip r:embed="rId7"/>
+                    <a:blip r:embed="rId6"/>
                     <a:stretch>
                       <a:fillRect/>
                     </a:stretch>
@@ -298,7 +292,23 @@
         </w:numPr>
       </w:pPr>
       <w:r>
-        <w:t xml:space="preserve">Test trong tableplus </w:t>
+        <w:t xml:space="preserve">Test </w:t>
+      </w:r>
+      <w:proofErr w:type="spellStart"/>
+      <w:r>
+        <w:t>trong</w:t>
+      </w:r>
+      <w:proofErr w:type="spellEnd"/>
+      <w:r>
+        <w:t xml:space="preserve"> </w:t>
+      </w:r>
+      <w:proofErr w:type="spellStart"/>
+      <w:r>
+        <w:t>tableplus</w:t>
+      </w:r>
+      <w:proofErr w:type="spellEnd"/>
+      <w:r>
+        <w:t xml:space="preserve"> </w:t>
       </w:r>
     </w:p>
     <w:p>
@@ -326,7 +336,7 @@
                     <pic:cNvPicPr/>
                   </pic:nvPicPr>
                   <pic:blipFill>
-                    <a:blip r:embed="rId8"/>
+                    <a:blip r:embed="rId7"/>
                     <a:stretch>
                       <a:fillRect/>
                     </a:stretch>
@@ -355,8 +365,13 @@
           <w:numId w:val="1"/>
         </w:numPr>
       </w:pPr>
-      <w:r>
-        <w:t>Sửa env</w:t>
+      <w:proofErr w:type="spellStart"/>
+      <w:r>
+        <w:t>Sửa</w:t>
+      </w:r>
+      <w:proofErr w:type="spellEnd"/>
+      <w:r>
+        <w:t xml:space="preserve"> env</w:t>
       </w:r>
     </w:p>
     <w:p>
@@ -368,7 +383,6 @@
         </w:numPr>
       </w:pPr>
       <w:r>
-        <w:lastRenderedPageBreak/>
         <w:drawing>
           <wp:inline distT="0" distB="0" distL="0" distR="0" wp14:anchorId="27D065A3" wp14:editId="72824CA3">
             <wp:extent cx="5016500" cy="1167362"/>
@@ -385,7 +399,7 @@
                     <pic:cNvPicPr/>
                   </pic:nvPicPr>
                   <pic:blipFill>
-                    <a:blip r:embed="rId9"/>
+                    <a:blip r:embed="rId8"/>
                     <a:stretch>
                       <a:fillRect/>
                     </a:stretch>
@@ -414,8 +428,29 @@
           <w:numId w:val="1"/>
         </w:numPr>
       </w:pPr>
-      <w:r>
-        <w:t>Test database sau khi khởi tạo task</w:t>
+      <w:proofErr w:type="spellStart"/>
+      <w:r>
+        <w:t>Kết</w:t>
+      </w:r>
+      <w:proofErr w:type="spellEnd"/>
+      <w:r>
+        <w:t xml:space="preserve"> </w:t>
+      </w:r>
+      <w:proofErr w:type="spellStart"/>
+      <w:r>
+        <w:t>nối</w:t>
+      </w:r>
+      <w:proofErr w:type="spellEnd"/>
+      <w:r>
+        <w:t xml:space="preserve"> DB </w:t>
+      </w:r>
+      <w:proofErr w:type="spellStart"/>
+      <w:r>
+        <w:t>với</w:t>
+      </w:r>
+      <w:proofErr w:type="spellEnd"/>
+      <w:r>
+        <w:t xml:space="preserve"> network </w:t>
       </w:r>
     </w:p>
     <w:p>
@@ -428,7 +463,98 @@
       </w:pPr>
       <w:r>
         <w:drawing>
-          <wp:inline distT="0" distB="0" distL="0" distR="0" wp14:anchorId="3CB660EF" wp14:editId="1F056B5C">
+          <wp:inline distT="0" distB="0" distL="0" distR="0" wp14:anchorId="4CA6DAC4" wp14:editId="382371DD">
+            <wp:extent cx="5512083" cy="444523"/>
+            <wp:effectExtent l="0" t="0" r="0" b="0"/>
+            <wp:docPr id="292507475" name="Picture 1"/>
+            <wp:cNvGraphicFramePr>
+              <a:graphicFrameLocks xmlns:a="http://schemas.openxmlformats.org/drawingml/2006/main" noChangeAspect="1"/>
+            </wp:cNvGraphicFramePr>
+            <a:graphic xmlns:a="http://schemas.openxmlformats.org/drawingml/2006/main">
+              <a:graphicData uri="http://schemas.openxmlformats.org/drawingml/2006/picture">
+                <pic:pic xmlns:pic="http://schemas.openxmlformats.org/drawingml/2006/picture">
+                  <pic:nvPicPr>
+                    <pic:cNvPr id="292507475" name=""/>
+                    <pic:cNvPicPr/>
+                  </pic:nvPicPr>
+                  <pic:blipFill>
+                    <a:blip r:embed="rId9"/>
+                    <a:stretch>
+                      <a:fillRect/>
+                    </a:stretch>
+                  </pic:blipFill>
+                  <pic:spPr>
+                    <a:xfrm>
+                      <a:off x="0" y="0"/>
+                      <a:ext cx="5512083" cy="444523"/>
+                    </a:xfrm>
+                    <a:prstGeom prst="rect">
+                      <a:avLst/>
+                    </a:prstGeom>
+                  </pic:spPr>
+                </pic:pic>
+              </a:graphicData>
+            </a:graphic>
+          </wp:inline>
+        </w:drawing>
+      </w:r>
+    </w:p>
+    <w:p>
+      <w:pPr>
+        <w:pStyle w:val="ListParagraph"/>
+        <w:numPr>
+          <w:ilvl w:val="0"/>
+          <w:numId w:val="1"/>
+        </w:numPr>
+      </w:pPr>
+      <w:r>
+        <w:t xml:space="preserve">Test database </w:t>
+      </w:r>
+      <w:proofErr w:type="spellStart"/>
+      <w:r>
+        <w:t>sau</w:t>
+      </w:r>
+      <w:proofErr w:type="spellEnd"/>
+      <w:r>
+        <w:t xml:space="preserve"> </w:t>
+      </w:r>
+      <w:proofErr w:type="spellStart"/>
+      <w:r>
+        <w:t>khi</w:t>
+      </w:r>
+      <w:proofErr w:type="spellEnd"/>
+      <w:r>
+        <w:t xml:space="preserve"> </w:t>
+      </w:r>
+      <w:proofErr w:type="spellStart"/>
+      <w:r>
+        <w:t>khởi</w:t>
+      </w:r>
+      <w:proofErr w:type="spellEnd"/>
+      <w:r>
+        <w:t xml:space="preserve"> </w:t>
+      </w:r>
+      <w:proofErr w:type="spellStart"/>
+      <w:r>
+        <w:t>tạo</w:t>
+      </w:r>
+      <w:proofErr w:type="spellEnd"/>
+      <w:r>
+        <w:t xml:space="preserve"> task</w:t>
+      </w:r>
+    </w:p>
+    <w:p>
+      <w:pPr>
+        <w:pStyle w:val="ListParagraph"/>
+        <w:numPr>
+          <w:ilvl w:val="1"/>
+          <w:numId w:val="1"/>
+        </w:numPr>
+      </w:pPr>
+      <w:r>
+        <w:lastRenderedPageBreak/>
+        <w:drawing>
+          <wp:inline distT="0" distB="0" distL="0" distR="0" wp14:anchorId="34DBEFCB" wp14:editId="748B1F8D">
             <wp:extent cx="4912360" cy="3268648"/>
             <wp:effectExtent l="0" t="0" r="2540" b="8255"/>
             <wp:docPr id="434253647" name="Picture 1"/>
@@ -466,64 +592,6 @@
     </w:p>
     <w:p>
       <w:pPr>
-        <w:pStyle w:val="ListParagraph"/>
-        <w:numPr>
-          <w:ilvl w:val="0"/>
-          <w:numId w:val="1"/>
-        </w:numPr>
-      </w:pPr>
-      <w:r>
-        <w:t xml:space="preserve">Kết nối DB với network </w:t>
-      </w:r>
-    </w:p>
-    <w:p>
-      <w:pPr>
-        <w:pStyle w:val="ListParagraph"/>
-        <w:numPr>
-          <w:ilvl w:val="1"/>
-          <w:numId w:val="1"/>
-        </w:numPr>
-      </w:pPr>
-      <w:r>
-        <w:drawing>
-          <wp:inline distT="0" distB="0" distL="0" distR="0" wp14:anchorId="4CA6DAC4" wp14:editId="382371DD">
-            <wp:extent cx="5512083" cy="444523"/>
-            <wp:effectExtent l="0" t="0" r="0" b="0"/>
-            <wp:docPr id="292507475" name="Picture 1"/>
-            <wp:cNvGraphicFramePr>
-              <a:graphicFrameLocks xmlns:a="http://schemas.openxmlformats.org/drawingml/2006/main" noChangeAspect="1"/>
-            </wp:cNvGraphicFramePr>
-            <a:graphic xmlns:a="http://schemas.openxmlformats.org/drawingml/2006/main">
-              <a:graphicData uri="http://schemas.openxmlformats.org/drawingml/2006/picture">
-                <pic:pic xmlns:pic="http://schemas.openxmlformats.org/drawingml/2006/picture">
-                  <pic:nvPicPr>
-                    <pic:cNvPr id="292507475" name=""/>
-                    <pic:cNvPicPr/>
-                  </pic:nvPicPr>
-                  <pic:blipFill>
-                    <a:blip r:embed="rId11"/>
-                    <a:stretch>
-                      <a:fillRect/>
-                    </a:stretch>
-                  </pic:blipFill>
-                  <pic:spPr>
-                    <a:xfrm>
-                      <a:off x="0" y="0"/>
-                      <a:ext cx="5512083" cy="444523"/>
-                    </a:xfrm>
-                    <a:prstGeom prst="rect">
-                      <a:avLst/>
-                    </a:prstGeom>
-                  </pic:spPr>
-                </pic:pic>
-              </a:graphicData>
-            </a:graphic>
-          </wp:inline>
-        </w:drawing>
-      </w:r>
-    </w:p>
-    <w:p>
-      <w:pPr>
         <w:pStyle w:val="Heading2"/>
       </w:pPr>
       <w:r>
@@ -538,8 +606,69 @@
           <w:numId w:val="2"/>
         </w:numPr>
       </w:pPr>
-      <w:r>
-        <w:t xml:space="preserve">Tạo file dockerignore cho cả 2 source (thêm node_modules và env vào) </w:t>
+      <w:proofErr w:type="spellStart"/>
+      <w:r>
+        <w:t>Tạo</w:t>
+      </w:r>
+      <w:proofErr w:type="spellEnd"/>
+      <w:r>
+        <w:t xml:space="preserve"> file </w:t>
+      </w:r>
+      <w:proofErr w:type="spellStart"/>
+      <w:r>
+        <w:t>dockerignore</w:t>
+      </w:r>
+      <w:proofErr w:type="spellEnd"/>
+      <w:r>
+        <w:t xml:space="preserve"> </w:t>
+      </w:r>
+      <w:proofErr w:type="spellStart"/>
+      <w:r>
+        <w:t>cho</w:t>
+      </w:r>
+      <w:proofErr w:type="spellEnd"/>
+      <w:r>
+        <w:t xml:space="preserve"> </w:t>
+      </w:r>
+      <w:proofErr w:type="spellStart"/>
+      <w:r>
+        <w:t>cả</w:t>
+      </w:r>
+      <w:proofErr w:type="spellEnd"/>
+      <w:r>
+        <w:t xml:space="preserve"> 2 source (</w:t>
+      </w:r>
+      <w:proofErr w:type="spellStart"/>
+      <w:r>
+        <w:t>thêm</w:t>
+      </w:r>
+      <w:proofErr w:type="spellEnd"/>
+      <w:r>
+        <w:t xml:space="preserve"> </w:t>
+      </w:r>
+      <w:proofErr w:type="spellStart"/>
+      <w:r>
+        <w:t>node_modules</w:t>
+      </w:r>
+      <w:proofErr w:type="spellEnd"/>
+      <w:r>
+        <w:t xml:space="preserve"> </w:t>
+      </w:r>
+      <w:proofErr w:type="spellStart"/>
+      <w:r>
+        <w:t>và</w:t>
+      </w:r>
+      <w:proofErr w:type="spellEnd"/>
+      <w:r>
+        <w:t xml:space="preserve"> env </w:t>
+      </w:r>
+      <w:proofErr w:type="spellStart"/>
+      <w:r>
+        <w:t>vào</w:t>
+      </w:r>
+      <w:proofErr w:type="spellEnd"/>
+      <w:r>
+        <w:t xml:space="preserve">) </w:t>
       </w:r>
     </w:p>
     <w:p>
@@ -550,8 +679,37 @@
           <w:numId w:val="2"/>
         </w:numPr>
       </w:pPr>
-      <w:r>
-        <w:t xml:space="preserve">Tạo Dockerfile cho cả 2 source </w:t>
+      <w:proofErr w:type="spellStart"/>
+      <w:r>
+        <w:t>Tạo</w:t>
+      </w:r>
+      <w:proofErr w:type="spellEnd"/>
+      <w:r>
+        <w:t xml:space="preserve"> </w:t>
+      </w:r>
+      <w:proofErr w:type="spellStart"/>
+      <w:r>
+        <w:t>Dockerfile</w:t>
+      </w:r>
+      <w:proofErr w:type="spellEnd"/>
+      <w:r>
+        <w:t xml:space="preserve"> </w:t>
+      </w:r>
+      <w:proofErr w:type="spellStart"/>
+      <w:r>
+        <w:t>cho</w:t>
+      </w:r>
+      <w:proofErr w:type="spellEnd"/>
+      <w:r>
+        <w:t xml:space="preserve"> </w:t>
+      </w:r>
+      <w:proofErr w:type="spellStart"/>
+      <w:r>
+        <w:t>cả</w:t>
+      </w:r>
+      <w:proofErr w:type="spellEnd"/>
+      <w:r>
+        <w:t xml:space="preserve"> 2 source </w:t>
       </w:r>
     </w:p>
     <w:p>
@@ -591,7 +749,7 @@
                     <pic:cNvPicPr/>
                   </pic:nvPicPr>
                   <pic:blipFill>
-                    <a:blip r:embed="rId12"/>
+                    <a:blip r:embed="rId11"/>
                     <a:stretch>
                       <a:fillRect/>
                     </a:stretch>
@@ -632,9 +790,37 @@
           <w:numId w:val="2"/>
         </w:numPr>
       </w:pPr>
-      <w:r>
-        <w:lastRenderedPageBreak/>
-        <w:t xml:space="preserve">Đổi axios như sau </w:t>
+      <w:proofErr w:type="spellStart"/>
+      <w:r>
+        <w:t>Đổi</w:t>
+      </w:r>
+      <w:proofErr w:type="spellEnd"/>
+      <w:r>
+        <w:t xml:space="preserve"> </w:t>
+      </w:r>
+      <w:proofErr w:type="spellStart"/>
+      <w:r>
+        <w:t>axios</w:t>
+      </w:r>
+      <w:proofErr w:type="spellEnd"/>
+      <w:r>
+        <w:t xml:space="preserve"> </w:t>
+      </w:r>
+      <w:proofErr w:type="spellStart"/>
+      <w:r>
+        <w:t>như</w:t>
+      </w:r>
+      <w:proofErr w:type="spellEnd"/>
+      <w:r>
+        <w:t xml:space="preserve"> </w:t>
+      </w:r>
+      <w:proofErr w:type="spellStart"/>
+      <w:r>
+        <w:t>sau</w:t>
+      </w:r>
+      <w:proofErr w:type="spellEnd"/>
+      <w:r>
+        <w:t xml:space="preserve"> </w:t>
       </w:r>
     </w:p>
     <w:p>
@@ -662,7 +848,7 @@
                     <pic:cNvPicPr/>
                   </pic:nvPicPr>
                   <pic:blipFill>
-                    <a:blip r:embed="rId13"/>
+                    <a:blip r:embed="rId12"/>
                     <a:stretch>
                       <a:fillRect/>
                     </a:stretch>
@@ -691,8 +877,13 @@
           <w:numId w:val="2"/>
         </w:numPr>
       </w:pPr>
-      <w:r>
-        <w:t xml:space="preserve">Npx </w:t>
+      <w:proofErr w:type="spellStart"/>
+      <w:r>
+        <w:t>Npx</w:t>
+      </w:r>
+      <w:proofErr w:type="spellEnd"/>
+      <w:r>
+        <w:t xml:space="preserve"> </w:t>
       </w:r>
       <w:r>
         <w:t>react-scripts build</w:t>
@@ -706,8 +897,29 @@
           <w:numId w:val="2"/>
         </w:numPr>
       </w:pPr>
-      <w:r>
-        <w:t>Tạo Dockerfile trong folder build</w:t>
+      <w:proofErr w:type="spellStart"/>
+      <w:r>
+        <w:t>Tạo</w:t>
+      </w:r>
+      <w:proofErr w:type="spellEnd"/>
+      <w:r>
+        <w:t xml:space="preserve"> </w:t>
+      </w:r>
+      <w:proofErr w:type="spellStart"/>
+      <w:r>
+        <w:t>Dockerfile</w:t>
+      </w:r>
+      <w:proofErr w:type="spellEnd"/>
+      <w:r>
+        <w:t xml:space="preserve"> </w:t>
+      </w:r>
+      <w:proofErr w:type="spellStart"/>
+      <w:r>
+        <w:t>trong</w:t>
+      </w:r>
+      <w:proofErr w:type="spellEnd"/>
+      <w:r>
+        <w:t xml:space="preserve"> folder build</w:t>
       </w:r>
     </w:p>
     <w:p>
@@ -719,6 +931,7 @@
         </w:numPr>
       </w:pPr>
       <w:r>
+        <w:lastRenderedPageBreak/>
         <w:drawing>
           <wp:inline distT="0" distB="0" distL="0" distR="0" wp14:anchorId="31AA73FE" wp14:editId="7330A798">
             <wp:extent cx="3416476" cy="2502029"/>
@@ -735,7 +948,7 @@
                     <pic:cNvPicPr/>
                   </pic:nvPicPr>
                   <pic:blipFill>
-                    <a:blip r:embed="rId14"/>
+                    <a:blip r:embed="rId13"/>
                     <a:stretch>
                       <a:fillRect/>
                     </a:stretch>
@@ -765,7 +978,31 @@
         </w:numPr>
       </w:pPr>
       <w:r>
-        <w:t>File Dockerfile như sau:</w:t>
+        <w:t xml:space="preserve">File </w:t>
+      </w:r>
+      <w:proofErr w:type="spellStart"/>
+      <w:r>
+        <w:t>Dockerfile</w:t>
+      </w:r>
+      <w:proofErr w:type="spellEnd"/>
+      <w:r>
+        <w:t xml:space="preserve"> </w:t>
+      </w:r>
+      <w:proofErr w:type="spellStart"/>
+      <w:r>
+        <w:t>như</w:t>
+      </w:r>
+      <w:proofErr w:type="spellEnd"/>
+      <w:r>
+        <w:t xml:space="preserve"> </w:t>
+      </w:r>
+      <w:proofErr w:type="spellStart"/>
+      <w:r>
+        <w:t>sau</w:t>
+      </w:r>
+      <w:proofErr w:type="spellEnd"/>
+      <w:r>
+        <w:t>:</w:t>
       </w:r>
     </w:p>
     <w:p>
@@ -793,7 +1030,7 @@
                     <pic:cNvPicPr/>
                   </pic:nvPicPr>
                   <pic:blipFill>
-                    <a:blip r:embed="rId15"/>
+                    <a:blip r:embed="rId14"/>
                     <a:stretch>
                       <a:fillRect/>
                     </a:stretch>
@@ -822,9 +1059,19 @@
           <w:numId w:val="2"/>
         </w:numPr>
       </w:pPr>
-      <w:r>
-        <w:t>Tạo docker-compose.yml</w:t>
-      </w:r>
+      <w:proofErr w:type="spellStart"/>
+      <w:r>
+        <w:t>Tạo</w:t>
+      </w:r>
+      <w:proofErr w:type="spellEnd"/>
+      <w:r>
+        <w:t xml:space="preserve"> docker-</w:t>
+      </w:r>
+      <w:proofErr w:type="spellStart"/>
+      <w:r>
+        <w:t>compose.yml</w:t>
+      </w:r>
+      <w:proofErr w:type="spellEnd"/>
     </w:p>
     <w:p>
       <w:pPr>
@@ -851,7 +1098,7 @@
                     <pic:cNvPicPr/>
                   </pic:nvPicPr>
                   <pic:blipFill>
-                    <a:blip r:embed="rId16"/>
+                    <a:blip r:embed="rId15"/>
                     <a:stretch>
                       <a:fillRect/>
                     </a:stretch>
@@ -881,7 +1128,23 @@
         </w:numPr>
       </w:pPr>
       <w:r>
-        <w:t xml:space="preserve">File như sau: </w:t>
+        <w:t xml:space="preserve">File </w:t>
+      </w:r>
+      <w:proofErr w:type="spellStart"/>
+      <w:r>
+        <w:t>như</w:t>
+      </w:r>
+      <w:proofErr w:type="spellEnd"/>
+      <w:r>
+        <w:t xml:space="preserve"> </w:t>
+      </w:r>
+      <w:proofErr w:type="spellStart"/>
+      <w:r>
+        <w:t>sau</w:t>
+      </w:r>
+      <w:proofErr w:type="spellEnd"/>
+      <w:r>
+        <w:t xml:space="preserve">: </w:t>
       </w:r>
     </w:p>
     <w:p>
@@ -910,7 +1173,7 @@
                     <pic:cNvPicPr/>
                   </pic:nvPicPr>
                   <pic:blipFill>
-                    <a:blip r:embed="rId17"/>
+                    <a:blip r:embed="rId16"/>
                     <a:stretch>
                       <a:fillRect/>
                     </a:stretch>
@@ -963,10 +1226,84 @@
     </w:p>
     <w:p>
       <w:pPr>
+        <w:pStyle w:val="ListParagraph"/>
+        <w:numPr>
+          <w:ilvl w:val="0"/>
+          <w:numId w:val="2"/>
+        </w:numPr>
+      </w:pPr>
+      <w:proofErr w:type="spellStart"/>
+      <w:r>
+        <w:t>Nếu</w:t>
+      </w:r>
+      <w:proofErr w:type="spellEnd"/>
+      <w:r>
+        <w:t xml:space="preserve"> </w:t>
+      </w:r>
+      <w:proofErr w:type="spellStart"/>
+      <w:r>
+        <w:t>kh</w:t>
+      </w:r>
+      <w:proofErr w:type="spellEnd"/>
+      <w:r>
+        <w:t xml:space="preserve"> </w:t>
+      </w:r>
+      <w:proofErr w:type="spellStart"/>
+      <w:r>
+        <w:t>chạy</w:t>
+      </w:r>
+      <w:proofErr w:type="spellEnd"/>
+      <w:r>
+        <w:t xml:space="preserve"> </w:t>
+      </w:r>
+      <w:proofErr w:type="spellStart"/>
+      <w:r>
+        <w:t>thì</w:t>
+      </w:r>
+      <w:proofErr w:type="spellEnd"/>
+      <w:r>
+        <w:t xml:space="preserve"> </w:t>
+      </w:r>
+      <w:proofErr w:type="spellStart"/>
+      <w:r>
+        <w:t>đổi</w:t>
+      </w:r>
+      <w:proofErr w:type="spellEnd"/>
+      <w:r>
+        <w:t xml:space="preserve"> qua port 8088:8088 </w:t>
+      </w:r>
+      <w:proofErr w:type="spellStart"/>
+      <w:r>
+        <w:t>cho</w:t>
+      </w:r>
+      <w:proofErr w:type="spellEnd"/>
+      <w:r>
+        <w:t xml:space="preserve"> Backend</w:t>
+      </w:r>
+    </w:p>
+    <w:p>
+      <w:pPr>
         <w:pStyle w:val="Heading1"/>
       </w:pPr>
       <w:r>
-        <w:t>MongoDb atlas</w:t>
+        <w:t>Production</w:t>
+      </w:r>
+      <w:r>
+        <w:br/>
+      </w:r>
+      <w:proofErr w:type="spellStart"/>
+      <w:r>
+        <w:rPr>
+          <w:rStyle w:val="Heading2Char"/>
+        </w:rPr>
+        <w:t>MongoDb</w:t>
+      </w:r>
+      <w:proofErr w:type="spellEnd"/>
+      <w:r>
+        <w:rPr>
+          <w:rStyle w:val="Heading2Char"/>
+        </w:rPr>
+        <w:t xml:space="preserve"> atlas</w:t>
       </w:r>
     </w:p>
     <w:p>
@@ -977,8 +1314,13 @@
           <w:numId w:val="3"/>
         </w:numPr>
       </w:pPr>
-      <w:r>
-        <w:t>Tạo free cluster</w:t>
+      <w:proofErr w:type="spellStart"/>
+      <w:r>
+        <w:t>Tạo</w:t>
+      </w:r>
+      <w:proofErr w:type="spellEnd"/>
+      <w:r>
+        <w:t xml:space="preserve"> free cluster</w:t>
       </w:r>
     </w:p>
     <w:p>
@@ -999,7 +1341,7 @@
                     <pic:cNvPicPr/>
                   </pic:nvPicPr>
                   <pic:blipFill>
-                    <a:blip r:embed="rId18"/>
+                    <a:blip r:embed="rId17"/>
                     <a:stretch>
                       <a:fillRect/>
                     </a:stretch>
@@ -1028,14 +1370,64 @@
           <w:numId w:val="3"/>
         </w:numPr>
       </w:pPr>
-      <w:r>
-        <w:t>Tạo User trong security access</w:t>
-      </w:r>
-      <w:r>
-        <w:t xml:space="preserve"> (bảo mật nên kh screenshot </w:t>
-      </w:r>
-      <w:r>
-        <w:t>đc)</w:t>
+      <w:proofErr w:type="spellStart"/>
+      <w:r>
+        <w:t>Tạo</w:t>
+      </w:r>
+      <w:proofErr w:type="spellEnd"/>
+      <w:r>
+        <w:t xml:space="preserve"> User </w:t>
+      </w:r>
+      <w:proofErr w:type="spellStart"/>
+      <w:r>
+        <w:t>trong</w:t>
+      </w:r>
+      <w:proofErr w:type="spellEnd"/>
+      <w:r>
+        <w:t xml:space="preserve"> security access</w:t>
+      </w:r>
+      <w:r>
+        <w:t xml:space="preserve"> (</w:t>
+      </w:r>
+      <w:proofErr w:type="spellStart"/>
+      <w:r>
+        <w:t>bảo</w:t>
+      </w:r>
+      <w:proofErr w:type="spellEnd"/>
+      <w:r>
+        <w:t xml:space="preserve"> </w:t>
+      </w:r>
+      <w:proofErr w:type="spellStart"/>
+      <w:r>
+        <w:t>mật</w:t>
+      </w:r>
+      <w:proofErr w:type="spellEnd"/>
+      <w:r>
+        <w:t xml:space="preserve"> </w:t>
+      </w:r>
+      <w:proofErr w:type="spellStart"/>
+      <w:r>
+        <w:t>nên</w:t>
+      </w:r>
+      <w:proofErr w:type="spellEnd"/>
+      <w:r>
+        <w:t xml:space="preserve"> </w:t>
+      </w:r>
+      <w:proofErr w:type="spellStart"/>
+      <w:r>
+        <w:t>kh</w:t>
+      </w:r>
+      <w:proofErr w:type="spellEnd"/>
+      <w:r>
+        <w:t xml:space="preserve"> screenshot </w:t>
+      </w:r>
+      <w:proofErr w:type="spellStart"/>
+      <w:r>
+        <w:t>đc</w:t>
+      </w:r>
+      <w:proofErr w:type="spellEnd"/>
+      <w:r>
+        <w:t>)</w:t>
       </w:r>
     </w:p>
     <w:p>
@@ -1045,9 +1437,169 @@
           <w:ilvl w:val="0"/>
           <w:numId w:val="3"/>
         </w:numPr>
-      </w:pPr>
-      <w:r>
-        <w:t>Lấy connection string</w:t>
+        <w:rPr>
+          <w:b/>
+          <w:bCs/>
+        </w:rPr>
+      </w:pPr>
+      <w:proofErr w:type="spellStart"/>
+      <w:r>
+        <w:rPr>
+          <w:b/>
+          <w:bCs/>
+        </w:rPr>
+        <w:lastRenderedPageBreak/>
+        <w:t>Lấy</w:t>
+      </w:r>
+      <w:proofErr w:type="spellEnd"/>
+      <w:r>
+        <w:rPr>
+          <w:b/>
+          <w:bCs/>
+        </w:rPr>
+        <w:t xml:space="preserve"> connection string</w:t>
+      </w:r>
+      <w:r>
+        <w:rPr>
+          <w:b/>
+          <w:bCs/>
+        </w:rPr>
+        <w:t xml:space="preserve"> (uncheck </w:t>
+      </w:r>
+      <w:proofErr w:type="spellStart"/>
+      <w:r>
+        <w:rPr>
+          <w:b/>
+          <w:bCs/>
+        </w:rPr>
+        <w:t>srv</w:t>
+      </w:r>
+      <w:proofErr w:type="spellEnd"/>
+      <w:r>
+        <w:rPr>
+          <w:b/>
+          <w:bCs/>
+        </w:rPr>
+        <w:t xml:space="preserve"> connection string</w:t>
+      </w:r>
+      <w:r>
+        <w:rPr>
+          <w:b/>
+          <w:bCs/>
+        </w:rPr>
+        <w:t xml:space="preserve">, </w:t>
+      </w:r>
+      <w:proofErr w:type="spellStart"/>
+      <w:r>
+        <w:rPr>
+          <w:b/>
+          <w:bCs/>
+        </w:rPr>
+        <w:t>nếu</w:t>
+      </w:r>
+      <w:proofErr w:type="spellEnd"/>
+      <w:r>
+        <w:rPr>
+          <w:b/>
+          <w:bCs/>
+        </w:rPr>
+        <w:t xml:space="preserve"> </w:t>
+      </w:r>
+      <w:proofErr w:type="spellStart"/>
+      <w:r>
+        <w:rPr>
+          <w:b/>
+          <w:bCs/>
+        </w:rPr>
+        <w:t>không</w:t>
+      </w:r>
+      <w:proofErr w:type="spellEnd"/>
+      <w:r>
+        <w:rPr>
+          <w:b/>
+          <w:bCs/>
+        </w:rPr>
+        <w:t xml:space="preserve"> uncheck </w:t>
+      </w:r>
+      <w:proofErr w:type="spellStart"/>
+      <w:r>
+        <w:rPr>
+          <w:b/>
+          <w:bCs/>
+        </w:rPr>
+        <w:t>sẽ</w:t>
+      </w:r>
+      <w:proofErr w:type="spellEnd"/>
+      <w:r>
+        <w:rPr>
+          <w:b/>
+          <w:bCs/>
+        </w:rPr>
+        <w:t xml:space="preserve"> </w:t>
+      </w:r>
+      <w:proofErr w:type="spellStart"/>
+      <w:r>
+        <w:rPr>
+          <w:b/>
+          <w:bCs/>
+        </w:rPr>
+        <w:t>phải</w:t>
+      </w:r>
+      <w:proofErr w:type="spellEnd"/>
+      <w:r>
+        <w:rPr>
+          <w:b/>
+          <w:bCs/>
+        </w:rPr>
+        <w:t xml:space="preserve"> config </w:t>
+      </w:r>
+      <w:proofErr w:type="spellStart"/>
+      <w:r>
+        <w:rPr>
+          <w:b/>
+          <w:bCs/>
+        </w:rPr>
+        <w:t>thêm</w:t>
+      </w:r>
+      <w:proofErr w:type="spellEnd"/>
+      <w:r>
+        <w:rPr>
+          <w:b/>
+          <w:bCs/>
+        </w:rPr>
+        <w:t xml:space="preserve"> </w:t>
+      </w:r>
+      <w:proofErr w:type="spellStart"/>
+      <w:r>
+        <w:rPr>
+          <w:b/>
+          <w:bCs/>
+        </w:rPr>
+        <w:t>bên</w:t>
+      </w:r>
+      <w:proofErr w:type="spellEnd"/>
+      <w:r>
+        <w:rPr>
+          <w:b/>
+          <w:bCs/>
+        </w:rPr>
+        <w:t xml:space="preserve"> EC2 =&gt; </w:t>
+      </w:r>
+      <w:proofErr w:type="spellStart"/>
+      <w:r>
+        <w:rPr>
+          <w:b/>
+          <w:bCs/>
+        </w:rPr>
+        <w:t>phiền</w:t>
+      </w:r>
+      <w:proofErr w:type="spellEnd"/>
+      <w:r>
+        <w:rPr>
+          <w:b/>
+          <w:bCs/>
+        </w:rPr>
+        <w:t>)</w:t>
       </w:r>
     </w:p>
     <w:p>
@@ -1057,9 +1609,58 @@
           <w:ilvl w:val="0"/>
           <w:numId w:val="3"/>
         </w:numPr>
-      </w:pPr>
-      <w:r>
-        <w:t>Bỏ vào env của backend</w:t>
+        <w:rPr>
+          <w:b/>
+          <w:bCs/>
+        </w:rPr>
+      </w:pPr>
+      <w:proofErr w:type="spellStart"/>
+      <w:r>
+        <w:rPr>
+          <w:b/>
+          <w:bCs/>
+        </w:rPr>
+        <w:t>Bỏ</w:t>
+      </w:r>
+      <w:proofErr w:type="spellEnd"/>
+      <w:r>
+        <w:rPr>
+          <w:b/>
+          <w:bCs/>
+        </w:rPr>
+        <w:t xml:space="preserve"> </w:t>
+      </w:r>
+      <w:proofErr w:type="spellStart"/>
+      <w:r>
+        <w:rPr>
+          <w:b/>
+          <w:bCs/>
+        </w:rPr>
+        <w:t>vào</w:t>
+      </w:r>
+      <w:proofErr w:type="spellEnd"/>
+      <w:r>
+        <w:rPr>
+          <w:b/>
+          <w:bCs/>
+        </w:rPr>
+        <w:t xml:space="preserve"> env </w:t>
+      </w:r>
+      <w:proofErr w:type="spellStart"/>
+      <w:r>
+        <w:rPr>
+          <w:b/>
+          <w:bCs/>
+        </w:rPr>
+        <w:t>của</w:t>
+      </w:r>
+      <w:proofErr w:type="spellEnd"/>
+      <w:r>
+        <w:rPr>
+          <w:b/>
+          <w:bCs/>
+        </w:rPr>
+        <w:t xml:space="preserve"> backend</w:t>
       </w:r>
     </w:p>
     <w:p>
@@ -1071,7 +1672,6 @@
         </w:numPr>
       </w:pPr>
       <w:r>
-        <w:lastRenderedPageBreak/>
         <w:drawing>
           <wp:inline distT="0" distB="0" distL="0" distR="0" wp14:anchorId="3747CBCF" wp14:editId="470D52FE">
             <wp:extent cx="3441700" cy="3593627"/>
@@ -1088,7 +1688,7 @@
                     <pic:cNvPicPr/>
                   </pic:nvPicPr>
                   <pic:blipFill>
-                    <a:blip r:embed="rId19"/>
+                    <a:blip r:embed="rId18"/>
                     <a:stretch>
                       <a:fillRect/>
                     </a:stretch>
@@ -1118,7 +1718,63 @@
         </w:numPr>
       </w:pPr>
       <w:r>
-        <w:t>=&gt; Kết nối thành công vào database từ front end và back end</w:t>
+        <w:t xml:space="preserve">=&gt; </w:t>
+      </w:r>
+      <w:proofErr w:type="spellStart"/>
+      <w:r>
+        <w:t>Kết</w:t>
+      </w:r>
+      <w:proofErr w:type="spellEnd"/>
+      <w:r>
+        <w:t xml:space="preserve"> </w:t>
+      </w:r>
+      <w:proofErr w:type="spellStart"/>
+      <w:r>
+        <w:t>nối</w:t>
+      </w:r>
+      <w:proofErr w:type="spellEnd"/>
+      <w:r>
+        <w:t xml:space="preserve"> </w:t>
+      </w:r>
+      <w:proofErr w:type="spellStart"/>
+      <w:r>
+        <w:t>thành</w:t>
+      </w:r>
+      <w:proofErr w:type="spellEnd"/>
+      <w:r>
+        <w:t xml:space="preserve"> </w:t>
+      </w:r>
+      <w:proofErr w:type="spellStart"/>
+      <w:r>
+        <w:t>công</w:t>
+      </w:r>
+      <w:proofErr w:type="spellEnd"/>
+      <w:r>
+        <w:t xml:space="preserve"> </w:t>
+      </w:r>
+      <w:proofErr w:type="spellStart"/>
+      <w:r>
+        <w:t>vào</w:t>
+      </w:r>
+      <w:proofErr w:type="spellEnd"/>
+      <w:r>
+        <w:t xml:space="preserve"> database </w:t>
+      </w:r>
+      <w:proofErr w:type="spellStart"/>
+      <w:r>
+        <w:t>từ</w:t>
+      </w:r>
+      <w:proofErr w:type="spellEnd"/>
+      <w:r>
+        <w:t xml:space="preserve"> front end </w:t>
+      </w:r>
+      <w:proofErr w:type="spellStart"/>
+      <w:r>
+        <w:t>và</w:t>
+      </w:r>
+      <w:proofErr w:type="spellEnd"/>
+      <w:r>
+        <w:t xml:space="preserve"> back end</w:t>
       </w:r>
     </w:p>
     <w:p>
@@ -1146,7 +1802,7 @@
                     <pic:cNvPicPr/>
                   </pic:nvPicPr>
                   <pic:blipFill>
-                    <a:blip r:embed="rId20"/>
+                    <a:blip r:embed="rId19"/>
                     <a:stretch>
                       <a:fillRect/>
                     </a:stretch>
@@ -1176,14 +1832,102 @@
         </w:numPr>
       </w:pPr>
       <w:r>
-        <w:t>=&gt; Data nằm trong cluster</w:t>
-      </w:r>
-    </w:p>
-    <w:p/>
-    <w:p/>
-    <w:p>
-      <w:pPr>
-        <w:pStyle w:val="Heading1"/>
+        <w:t xml:space="preserve">=&gt; Data </w:t>
+      </w:r>
+      <w:proofErr w:type="spellStart"/>
+      <w:r>
+        <w:t>nằm</w:t>
+      </w:r>
+      <w:proofErr w:type="spellEnd"/>
+      <w:r>
+        <w:t xml:space="preserve"> </w:t>
+      </w:r>
+      <w:proofErr w:type="spellStart"/>
+      <w:r>
+        <w:t>trong</w:t>
+      </w:r>
+      <w:proofErr w:type="spellEnd"/>
+      <w:r>
+        <w:t xml:space="preserve"> cluster</w:t>
+      </w:r>
+    </w:p>
+    <w:p>
+      <w:pPr>
+        <w:pStyle w:val="ListParagraph"/>
+        <w:numPr>
+          <w:ilvl w:val="0"/>
+          <w:numId w:val="3"/>
+        </w:numPr>
+      </w:pPr>
+      <w:r>
+        <w:t xml:space="preserve">Khi </w:t>
+      </w:r>
+      <w:proofErr w:type="spellStart"/>
+      <w:r>
+        <w:t>lên</w:t>
+      </w:r>
+      <w:proofErr w:type="spellEnd"/>
+      <w:r>
+        <w:t xml:space="preserve"> production =&gt; whitelist IP </w:t>
+      </w:r>
+      <w:proofErr w:type="spellStart"/>
+      <w:r>
+        <w:t>từ</w:t>
+      </w:r>
+      <w:proofErr w:type="spellEnd"/>
+      <w:r>
+        <w:t xml:space="preserve"> EC2</w:t>
+      </w:r>
+    </w:p>
+    <w:p>
+      <w:pPr>
+        <w:pStyle w:val="ListParagraph"/>
+        <w:numPr>
+          <w:ilvl w:val="1"/>
+          <w:numId w:val="3"/>
+        </w:numPr>
+      </w:pPr>
+      <w:r>
+        <w:drawing>
+          <wp:inline distT="0" distB="0" distL="0" distR="0" wp14:anchorId="19DF802C" wp14:editId="03924CA9">
+            <wp:extent cx="4982210" cy="1424781"/>
+            <wp:effectExtent l="0" t="0" r="0" b="4445"/>
+            <wp:docPr id="497387271" name="Picture 1"/>
+            <wp:cNvGraphicFramePr>
+              <a:graphicFrameLocks xmlns:a="http://schemas.openxmlformats.org/drawingml/2006/main" noChangeAspect="1"/>
+            </wp:cNvGraphicFramePr>
+            <a:graphic xmlns:a="http://schemas.openxmlformats.org/drawingml/2006/main">
+              <a:graphicData uri="http://schemas.openxmlformats.org/drawingml/2006/picture">
+                <pic:pic xmlns:pic="http://schemas.openxmlformats.org/drawingml/2006/picture">
+                  <pic:nvPicPr>
+                    <pic:cNvPr id="497387271" name=""/>
+                    <pic:cNvPicPr/>
+                  </pic:nvPicPr>
+                  <pic:blipFill>
+                    <a:blip r:embed="rId20"/>
+                    <a:stretch>
+                      <a:fillRect/>
+                    </a:stretch>
+                  </pic:blipFill>
+                  <pic:spPr>
+                    <a:xfrm>
+                      <a:off x="0" y="0"/>
+                      <a:ext cx="4996003" cy="1428725"/>
+                    </a:xfrm>
+                    <a:prstGeom prst="rect">
+                      <a:avLst/>
+                    </a:prstGeom>
+                  </pic:spPr>
+                </pic:pic>
+              </a:graphicData>
+            </a:graphic>
+          </wp:inline>
+        </w:drawing>
+      </w:r>
+    </w:p>
+    <w:p>
+      <w:pPr>
+        <w:pStyle w:val="Heading2"/>
       </w:pPr>
       <w:r>
         <w:t>EC2</w:t>
@@ -1197,8 +1941,31 @@
           <w:numId w:val="5"/>
         </w:numPr>
       </w:pPr>
-      <w:r>
-        <w:t>Sửa package.json của backend:</w:t>
+      <w:proofErr w:type="spellStart"/>
+      <w:r>
+        <w:t>Sửa</w:t>
+      </w:r>
+      <w:proofErr w:type="spellEnd"/>
+      <w:r>
+        <w:t xml:space="preserve"> </w:t>
+      </w:r>
+      <w:proofErr w:type="spellStart"/>
+      <w:proofErr w:type="gramStart"/>
+      <w:r>
+        <w:t>package.json</w:t>
+      </w:r>
+      <w:proofErr w:type="spellEnd"/>
+      <w:proofErr w:type="gramEnd"/>
+      <w:r>
+        <w:t xml:space="preserve"> </w:t>
+      </w:r>
+      <w:proofErr w:type="spellStart"/>
+      <w:r>
+        <w:t>của</w:t>
+      </w:r>
+      <w:proofErr w:type="spellEnd"/>
+      <w:r>
+        <w:t xml:space="preserve"> backend:</w:t>
       </w:r>
     </w:p>
     <w:p>
@@ -1210,6 +1977,7 @@
         </w:numPr>
       </w:pPr>
       <w:r>
+        <w:lastRenderedPageBreak/>
         <w:drawing>
           <wp:inline distT="0" distB="0" distL="0" distR="0" wp14:anchorId="2F8978A1" wp14:editId="47E57687">
             <wp:extent cx="5162815" cy="2482978"/>
@@ -1255,8 +2023,21 @@
           <w:numId w:val="5"/>
         </w:numPr>
       </w:pPr>
-      <w:r>
-        <w:t>Sửa cors:</w:t>
+      <w:proofErr w:type="spellStart"/>
+      <w:r>
+        <w:t>Sửa</w:t>
+      </w:r>
+      <w:proofErr w:type="spellEnd"/>
+      <w:r>
+        <w:t xml:space="preserve"> </w:t>
+      </w:r>
+      <w:proofErr w:type="spellStart"/>
+      <w:r>
+        <w:t>cors</w:t>
+      </w:r>
+      <w:proofErr w:type="spellEnd"/>
+      <w:r>
+        <w:t>:</w:t>
       </w:r>
     </w:p>
     <w:p>
@@ -1268,7 +2049,6 @@
         </w:numPr>
       </w:pPr>
       <w:r>
-        <w:lastRenderedPageBreak/>
         <w:drawing>
           <wp:inline distT="0" distB="0" distL="0" distR="0" wp14:anchorId="194331C6" wp14:editId="41D94428">
             <wp:extent cx="5486682" cy="1073205"/>
@@ -1314,8 +2094,13 @@
           <w:numId w:val="5"/>
         </w:numPr>
       </w:pPr>
-      <w:r>
-        <w:t xml:space="preserve">Sửa docker-compose: </w:t>
+      <w:proofErr w:type="spellStart"/>
+      <w:r>
+        <w:t>Sửa</w:t>
+      </w:r>
+      <w:proofErr w:type="spellEnd"/>
+      <w:r>
+        <w:t xml:space="preserve"> docker-compose: </w:t>
       </w:r>
     </w:p>
     <w:p>
@@ -1372,8 +2157,29 @@
           <w:numId w:val="5"/>
         </w:numPr>
       </w:pPr>
-      <w:r>
-        <w:t>Tạo EC2 instance với key pairs và ssh</w:t>
+      <w:proofErr w:type="spellStart"/>
+      <w:r>
+        <w:t>Tạo</w:t>
+      </w:r>
+      <w:proofErr w:type="spellEnd"/>
+      <w:r>
+        <w:t xml:space="preserve"> EC2 instance </w:t>
+      </w:r>
+      <w:proofErr w:type="spellStart"/>
+      <w:r>
+        <w:t>với</w:t>
+      </w:r>
+      <w:proofErr w:type="spellEnd"/>
+      <w:r>
+        <w:t xml:space="preserve"> key pairs </w:t>
+      </w:r>
+      <w:proofErr w:type="spellStart"/>
+      <w:r>
+        <w:t>và</w:t>
+      </w:r>
+      <w:proofErr w:type="spellEnd"/>
+      <w:r>
+        <w:t xml:space="preserve"> ssh</w:t>
       </w:r>
     </w:p>
     <w:p>
@@ -1384,8 +2190,13 @@
           <w:numId w:val="5"/>
         </w:numPr>
       </w:pPr>
-      <w:r>
-        <w:t>Sửa frontend axios.js</w:t>
+      <w:proofErr w:type="spellStart"/>
+      <w:r>
+        <w:t>Sửa</w:t>
+      </w:r>
+      <w:proofErr w:type="spellEnd"/>
+      <w:r>
+        <w:t xml:space="preserve"> frontend axios.js</w:t>
       </w:r>
     </w:p>
     <w:p>
@@ -1442,9 +2253,43 @@
           <w:numId w:val="5"/>
         </w:numPr>
       </w:pPr>
-      <w:r>
-        <w:t>Đăng nhập vào ec2 trên termius</w:t>
-      </w:r>
+      <w:proofErr w:type="spellStart"/>
+      <w:r>
+        <w:t>Đăng</w:t>
+      </w:r>
+      <w:proofErr w:type="spellEnd"/>
+      <w:r>
+        <w:t xml:space="preserve"> </w:t>
+      </w:r>
+      <w:proofErr w:type="spellStart"/>
+      <w:r>
+        <w:t>nhập</w:t>
+      </w:r>
+      <w:proofErr w:type="spellEnd"/>
+      <w:r>
+        <w:t xml:space="preserve"> </w:t>
+      </w:r>
+      <w:proofErr w:type="spellStart"/>
+      <w:r>
+        <w:t>vào</w:t>
+      </w:r>
+      <w:proofErr w:type="spellEnd"/>
+      <w:r>
+        <w:t xml:space="preserve"> ec2 </w:t>
+      </w:r>
+      <w:proofErr w:type="spellStart"/>
+      <w:r>
+        <w:t>trên</w:t>
+      </w:r>
+      <w:proofErr w:type="spellEnd"/>
+      <w:r>
+        <w:t xml:space="preserve"> </w:t>
+      </w:r>
+      <w:proofErr w:type="spellStart"/>
+      <w:r>
+        <w:t>termius</w:t>
+      </w:r>
+      <w:proofErr w:type="spellEnd"/>
     </w:p>
     <w:p>
       <w:pPr>
@@ -1455,6 +2300,7 @@
         </w:numPr>
       </w:pPr>
       <w:r>
+        <w:lastRenderedPageBreak/>
         <w:drawing>
           <wp:inline distT="0" distB="0" distL="0" distR="0" wp14:anchorId="23F275F7" wp14:editId="27A43A28">
             <wp:extent cx="4686541" cy="1339919"/>
@@ -1501,7 +2347,23 @@
         </w:numPr>
       </w:pPr>
       <w:r>
-        <w:t xml:space="preserve">Cài đặt docker và docker-compose </w:t>
+        <w:t xml:space="preserve">Cài </w:t>
+      </w:r>
+      <w:proofErr w:type="spellStart"/>
+      <w:r>
+        <w:t>đặt</w:t>
+      </w:r>
+      <w:proofErr w:type="spellEnd"/>
+      <w:r>
+        <w:t xml:space="preserve"> docker </w:t>
+      </w:r>
+      <w:proofErr w:type="spellStart"/>
+      <w:r>
+        <w:t>và</w:t>
+      </w:r>
+      <w:proofErr w:type="spellEnd"/>
+      <w:r>
+        <w:t xml:space="preserve"> docker-compose </w:t>
       </w:r>
     </w:p>
     <w:p>
@@ -1512,12 +2374,22 @@
           <w:numId w:val="5"/>
         </w:numPr>
       </w:pPr>
+      <w:proofErr w:type="spellStart"/>
       <w:r>
         <w:t>s</w:t>
       </w:r>
       <w:r>
-        <w:t>udo su</w:t>
-      </w:r>
+        <w:t>udo</w:t>
+      </w:r>
+      <w:proofErr w:type="spellEnd"/>
+      <w:r>
+        <w:t xml:space="preserve"> </w:t>
+      </w:r>
+      <w:proofErr w:type="spellStart"/>
+      <w:r>
+        <w:t>su</w:t>
+      </w:r>
+      <w:proofErr w:type="spellEnd"/>
     </w:p>
     <w:p>
       <w:pPr>
@@ -1555,7 +2427,23 @@
         </w:numPr>
       </w:pPr>
       <w:r>
-        <w:t>curl -L "https://github.com/docker/compose/releases/latest/download/docker-compose-$(uname -s)-$(uname -m)" -o /usr/local/bin/docker-compose</w:t>
+        <w:t>curl -L "https://github.com/docker/compose/releases/latest/download/docker-compose-$(uname -s)-$(</w:t>
+      </w:r>
+      <w:proofErr w:type="spellStart"/>
+      <w:r>
+        <w:t>uname</w:t>
+      </w:r>
+      <w:proofErr w:type="spellEnd"/>
+      <w:r>
+        <w:t xml:space="preserve"> -m)" -o /</w:t>
+      </w:r>
+      <w:proofErr w:type="spellStart"/>
+      <w:r>
+        <w:t>usr</w:t>
+      </w:r>
+      <w:proofErr w:type="spellEnd"/>
+      <w:r>
+        <w:t>/local/bin/docker-compose</w:t>
       </w:r>
     </w:p>
     <w:p>
@@ -1566,8 +2454,21 @@
           <w:numId w:val="5"/>
         </w:numPr>
       </w:pPr>
-      <w:r>
-        <w:t>chmod 755 /usr/local/bin/docker-compose</w:t>
+      <w:proofErr w:type="spellStart"/>
+      <w:r>
+        <w:t>chmod</w:t>
+      </w:r>
+      <w:proofErr w:type="spellEnd"/>
+      <w:r>
+        <w:t xml:space="preserve"> 755 /</w:t>
+      </w:r>
+      <w:proofErr w:type="spellStart"/>
+      <w:r>
+        <w:t>usr</w:t>
+      </w:r>
+      <w:proofErr w:type="spellEnd"/>
+      <w:r>
+        <w:t>/local/bin/docker-compose</w:t>
       </w:r>
     </w:p>
     <w:p>
@@ -1578,11 +2479,56 @@
           <w:numId w:val="5"/>
         </w:numPr>
       </w:pPr>
+      <w:proofErr w:type="spellStart"/>
       <w:r>
         <w:t>C</w:t>
       </w:r>
       <w:r>
-        <w:t xml:space="preserve">hỉnh Inbound để Public port cho người dùng thấy app </w:t>
+        <w:t>hỉnh</w:t>
+      </w:r>
+      <w:proofErr w:type="spellEnd"/>
+      <w:r>
+        <w:t xml:space="preserve"> Inbound </w:t>
+      </w:r>
+      <w:proofErr w:type="spellStart"/>
+      <w:r>
+        <w:t>để</w:t>
+      </w:r>
+      <w:proofErr w:type="spellEnd"/>
+      <w:r>
+        <w:t xml:space="preserve"> Public port </w:t>
+      </w:r>
+      <w:proofErr w:type="spellStart"/>
+      <w:r>
+        <w:t>cho</w:t>
+      </w:r>
+      <w:proofErr w:type="spellEnd"/>
+      <w:r>
+        <w:t xml:space="preserve"> </w:t>
+      </w:r>
+      <w:proofErr w:type="spellStart"/>
+      <w:r>
+        <w:t>người</w:t>
+      </w:r>
+      <w:proofErr w:type="spellEnd"/>
+      <w:r>
+        <w:t xml:space="preserve"> </w:t>
+      </w:r>
+      <w:proofErr w:type="spellStart"/>
+      <w:r>
+        <w:t>dùng</w:t>
+      </w:r>
+      <w:proofErr w:type="spellEnd"/>
+      <w:r>
+        <w:t xml:space="preserve"> </w:t>
+      </w:r>
+      <w:proofErr w:type="spellStart"/>
+      <w:r>
+        <w:t>thấy</w:t>
+      </w:r>
+      <w:proofErr w:type="spellEnd"/>
+      <w:r>
+        <w:t xml:space="preserve"> app </w:t>
       </w:r>
     </w:p>
     <w:p>
@@ -1640,9 +2586,37 @@
         </w:numPr>
       </w:pPr>
       <w:r>
-        <w:lastRenderedPageBreak/>
-        <w:t>Push lên github rồi clone về</w:t>
-      </w:r>
+        <w:t xml:space="preserve">Push </w:t>
+      </w:r>
+      <w:proofErr w:type="spellStart"/>
+      <w:r>
+        <w:t>lên</w:t>
+      </w:r>
+      <w:proofErr w:type="spellEnd"/>
+      <w:r>
+        <w:t xml:space="preserve"> </w:t>
+      </w:r>
+      <w:proofErr w:type="spellStart"/>
+      <w:r>
+        <w:t>github</w:t>
+      </w:r>
+      <w:proofErr w:type="spellEnd"/>
+      <w:r>
+        <w:t xml:space="preserve"> </w:t>
+      </w:r>
+      <w:proofErr w:type="spellStart"/>
+      <w:r>
+        <w:t>rồi</w:t>
+      </w:r>
+      <w:proofErr w:type="spellEnd"/>
+      <w:r>
+        <w:t xml:space="preserve"> clone </w:t>
+      </w:r>
+      <w:proofErr w:type="spellStart"/>
+      <w:r>
+        <w:t>về</w:t>
+      </w:r>
+      <w:proofErr w:type="spellEnd"/>
     </w:p>
     <w:p>
       <w:pPr>
@@ -1652,22 +2626,194 @@
           <w:numId w:val="5"/>
         </w:numPr>
       </w:pPr>
-      <w:r>
-        <w:t xml:space="preserve">Vim .env rồi add environment file vào trong ec2 instance </w:t>
+      <w:proofErr w:type="gramStart"/>
+      <w:r>
+        <w:t>Vim .env</w:t>
+      </w:r>
+      <w:proofErr w:type="gramEnd"/>
+      <w:r>
+        <w:t xml:space="preserve"> </w:t>
+      </w:r>
+      <w:proofErr w:type="spellStart"/>
+      <w:r>
+        <w:t>rồi</w:t>
+      </w:r>
+      <w:proofErr w:type="spellEnd"/>
+      <w:r>
+        <w:t xml:space="preserve"> add environment file </w:t>
+      </w:r>
+      <w:proofErr w:type="spellStart"/>
+      <w:r>
+        <w:t>vào</w:t>
+      </w:r>
+      <w:proofErr w:type="spellEnd"/>
+      <w:r>
+        <w:t xml:space="preserve"> </w:t>
+      </w:r>
+      <w:proofErr w:type="spellStart"/>
+      <w:r>
+        <w:t>trong</w:t>
+      </w:r>
+      <w:proofErr w:type="spellEnd"/>
+      <w:r>
+        <w:t xml:space="preserve"> ec2 instance </w:t>
       </w:r>
     </w:p>
     <w:p>
       <w:pPr>
         <w:pStyle w:val="Heading1"/>
       </w:pPr>
-      <w:r>
-        <w:t>Github Action/Jenkins</w:t>
-      </w:r>
-    </w:p>
-    <w:p>
-      <w:pPr>
-        <w:pStyle w:val="ListParagraph"/>
-      </w:pPr>
+      <w:proofErr w:type="spellStart"/>
+      <w:r>
+        <w:t>Github</w:t>
+      </w:r>
+      <w:proofErr w:type="spellEnd"/>
+      <w:r>
+        <w:t xml:space="preserve"> Action</w:t>
+      </w:r>
+    </w:p>
+    <w:p>
+      <w:pPr>
+        <w:pStyle w:val="ListParagraph"/>
+        <w:numPr>
+          <w:ilvl w:val="0"/>
+          <w:numId w:val="8"/>
+        </w:numPr>
+      </w:pPr>
+      <w:proofErr w:type="spellStart"/>
+      <w:r>
+        <w:t>Tạo</w:t>
+      </w:r>
+      <w:proofErr w:type="spellEnd"/>
+      <w:r>
+        <w:t xml:space="preserve"> Secret </w:t>
+      </w:r>
+      <w:proofErr w:type="spellStart"/>
+      <w:r>
+        <w:t>trong</w:t>
+      </w:r>
+      <w:proofErr w:type="spellEnd"/>
+      <w:r>
+        <w:t xml:space="preserve"> repo</w:t>
+      </w:r>
+    </w:p>
+    <w:p>
+      <w:pPr>
+        <w:pStyle w:val="ListParagraph"/>
+        <w:numPr>
+          <w:ilvl w:val="1"/>
+          <w:numId w:val="8"/>
+        </w:numPr>
+      </w:pPr>
+      <w:r>
+        <w:drawing>
+          <wp:inline distT="0" distB="0" distL="0" distR="0" wp14:anchorId="595FE44A" wp14:editId="10260DDF">
+            <wp:extent cx="5369560" cy="1884938"/>
+            <wp:effectExtent l="0" t="0" r="2540" b="1270"/>
+            <wp:docPr id="1068933133" name="Picture 1"/>
+            <wp:cNvGraphicFramePr>
+              <a:graphicFrameLocks xmlns:a="http://schemas.openxmlformats.org/drawingml/2006/main" noChangeAspect="1"/>
+            </wp:cNvGraphicFramePr>
+            <a:graphic xmlns:a="http://schemas.openxmlformats.org/drawingml/2006/main">
+              <a:graphicData uri="http://schemas.openxmlformats.org/drawingml/2006/picture">
+                <pic:pic xmlns:pic="http://schemas.openxmlformats.org/drawingml/2006/picture">
+                  <pic:nvPicPr>
+                    <pic:cNvPr id="1068933133" name=""/>
+                    <pic:cNvPicPr/>
+                  </pic:nvPicPr>
+                  <pic:blipFill>
+                    <a:blip r:embed="rId27"/>
+                    <a:stretch>
+                      <a:fillRect/>
+                    </a:stretch>
+                  </pic:blipFill>
+                  <pic:spPr>
+                    <a:xfrm>
+                      <a:off x="0" y="0"/>
+                      <a:ext cx="5379277" cy="1888349"/>
+                    </a:xfrm>
+                    <a:prstGeom prst="rect">
+                      <a:avLst/>
+                    </a:prstGeom>
+                  </pic:spPr>
+                </pic:pic>
+              </a:graphicData>
+            </a:graphic>
+          </wp:inline>
+        </w:drawing>
+      </w:r>
+    </w:p>
+    <w:p>
+      <w:pPr>
+        <w:pStyle w:val="ListParagraph"/>
+        <w:numPr>
+          <w:ilvl w:val="0"/>
+          <w:numId w:val="8"/>
+        </w:numPr>
+      </w:pPr>
+      <w:proofErr w:type="spellStart"/>
+      <w:r>
+        <w:t>Tạo</w:t>
+      </w:r>
+      <w:proofErr w:type="spellEnd"/>
+      <w:r>
+        <w:t xml:space="preserve"> file </w:t>
+      </w:r>
+      <w:proofErr w:type="spellStart"/>
+      <w:r>
+        <w:t>github</w:t>
+      </w:r>
+      <w:proofErr w:type="spellEnd"/>
+      <w:r>
+        <w:t xml:space="preserve"> actions </w:t>
+      </w:r>
+    </w:p>
+    <w:p>
+      <w:pPr>
+        <w:pStyle w:val="ListParagraph"/>
+        <w:numPr>
+          <w:ilvl w:val="1"/>
+          <w:numId w:val="8"/>
+        </w:numPr>
+      </w:pPr>
+      <w:r>
+        <w:lastRenderedPageBreak/>
+        <w:drawing>
+          <wp:inline distT="0" distB="0" distL="0" distR="0" wp14:anchorId="1D1314F4" wp14:editId="14460C9F">
+            <wp:extent cx="4254499" cy="3362219"/>
+            <wp:effectExtent l="0" t="0" r="0" b="0"/>
+            <wp:docPr id="1398344606" name="Picture 1"/>
+            <wp:cNvGraphicFramePr>
+              <a:graphicFrameLocks xmlns:a="http://schemas.openxmlformats.org/drawingml/2006/main" noChangeAspect="1"/>
+            </wp:cNvGraphicFramePr>
+            <a:graphic xmlns:a="http://schemas.openxmlformats.org/drawingml/2006/main">
+              <a:graphicData uri="http://schemas.openxmlformats.org/drawingml/2006/picture">
+                <pic:pic xmlns:pic="http://schemas.openxmlformats.org/drawingml/2006/picture">
+                  <pic:nvPicPr>
+                    <pic:cNvPr id="1398344606" name=""/>
+                    <pic:cNvPicPr/>
+                  </pic:nvPicPr>
+                  <pic:blipFill>
+                    <a:blip r:embed="rId28"/>
+                    <a:stretch>
+                      <a:fillRect/>
+                    </a:stretch>
+                  </pic:blipFill>
+                  <pic:spPr>
+                    <a:xfrm>
+                      <a:off x="0" y="0"/>
+                      <a:ext cx="4259306" cy="3366018"/>
+                    </a:xfrm>
+                    <a:prstGeom prst="rect">
+                      <a:avLst/>
+                    </a:prstGeom>
+                  </pic:spPr>
+                </pic:pic>
+              </a:graphicData>
+            </a:graphic>
+          </wp:inline>
+        </w:drawing>
+      </w:r>
     </w:p>
     <w:sectPr>
       <w:pgSz w:w="11906" w:h="16838"/>
@@ -2038,6 +3184,95 @@
     </w:lvl>
   </w:abstractNum>
   <w:abstractNum w:abstractNumId="4" w15:restartNumberingAfterBreak="0">
+    <w:nsid w:val="535B22FF"/>
+    <w:multiLevelType w:val="hybridMultilevel"/>
+    <w:tmpl w:val="22AC9FC2"/>
+    <w:lvl w:ilvl="0" w:tplc="0C09000F">
+      <w:start w:val="1"/>
+      <w:numFmt w:val="decimal"/>
+      <w:lvlText w:val="%1."/>
+      <w:lvlJc w:val="left"/>
+      <w:pPr>
+        <w:ind w:left="720" w:hanging="360"/>
+      </w:pPr>
+      <w:rPr>
+        <w:rFonts w:hint="default"/>
+      </w:rPr>
+    </w:lvl>
+    <w:lvl w:ilvl="1" w:tplc="0C090019">
+      <w:start w:val="1"/>
+      <w:numFmt w:val="lowerLetter"/>
+      <w:lvlText w:val="%2."/>
+      <w:lvlJc w:val="left"/>
+      <w:pPr>
+        <w:ind w:left="1440" w:hanging="360"/>
+      </w:pPr>
+    </w:lvl>
+    <w:lvl w:ilvl="2" w:tplc="0C09001B" w:tentative="1">
+      <w:start w:val="1"/>
+      <w:numFmt w:val="lowerRoman"/>
+      <w:lvlText w:val="%3."/>
+      <w:lvlJc w:val="right"/>
+      <w:pPr>
+        <w:ind w:left="2160" w:hanging="180"/>
+      </w:pPr>
+    </w:lvl>
+    <w:lvl w:ilvl="3" w:tplc="0C09000F" w:tentative="1">
+      <w:start w:val="1"/>
+      <w:numFmt w:val="decimal"/>
+      <w:lvlText w:val="%4."/>
+      <w:lvlJc w:val="left"/>
+      <w:pPr>
+        <w:ind w:left="2880" w:hanging="360"/>
+      </w:pPr>
+    </w:lvl>
+    <w:lvl w:ilvl="4" w:tplc="0C090019" w:tentative="1">
+      <w:start w:val="1"/>
+      <w:numFmt w:val="lowerLetter"/>
+      <w:lvlText w:val="%5."/>
+      <w:lvlJc w:val="left"/>
+      <w:pPr>
+        <w:ind w:left="3600" w:hanging="360"/>
+      </w:pPr>
+    </w:lvl>
+    <w:lvl w:ilvl="5" w:tplc="0C09001B" w:tentative="1">
+      <w:start w:val="1"/>
+      <w:numFmt w:val="lowerRoman"/>
+      <w:lvlText w:val="%6."/>
+      <w:lvlJc w:val="right"/>
+      <w:pPr>
+        <w:ind w:left="4320" w:hanging="180"/>
+      </w:pPr>
+    </w:lvl>
+    <w:lvl w:ilvl="6" w:tplc="0C09000F" w:tentative="1">
+      <w:start w:val="1"/>
+      <w:numFmt w:val="decimal"/>
+      <w:lvlText w:val="%7."/>
+      <w:lvlJc w:val="left"/>
+      <w:pPr>
+        <w:ind w:left="5040" w:hanging="360"/>
+      </w:pPr>
+    </w:lvl>
+    <w:lvl w:ilvl="7" w:tplc="0C090019" w:tentative="1">
+      <w:start w:val="1"/>
+      <w:numFmt w:val="lowerLetter"/>
+      <w:lvlText w:val="%8."/>
+      <w:lvlJc w:val="left"/>
+      <w:pPr>
+        <w:ind w:left="5760" w:hanging="360"/>
+      </w:pPr>
+    </w:lvl>
+    <w:lvl w:ilvl="8" w:tplc="0C09001B" w:tentative="1">
+      <w:start w:val="1"/>
+      <w:numFmt w:val="lowerRoman"/>
+      <w:lvlText w:val="%9."/>
+      <w:lvlJc w:val="right"/>
+      <w:pPr>
+        <w:ind w:left="6480" w:hanging="180"/>
+      </w:pPr>
+    </w:lvl>
+  </w:abstractNum>
+  <w:abstractNum w:abstractNumId="5" w15:restartNumberingAfterBreak="0">
     <w:nsid w:val="565833F2"/>
     <w:multiLevelType w:val="hybridMultilevel"/>
     <w:tmpl w:val="1F0C724A"/>
@@ -2126,7 +3361,7 @@
       </w:pPr>
     </w:lvl>
   </w:abstractNum>
-  <w:abstractNum w:abstractNumId="5" w15:restartNumberingAfterBreak="0">
+  <w:abstractNum w:abstractNumId="6" w15:restartNumberingAfterBreak="0">
     <w:nsid w:val="65717DC2"/>
     <w:multiLevelType w:val="hybridMultilevel"/>
     <w:tmpl w:val="4C50115A"/>
@@ -2215,7 +3450,7 @@
       </w:pPr>
     </w:lvl>
   </w:abstractNum>
-  <w:abstractNum w:abstractNumId="6" w15:restartNumberingAfterBreak="0">
+  <w:abstractNum w:abstractNumId="7" w15:restartNumberingAfterBreak="0">
     <w:nsid w:val="75911AC6"/>
     <w:multiLevelType w:val="hybridMultilevel"/>
     <w:tmpl w:val="00DEA0BE"/>
@@ -2308,7 +3543,7 @@
     <w:abstractNumId w:val="3"/>
   </w:num>
   <w:num w:numId="2" w16cid:durableId="1478033710">
-    <w:abstractNumId w:val="6"/>
+    <w:abstractNumId w:val="7"/>
   </w:num>
   <w:num w:numId="3" w16cid:durableId="2056807884">
     <w:abstractNumId w:val="2"/>
@@ -2317,12 +3552,15 @@
     <w:abstractNumId w:val="1"/>
   </w:num>
   <w:num w:numId="5" w16cid:durableId="1709840846">
-    <w:abstractNumId w:val="5"/>
+    <w:abstractNumId w:val="6"/>
   </w:num>
   <w:num w:numId="6" w16cid:durableId="705720020">
     <w:abstractNumId w:val="0"/>
   </w:num>
   <w:num w:numId="7" w16cid:durableId="984360338">
+    <w:abstractNumId w:val="5"/>
+  </w:num>
+  <w:num w:numId="8" w16cid:durableId="2033218414">
     <w:abstractNumId w:val="4"/>
   </w:num>
 </w:numbering>

--- a/Các bước.docx
+++ b/Các bước.docx
@@ -1950,12 +1950,10 @@
         <w:t xml:space="preserve"> </w:t>
       </w:r>
       <w:proofErr w:type="spellStart"/>
-      <w:proofErr w:type="gramStart"/>
       <w:r>
         <w:t>package.json</w:t>
       </w:r>
       <w:proofErr w:type="spellEnd"/>
-      <w:proofErr w:type="gramEnd"/>
       <w:r>
         <w:t xml:space="preserve"> </w:t>
       </w:r>
@@ -2626,13 +2624,8 @@
           <w:numId w:val="5"/>
         </w:numPr>
       </w:pPr>
-      <w:proofErr w:type="gramStart"/>
-      <w:r>
-        <w:t>Vim .env</w:t>
-      </w:r>
-      <w:proofErr w:type="gramEnd"/>
-      <w:r>
-        <w:t xml:space="preserve"> </w:t>
+      <w:r>
+        <w:t xml:space="preserve">Vim .env </w:t>
       </w:r>
       <w:proofErr w:type="spellStart"/>
       <w:r>
@@ -2813,6 +2806,46 @@
             </a:graphic>
           </wp:inline>
         </w:drawing>
+      </w:r>
+    </w:p>
+    <w:p>
+      <w:pPr>
+        <w:pStyle w:val="ListParagraph"/>
+        <w:numPr>
+          <w:ilvl w:val="0"/>
+          <w:numId w:val="8"/>
+        </w:numPr>
+      </w:pPr>
+      <w:r>
+        <w:t xml:space="preserve">Trong Ec2 </w:t>
+      </w:r>
+    </w:p>
+    <w:p>
+      <w:pPr>
+        <w:pStyle w:val="ListParagraph"/>
+        <w:numPr>
+          <w:ilvl w:val="1"/>
+          <w:numId w:val="8"/>
+        </w:numPr>
+      </w:pPr>
+      <w:r>
+        <w:t xml:space="preserve">git config --global --add </w:t>
+      </w:r>
+      <w:proofErr w:type="spellStart"/>
+      <w:r>
+        <w:t>safe.directory</w:t>
+      </w:r>
+      <w:proofErr w:type="spellEnd"/>
+      <w:r>
+        <w:t xml:space="preserve"> /home/ubuntu/</w:t>
+      </w:r>
+      <w:proofErr w:type="spellStart"/>
+      <w:r>
+        <w:t>todo_capstone_devops</w:t>
+      </w:r>
+      <w:proofErr w:type="spellEnd"/>
+      <w:r>
+        <w:t xml:space="preserve"> </w:t>
       </w:r>
     </w:p>
     <w:sectPr>

--- a/Các bước.docx
+++ b/Các bước.docx
@@ -1950,10 +1950,12 @@
         <w:t xml:space="preserve"> </w:t>
       </w:r>
       <w:proofErr w:type="spellStart"/>
+      <w:proofErr w:type="gramStart"/>
       <w:r>
         <w:t>package.json</w:t>
       </w:r>
       <w:proofErr w:type="spellEnd"/>
+      <w:proofErr w:type="gramEnd"/>
       <w:r>
         <w:t xml:space="preserve"> </w:t>
       </w:r>
@@ -2624,8 +2626,13 @@
           <w:numId w:val="5"/>
         </w:numPr>
       </w:pPr>
-      <w:r>
-        <w:t xml:space="preserve">Vim .env </w:t>
+      <w:proofErr w:type="gramStart"/>
+      <w:r>
+        <w:t>Vim .env</w:t>
+      </w:r>
+      <w:proofErr w:type="gramEnd"/>
+      <w:r>
+        <w:t xml:space="preserve"> </w:t>
       </w:r>
       <w:proofErr w:type="spellStart"/>
       <w:r>
@@ -2772,10 +2779,10 @@
       <w:r>
         <w:lastRenderedPageBreak/>
         <w:drawing>
-          <wp:inline distT="0" distB="0" distL="0" distR="0" wp14:anchorId="1D1314F4" wp14:editId="14460C9F">
-            <wp:extent cx="4254499" cy="3362219"/>
+          <wp:inline distT="0" distB="0" distL="0" distR="0" wp14:anchorId="485E0517" wp14:editId="45371C28">
+            <wp:extent cx="3780856" cy="3207434"/>
             <wp:effectExtent l="0" t="0" r="0" b="0"/>
-            <wp:docPr id="1398344606" name="Picture 1"/>
+            <wp:docPr id="1186666142" name="Picture 1"/>
             <wp:cNvGraphicFramePr>
               <a:graphicFrameLocks xmlns:a="http://schemas.openxmlformats.org/drawingml/2006/main" noChangeAspect="1"/>
             </wp:cNvGraphicFramePr>
@@ -2783,7 +2790,7 @@
               <a:graphicData uri="http://schemas.openxmlformats.org/drawingml/2006/picture">
                 <pic:pic xmlns:pic="http://schemas.openxmlformats.org/drawingml/2006/picture">
                   <pic:nvPicPr>
-                    <pic:cNvPr id="1398344606" name=""/>
+                    <pic:cNvPr id="1186666142" name=""/>
                     <pic:cNvPicPr/>
                   </pic:nvPicPr>
                   <pic:blipFill>
@@ -2795,7 +2802,7 @@
                   <pic:spPr>
                     <a:xfrm>
                       <a:off x="0" y="0"/>
-                      <a:ext cx="4259306" cy="3366018"/>
+                      <a:ext cx="3783203" cy="3209425"/>
                     </a:xfrm>
                     <a:prstGeom prst="rect">
                       <a:avLst/>
@@ -2832,10 +2839,12 @@
         <w:t xml:space="preserve">git config --global --add </w:t>
       </w:r>
       <w:proofErr w:type="spellStart"/>
+      <w:proofErr w:type="gramStart"/>
       <w:r>
         <w:t>safe.directory</w:t>
       </w:r>
       <w:proofErr w:type="spellEnd"/>
+      <w:proofErr w:type="gramEnd"/>
       <w:r>
         <w:t xml:space="preserve"> /home/ubuntu/</w:t>
       </w:r>

--- a/Các bước.docx
+++ b/Các bước.docx
@@ -4,25 +4,62 @@
   <w:body>
     <w:p>
       <w:pPr>
+        <w:ind w:left="720" w:hanging="360"/>
+        <w:rPr>
+          <w:b/>
+          <w:bCs/>
+          <w:sz w:val="36"/>
+          <w:szCs w:val="44"/>
+        </w:rPr>
+      </w:pPr>
+      <w:r>
+        <w:rPr>
+          <w:b/>
+          <w:bCs/>
+          <w:sz w:val="36"/>
+          <w:szCs w:val="44"/>
+        </w:rPr>
+        <w:t xml:space="preserve">Lưu ý: vì </w:t>
+      </w:r>
+      <w:r>
+        <w:rPr>
+          <w:b/>
+          <w:bCs/>
+          <w:sz w:val="36"/>
+          <w:szCs w:val="44"/>
+        </w:rPr>
+        <w:t>nhiều</w:t>
+      </w:r>
+      <w:r>
+        <w:rPr>
+          <w:b/>
+          <w:bCs/>
+          <w:sz w:val="36"/>
+          <w:szCs w:val="44"/>
+        </w:rPr>
+        <w:t xml:space="preserve"> lý do nên ip bị đổi </w:t>
+      </w:r>
+      <w:r>
+        <w:rPr>
+          <w:b/>
+          <w:bCs/>
+          <w:sz w:val="36"/>
+          <w:szCs w:val="44"/>
+        </w:rPr>
+        <w:t>liên tục trong lúc làm document này</w:t>
+      </w:r>
+    </w:p>
+    <w:p>
+      <w:pPr>
         <w:pStyle w:val="ListParagraph"/>
         <w:numPr>
           <w:ilvl w:val="0"/>
           <w:numId w:val="1"/>
         </w:numPr>
       </w:pPr>
-      <w:proofErr w:type="spellStart"/>
-      <w:r>
-        <w:t>Tải</w:t>
-      </w:r>
-      <w:proofErr w:type="spellEnd"/>
-      <w:r>
-        <w:t xml:space="preserve"> source code </w:t>
-      </w:r>
-      <w:proofErr w:type="spellStart"/>
-      <w:r>
-        <w:t>về</w:t>
-      </w:r>
-      <w:proofErr w:type="spellEnd"/>
+      <w:r>
+        <w:t>Tải source code về</w:t>
+      </w:r>
     </w:p>
     <w:p>
       <w:pPr>
@@ -32,29 +69,8 @@
           <w:numId w:val="1"/>
         </w:numPr>
       </w:pPr>
-      <w:proofErr w:type="spellStart"/>
-      <w:r>
-        <w:t>Npm</w:t>
-      </w:r>
-      <w:proofErr w:type="spellEnd"/>
-      <w:r>
-        <w:t xml:space="preserve"> install </w:t>
-      </w:r>
-      <w:proofErr w:type="spellStart"/>
-      <w:r>
-        <w:t>cho</w:t>
-      </w:r>
-      <w:proofErr w:type="spellEnd"/>
-      <w:r>
-        <w:t xml:space="preserve"> </w:t>
-      </w:r>
-      <w:proofErr w:type="spellStart"/>
-      <w:r>
-        <w:t>cả</w:t>
-      </w:r>
-      <w:proofErr w:type="spellEnd"/>
-      <w:r>
-        <w:t xml:space="preserve"> 2 source</w:t>
+      <w:r>
+        <w:t>Npm install cho cả 2 source</w:t>
       </w:r>
     </w:p>
     <w:p>
@@ -65,37 +81,8 @@
           <w:numId w:val="1"/>
         </w:numPr>
       </w:pPr>
-      <w:proofErr w:type="spellStart"/>
-      <w:r>
-        <w:t>Chạy</w:t>
-      </w:r>
-      <w:proofErr w:type="spellEnd"/>
-      <w:r>
-        <w:t xml:space="preserve"> </w:t>
-      </w:r>
-      <w:proofErr w:type="spellStart"/>
-      <w:r>
-        <w:t>thử</w:t>
-      </w:r>
-      <w:proofErr w:type="spellEnd"/>
-      <w:r>
-        <w:t xml:space="preserve"> </w:t>
-      </w:r>
-      <w:proofErr w:type="spellStart"/>
-      <w:r>
-        <w:t>cả</w:t>
-      </w:r>
-      <w:proofErr w:type="spellEnd"/>
-      <w:r>
-        <w:t xml:space="preserve"> backend </w:t>
-      </w:r>
-      <w:proofErr w:type="spellStart"/>
-      <w:r>
-        <w:t>và</w:t>
-      </w:r>
-      <w:proofErr w:type="spellEnd"/>
-      <w:r>
-        <w:t xml:space="preserve"> frontend</w:t>
+      <w:r>
+        <w:t>Chạy thử cả backend và frontend</w:t>
       </w:r>
     </w:p>
     <w:p>
@@ -106,13 +93,8 @@
           <w:numId w:val="1"/>
         </w:numPr>
       </w:pPr>
-      <w:proofErr w:type="spellStart"/>
-      <w:r>
-        <w:t>Npx</w:t>
-      </w:r>
-      <w:proofErr w:type="spellEnd"/>
-      <w:r>
-        <w:t xml:space="preserve"> </w:t>
+      <w:r>
+        <w:t xml:space="preserve">Npx </w:t>
       </w:r>
       <w:r>
         <w:t>react-scripts start</w:t>
@@ -149,13 +131,8 @@
           <w:numId w:val="1"/>
         </w:numPr>
       </w:pPr>
-      <w:proofErr w:type="spellStart"/>
-      <w:r>
-        <w:t>Tạo</w:t>
-      </w:r>
-      <w:proofErr w:type="spellEnd"/>
-      <w:r>
-        <w:t xml:space="preserve"> docker network:</w:t>
+      <w:r>
+        <w:t>Tạo docker network:</w:t>
       </w:r>
     </w:p>
     <w:p>
@@ -220,21 +197,8 @@
           <w:numId w:val="1"/>
         </w:numPr>
       </w:pPr>
-      <w:proofErr w:type="spellStart"/>
-      <w:r>
-        <w:t>Tạo</w:t>
-      </w:r>
-      <w:proofErr w:type="spellEnd"/>
-      <w:r>
-        <w:t xml:space="preserve"> </w:t>
-      </w:r>
-      <w:proofErr w:type="spellStart"/>
-      <w:r>
-        <w:t>Mongodb</w:t>
-      </w:r>
-      <w:proofErr w:type="spellEnd"/>
-      <w:r>
-        <w:t xml:space="preserve"> container</w:t>
+      <w:r>
+        <w:t>Tạo Mongodb container</w:t>
       </w:r>
     </w:p>
     <w:p>
@@ -292,23 +256,7 @@
         </w:numPr>
       </w:pPr>
       <w:r>
-        <w:t xml:space="preserve">Test </w:t>
-      </w:r>
-      <w:proofErr w:type="spellStart"/>
-      <w:r>
-        <w:t>trong</w:t>
-      </w:r>
-      <w:proofErr w:type="spellEnd"/>
-      <w:r>
-        <w:t xml:space="preserve"> </w:t>
-      </w:r>
-      <w:proofErr w:type="spellStart"/>
-      <w:r>
-        <w:t>tableplus</w:t>
-      </w:r>
-      <w:proofErr w:type="spellEnd"/>
-      <w:r>
-        <w:t xml:space="preserve"> </w:t>
+        <w:t xml:space="preserve">Test trong tableplus </w:t>
       </w:r>
     </w:p>
     <w:p>
@@ -365,13 +313,8 @@
           <w:numId w:val="1"/>
         </w:numPr>
       </w:pPr>
-      <w:proofErr w:type="spellStart"/>
-      <w:r>
-        <w:t>Sửa</w:t>
-      </w:r>
-      <w:proofErr w:type="spellEnd"/>
-      <w:r>
-        <w:t xml:space="preserve"> env</w:t>
+      <w:r>
+        <w:t>Sửa env</w:t>
       </w:r>
     </w:p>
     <w:p>
@@ -428,29 +371,8 @@
           <w:numId w:val="1"/>
         </w:numPr>
       </w:pPr>
-      <w:proofErr w:type="spellStart"/>
-      <w:r>
-        <w:t>Kết</w:t>
-      </w:r>
-      <w:proofErr w:type="spellEnd"/>
-      <w:r>
-        <w:t xml:space="preserve"> </w:t>
-      </w:r>
-      <w:proofErr w:type="spellStart"/>
-      <w:r>
-        <w:t>nối</w:t>
-      </w:r>
-      <w:proofErr w:type="spellEnd"/>
-      <w:r>
-        <w:t xml:space="preserve"> DB </w:t>
-      </w:r>
-      <w:proofErr w:type="spellStart"/>
-      <w:r>
-        <w:t>với</w:t>
-      </w:r>
-      <w:proofErr w:type="spellEnd"/>
-      <w:r>
-        <w:t xml:space="preserve"> network </w:t>
+      <w:r>
+        <w:t xml:space="preserve">Kết nối DB với network </w:t>
       </w:r>
     </w:p>
     <w:p>
@@ -462,6 +384,7 @@
         </w:numPr>
       </w:pPr>
       <w:r>
+        <w:lastRenderedPageBreak/>
         <w:drawing>
           <wp:inline distT="0" distB="0" distL="0" distR="0" wp14:anchorId="4CA6DAC4" wp14:editId="382371DD">
             <wp:extent cx="5512083" cy="444523"/>
@@ -508,39 +431,7 @@
         </w:numPr>
       </w:pPr>
       <w:r>
-        <w:t xml:space="preserve">Test database </w:t>
-      </w:r>
-      <w:proofErr w:type="spellStart"/>
-      <w:r>
-        <w:t>sau</w:t>
-      </w:r>
-      <w:proofErr w:type="spellEnd"/>
-      <w:r>
-        <w:t xml:space="preserve"> </w:t>
-      </w:r>
-      <w:proofErr w:type="spellStart"/>
-      <w:r>
-        <w:t>khi</w:t>
-      </w:r>
-      <w:proofErr w:type="spellEnd"/>
-      <w:r>
-        <w:t xml:space="preserve"> </w:t>
-      </w:r>
-      <w:proofErr w:type="spellStart"/>
-      <w:r>
-        <w:t>khởi</w:t>
-      </w:r>
-      <w:proofErr w:type="spellEnd"/>
-      <w:r>
-        <w:t xml:space="preserve"> </w:t>
-      </w:r>
-      <w:proofErr w:type="spellStart"/>
-      <w:r>
-        <w:t>tạo</w:t>
-      </w:r>
-      <w:proofErr w:type="spellEnd"/>
-      <w:r>
-        <w:t xml:space="preserve"> task</w:t>
+        <w:t>Test database sau khi khởi tạo task</w:t>
       </w:r>
     </w:p>
     <w:p>
@@ -552,7 +443,6 @@
         </w:numPr>
       </w:pPr>
       <w:r>
-        <w:lastRenderedPageBreak/>
         <w:drawing>
           <wp:inline distT="0" distB="0" distL="0" distR="0" wp14:anchorId="34DBEFCB" wp14:editId="748B1F8D">
             <wp:extent cx="4912360" cy="3268648"/>
@@ -606,69 +496,8 @@
           <w:numId w:val="2"/>
         </w:numPr>
       </w:pPr>
-      <w:proofErr w:type="spellStart"/>
-      <w:r>
-        <w:t>Tạo</w:t>
-      </w:r>
-      <w:proofErr w:type="spellEnd"/>
-      <w:r>
-        <w:t xml:space="preserve"> file </w:t>
-      </w:r>
-      <w:proofErr w:type="spellStart"/>
-      <w:r>
-        <w:t>dockerignore</w:t>
-      </w:r>
-      <w:proofErr w:type="spellEnd"/>
-      <w:r>
-        <w:t xml:space="preserve"> </w:t>
-      </w:r>
-      <w:proofErr w:type="spellStart"/>
-      <w:r>
-        <w:t>cho</w:t>
-      </w:r>
-      <w:proofErr w:type="spellEnd"/>
-      <w:r>
-        <w:t xml:space="preserve"> </w:t>
-      </w:r>
-      <w:proofErr w:type="spellStart"/>
-      <w:r>
-        <w:t>cả</w:t>
-      </w:r>
-      <w:proofErr w:type="spellEnd"/>
-      <w:r>
-        <w:t xml:space="preserve"> 2 source (</w:t>
-      </w:r>
-      <w:proofErr w:type="spellStart"/>
-      <w:r>
-        <w:t>thêm</w:t>
-      </w:r>
-      <w:proofErr w:type="spellEnd"/>
-      <w:r>
-        <w:t xml:space="preserve"> </w:t>
-      </w:r>
-      <w:proofErr w:type="spellStart"/>
-      <w:r>
-        <w:t>node_modules</w:t>
-      </w:r>
-      <w:proofErr w:type="spellEnd"/>
-      <w:r>
-        <w:t xml:space="preserve"> </w:t>
-      </w:r>
-      <w:proofErr w:type="spellStart"/>
-      <w:r>
-        <w:t>và</w:t>
-      </w:r>
-      <w:proofErr w:type="spellEnd"/>
-      <w:r>
-        <w:t xml:space="preserve"> env </w:t>
-      </w:r>
-      <w:proofErr w:type="spellStart"/>
-      <w:r>
-        <w:t>vào</w:t>
-      </w:r>
-      <w:proofErr w:type="spellEnd"/>
-      <w:r>
-        <w:t xml:space="preserve">) </w:t>
+      <w:r>
+        <w:t xml:space="preserve">Tạo file dockerignore cho cả 2 source (thêm node_modules và env vào) </w:t>
       </w:r>
     </w:p>
     <w:p>
@@ -679,37 +508,8 @@
           <w:numId w:val="2"/>
         </w:numPr>
       </w:pPr>
-      <w:proofErr w:type="spellStart"/>
-      <w:r>
-        <w:t>Tạo</w:t>
-      </w:r>
-      <w:proofErr w:type="spellEnd"/>
-      <w:r>
-        <w:t xml:space="preserve"> </w:t>
-      </w:r>
-      <w:proofErr w:type="spellStart"/>
-      <w:r>
-        <w:t>Dockerfile</w:t>
-      </w:r>
-      <w:proofErr w:type="spellEnd"/>
-      <w:r>
-        <w:t xml:space="preserve"> </w:t>
-      </w:r>
-      <w:proofErr w:type="spellStart"/>
-      <w:r>
-        <w:t>cho</w:t>
-      </w:r>
-      <w:proofErr w:type="spellEnd"/>
-      <w:r>
-        <w:t xml:space="preserve"> </w:t>
-      </w:r>
-      <w:proofErr w:type="spellStart"/>
-      <w:r>
-        <w:t>cả</w:t>
-      </w:r>
-      <w:proofErr w:type="spellEnd"/>
-      <w:r>
-        <w:t xml:space="preserve"> 2 source </w:t>
+      <w:r>
+        <w:t xml:space="preserve">Tạo Dockerfile cho cả 2 source </w:t>
       </w:r>
     </w:p>
     <w:p>
@@ -790,37 +590,8 @@
           <w:numId w:val="2"/>
         </w:numPr>
       </w:pPr>
-      <w:proofErr w:type="spellStart"/>
-      <w:r>
-        <w:t>Đổi</w:t>
-      </w:r>
-      <w:proofErr w:type="spellEnd"/>
-      <w:r>
-        <w:t xml:space="preserve"> </w:t>
-      </w:r>
-      <w:proofErr w:type="spellStart"/>
-      <w:r>
-        <w:t>axios</w:t>
-      </w:r>
-      <w:proofErr w:type="spellEnd"/>
-      <w:r>
-        <w:t xml:space="preserve"> </w:t>
-      </w:r>
-      <w:proofErr w:type="spellStart"/>
-      <w:r>
-        <w:t>như</w:t>
-      </w:r>
-      <w:proofErr w:type="spellEnd"/>
-      <w:r>
-        <w:t xml:space="preserve"> </w:t>
-      </w:r>
-      <w:proofErr w:type="spellStart"/>
-      <w:r>
-        <w:t>sau</w:t>
-      </w:r>
-      <w:proofErr w:type="spellEnd"/>
-      <w:r>
-        <w:t xml:space="preserve"> </w:t>
+      <w:r>
+        <w:t xml:space="preserve">Đổi axios như sau </w:t>
       </w:r>
     </w:p>
     <w:p>
@@ -832,6 +603,7 @@
         </w:numPr>
       </w:pPr>
       <w:r>
+        <w:lastRenderedPageBreak/>
         <w:drawing>
           <wp:inline distT="0" distB="0" distL="0" distR="0" wp14:anchorId="7EDAEE57" wp14:editId="2FF66BA7">
             <wp:extent cx="4000706" cy="1358970"/>
@@ -877,13 +649,8 @@
           <w:numId w:val="2"/>
         </w:numPr>
       </w:pPr>
-      <w:proofErr w:type="spellStart"/>
-      <w:r>
-        <w:t>Npx</w:t>
-      </w:r>
-      <w:proofErr w:type="spellEnd"/>
-      <w:r>
-        <w:t xml:space="preserve"> </w:t>
+      <w:r>
+        <w:t xml:space="preserve">Npx </w:t>
       </w:r>
       <w:r>
         <w:t>react-scripts build</w:t>
@@ -897,29 +664,8 @@
           <w:numId w:val="2"/>
         </w:numPr>
       </w:pPr>
-      <w:proofErr w:type="spellStart"/>
-      <w:r>
-        <w:t>Tạo</w:t>
-      </w:r>
-      <w:proofErr w:type="spellEnd"/>
-      <w:r>
-        <w:t xml:space="preserve"> </w:t>
-      </w:r>
-      <w:proofErr w:type="spellStart"/>
-      <w:r>
-        <w:t>Dockerfile</w:t>
-      </w:r>
-      <w:proofErr w:type="spellEnd"/>
-      <w:r>
-        <w:t xml:space="preserve"> </w:t>
-      </w:r>
-      <w:proofErr w:type="spellStart"/>
-      <w:r>
-        <w:t>trong</w:t>
-      </w:r>
-      <w:proofErr w:type="spellEnd"/>
-      <w:r>
-        <w:t xml:space="preserve"> folder build</w:t>
+      <w:r>
+        <w:t>Tạo Dockerfile trong folder build</w:t>
       </w:r>
     </w:p>
     <w:p>
@@ -931,7 +677,6 @@
         </w:numPr>
       </w:pPr>
       <w:r>
-        <w:lastRenderedPageBreak/>
         <w:drawing>
           <wp:inline distT="0" distB="0" distL="0" distR="0" wp14:anchorId="31AA73FE" wp14:editId="7330A798">
             <wp:extent cx="3416476" cy="2502029"/>
@@ -978,31 +723,7 @@
         </w:numPr>
       </w:pPr>
       <w:r>
-        <w:t xml:space="preserve">File </w:t>
-      </w:r>
-      <w:proofErr w:type="spellStart"/>
-      <w:r>
-        <w:t>Dockerfile</w:t>
-      </w:r>
-      <w:proofErr w:type="spellEnd"/>
-      <w:r>
-        <w:t xml:space="preserve"> </w:t>
-      </w:r>
-      <w:proofErr w:type="spellStart"/>
-      <w:r>
-        <w:t>như</w:t>
-      </w:r>
-      <w:proofErr w:type="spellEnd"/>
-      <w:r>
-        <w:t xml:space="preserve"> </w:t>
-      </w:r>
-      <w:proofErr w:type="spellStart"/>
-      <w:r>
-        <w:t>sau</w:t>
-      </w:r>
-      <w:proofErr w:type="spellEnd"/>
-      <w:r>
-        <w:t>:</w:t>
+        <w:t>File Dockerfile như sau:</w:t>
       </w:r>
     </w:p>
     <w:p>
@@ -1059,19 +780,9 @@
           <w:numId w:val="2"/>
         </w:numPr>
       </w:pPr>
-      <w:proofErr w:type="spellStart"/>
-      <w:r>
-        <w:t>Tạo</w:t>
-      </w:r>
-      <w:proofErr w:type="spellEnd"/>
-      <w:r>
-        <w:t xml:space="preserve"> docker-</w:t>
-      </w:r>
-      <w:proofErr w:type="spellStart"/>
-      <w:r>
-        <w:t>compose.yml</w:t>
-      </w:r>
-      <w:proofErr w:type="spellEnd"/>
+      <w:r>
+        <w:t>Tạo docker-compose.yml</w:t>
+      </w:r>
     </w:p>
     <w:p>
       <w:pPr>
@@ -1128,23 +839,7 @@
         </w:numPr>
       </w:pPr>
       <w:r>
-        <w:t xml:space="preserve">File </w:t>
-      </w:r>
-      <w:proofErr w:type="spellStart"/>
-      <w:r>
-        <w:t>như</w:t>
-      </w:r>
-      <w:proofErr w:type="spellEnd"/>
-      <w:r>
-        <w:t xml:space="preserve"> </w:t>
-      </w:r>
-      <w:proofErr w:type="spellStart"/>
-      <w:r>
-        <w:t>sau</w:t>
-      </w:r>
-      <w:proofErr w:type="spellEnd"/>
-      <w:r>
-        <w:t xml:space="preserve">: </w:t>
+        <w:t xml:space="preserve">File như sau: </w:t>
       </w:r>
     </w:p>
     <w:p>
@@ -1232,53 +927,8 @@
           <w:numId w:val="2"/>
         </w:numPr>
       </w:pPr>
-      <w:proofErr w:type="spellStart"/>
-      <w:r>
-        <w:t>Nếu</w:t>
-      </w:r>
-      <w:proofErr w:type="spellEnd"/>
-      <w:r>
-        <w:t xml:space="preserve"> </w:t>
-      </w:r>
-      <w:proofErr w:type="spellStart"/>
-      <w:r>
-        <w:t>kh</w:t>
-      </w:r>
-      <w:proofErr w:type="spellEnd"/>
-      <w:r>
-        <w:t xml:space="preserve"> </w:t>
-      </w:r>
-      <w:proofErr w:type="spellStart"/>
-      <w:r>
-        <w:t>chạy</w:t>
-      </w:r>
-      <w:proofErr w:type="spellEnd"/>
-      <w:r>
-        <w:t xml:space="preserve"> </w:t>
-      </w:r>
-      <w:proofErr w:type="spellStart"/>
-      <w:r>
-        <w:t>thì</w:t>
-      </w:r>
-      <w:proofErr w:type="spellEnd"/>
-      <w:r>
-        <w:t xml:space="preserve"> </w:t>
-      </w:r>
-      <w:proofErr w:type="spellStart"/>
-      <w:r>
-        <w:t>đổi</w:t>
-      </w:r>
-      <w:proofErr w:type="spellEnd"/>
-      <w:r>
-        <w:t xml:space="preserve"> qua port 8088:8088 </w:t>
-      </w:r>
-      <w:proofErr w:type="spellStart"/>
-      <w:r>
-        <w:t>cho</w:t>
-      </w:r>
-      <w:proofErr w:type="spellEnd"/>
-      <w:r>
-        <w:t xml:space="preserve"> Backend</w:t>
+      <w:r>
+        <w:t>Nếu kh chạy thì đổi qua port 8088:8088 cho Backend</w:t>
       </w:r>
     </w:p>
     <w:p>
@@ -1291,19 +941,11 @@
       <w:r>
         <w:br/>
       </w:r>
-      <w:proofErr w:type="spellStart"/>
       <w:r>
         <w:rPr>
           <w:rStyle w:val="Heading2Char"/>
         </w:rPr>
-        <w:t>MongoDb</w:t>
-      </w:r>
-      <w:proofErr w:type="spellEnd"/>
-      <w:r>
-        <w:rPr>
-          <w:rStyle w:val="Heading2Char"/>
-        </w:rPr>
-        <w:t xml:space="preserve"> atlas</w:t>
+        <w:t>MongoDb atlas</w:t>
       </w:r>
     </w:p>
     <w:p>
@@ -1314,13 +956,8 @@
           <w:numId w:val="3"/>
         </w:numPr>
       </w:pPr>
-      <w:proofErr w:type="spellStart"/>
-      <w:r>
-        <w:t>Tạo</w:t>
-      </w:r>
-      <w:proofErr w:type="spellEnd"/>
-      <w:r>
-        <w:t xml:space="preserve"> free cluster</w:t>
+      <w:r>
+        <w:t>Tạo free cluster</w:t>
       </w:r>
     </w:p>
     <w:p>
@@ -1370,64 +1007,14 @@
           <w:numId w:val="3"/>
         </w:numPr>
       </w:pPr>
-      <w:proofErr w:type="spellStart"/>
-      <w:r>
-        <w:t>Tạo</w:t>
-      </w:r>
-      <w:proofErr w:type="spellEnd"/>
-      <w:r>
-        <w:t xml:space="preserve"> User </w:t>
-      </w:r>
-      <w:proofErr w:type="spellStart"/>
-      <w:r>
-        <w:t>trong</w:t>
-      </w:r>
-      <w:proofErr w:type="spellEnd"/>
-      <w:r>
-        <w:t xml:space="preserve"> security access</w:t>
-      </w:r>
-      <w:r>
-        <w:t xml:space="preserve"> (</w:t>
-      </w:r>
-      <w:proofErr w:type="spellStart"/>
-      <w:r>
-        <w:t>bảo</w:t>
-      </w:r>
-      <w:proofErr w:type="spellEnd"/>
-      <w:r>
-        <w:t xml:space="preserve"> </w:t>
-      </w:r>
-      <w:proofErr w:type="spellStart"/>
-      <w:r>
-        <w:t>mật</w:t>
-      </w:r>
-      <w:proofErr w:type="spellEnd"/>
-      <w:r>
-        <w:t xml:space="preserve"> </w:t>
-      </w:r>
-      <w:proofErr w:type="spellStart"/>
-      <w:r>
-        <w:t>nên</w:t>
-      </w:r>
-      <w:proofErr w:type="spellEnd"/>
-      <w:r>
-        <w:t xml:space="preserve"> </w:t>
-      </w:r>
-      <w:proofErr w:type="spellStart"/>
-      <w:r>
-        <w:t>kh</w:t>
-      </w:r>
-      <w:proofErr w:type="spellEnd"/>
-      <w:r>
-        <w:t xml:space="preserve"> screenshot </w:t>
-      </w:r>
-      <w:proofErr w:type="spellStart"/>
-      <w:r>
-        <w:t>đc</w:t>
-      </w:r>
-      <w:proofErr w:type="spellEnd"/>
-      <w:r>
-        <w:t>)</w:t>
+      <w:r>
+        <w:t>Tạo User trong security access</w:t>
+      </w:r>
+      <w:r>
+        <w:t xml:space="preserve"> (bảo mật nên kh screenshot </w:t>
+      </w:r>
+      <w:r>
+        <w:t>đc)</w:t>
       </w:r>
     </w:p>
     <w:p>
@@ -1442,158 +1029,28 @@
           <w:bCs/>
         </w:rPr>
       </w:pPr>
-      <w:proofErr w:type="spellStart"/>
       <w:r>
         <w:rPr>
           <w:b/>
           <w:bCs/>
         </w:rPr>
         <w:lastRenderedPageBreak/>
-        <w:t>Lấy</w:t>
-      </w:r>
-      <w:proofErr w:type="spellEnd"/>
+        <w:t>Lấy connection string</w:t>
+      </w:r>
       <w:r>
         <w:rPr>
           <w:b/>
           <w:bCs/>
         </w:rPr>
-        <w:t xml:space="preserve"> connection string</w:t>
+        <w:t xml:space="preserve"> (uncheck srv connection string</w:t>
       </w:r>
       <w:r>
         <w:rPr>
           <w:b/>
           <w:bCs/>
         </w:rPr>
-        <w:t xml:space="preserve"> (uncheck </w:t>
-      </w:r>
-      <w:proofErr w:type="spellStart"/>
-      <w:r>
-        <w:rPr>
-          <w:b/>
-          <w:bCs/>
-        </w:rPr>
-        <w:t>srv</w:t>
-      </w:r>
-      <w:proofErr w:type="spellEnd"/>
-      <w:r>
-        <w:rPr>
-          <w:b/>
-          <w:bCs/>
-        </w:rPr>
-        <w:t xml:space="preserve"> connection string</w:t>
-      </w:r>
-      <w:r>
-        <w:rPr>
-          <w:b/>
-          <w:bCs/>
-        </w:rPr>
-        <w:t xml:space="preserve">, </w:t>
-      </w:r>
-      <w:proofErr w:type="spellStart"/>
-      <w:r>
-        <w:rPr>
-          <w:b/>
-          <w:bCs/>
-        </w:rPr>
-        <w:t>nếu</w:t>
-      </w:r>
-      <w:proofErr w:type="spellEnd"/>
-      <w:r>
-        <w:rPr>
-          <w:b/>
-          <w:bCs/>
-        </w:rPr>
-        <w:t xml:space="preserve"> </w:t>
-      </w:r>
-      <w:proofErr w:type="spellStart"/>
-      <w:r>
-        <w:rPr>
-          <w:b/>
-          <w:bCs/>
-        </w:rPr>
-        <w:t>không</w:t>
-      </w:r>
-      <w:proofErr w:type="spellEnd"/>
-      <w:r>
-        <w:rPr>
-          <w:b/>
-          <w:bCs/>
-        </w:rPr>
-        <w:t xml:space="preserve"> uncheck </w:t>
-      </w:r>
-      <w:proofErr w:type="spellStart"/>
-      <w:r>
-        <w:rPr>
-          <w:b/>
-          <w:bCs/>
-        </w:rPr>
-        <w:t>sẽ</w:t>
-      </w:r>
-      <w:proofErr w:type="spellEnd"/>
-      <w:r>
-        <w:rPr>
-          <w:b/>
-          <w:bCs/>
-        </w:rPr>
-        <w:t xml:space="preserve"> </w:t>
-      </w:r>
-      <w:proofErr w:type="spellStart"/>
-      <w:r>
-        <w:rPr>
-          <w:b/>
-          <w:bCs/>
-        </w:rPr>
-        <w:t>phải</w:t>
-      </w:r>
-      <w:proofErr w:type="spellEnd"/>
-      <w:r>
-        <w:rPr>
-          <w:b/>
-          <w:bCs/>
-        </w:rPr>
-        <w:t xml:space="preserve"> config </w:t>
-      </w:r>
-      <w:proofErr w:type="spellStart"/>
-      <w:r>
-        <w:rPr>
-          <w:b/>
-          <w:bCs/>
-        </w:rPr>
-        <w:t>thêm</w:t>
-      </w:r>
-      <w:proofErr w:type="spellEnd"/>
-      <w:r>
-        <w:rPr>
-          <w:b/>
-          <w:bCs/>
-        </w:rPr>
-        <w:t xml:space="preserve"> </w:t>
-      </w:r>
-      <w:proofErr w:type="spellStart"/>
-      <w:r>
-        <w:rPr>
-          <w:b/>
-          <w:bCs/>
-        </w:rPr>
-        <w:t>bên</w:t>
-      </w:r>
-      <w:proofErr w:type="spellEnd"/>
-      <w:r>
-        <w:rPr>
-          <w:b/>
-          <w:bCs/>
-        </w:rPr>
-        <w:t xml:space="preserve"> EC2 =&gt; </w:t>
-      </w:r>
-      <w:proofErr w:type="spellStart"/>
-      <w:r>
-        <w:rPr>
-          <w:b/>
-          <w:bCs/>
-        </w:rPr>
-        <w:t>phiền</w:t>
-      </w:r>
-      <w:proofErr w:type="spellEnd"/>
+        <w:t>, nếu không uncheck sẽ phải config thêm bên EC2 =&gt; phiền</w:t>
+      </w:r>
       <w:r>
         <w:rPr>
           <w:b/>
@@ -1614,53 +1071,12 @@
           <w:bCs/>
         </w:rPr>
       </w:pPr>
-      <w:proofErr w:type="spellStart"/>
       <w:r>
         <w:rPr>
           <w:b/>
           <w:bCs/>
         </w:rPr>
-        <w:t>Bỏ</w:t>
-      </w:r>
-      <w:proofErr w:type="spellEnd"/>
-      <w:r>
-        <w:rPr>
-          <w:b/>
-          <w:bCs/>
-        </w:rPr>
-        <w:t xml:space="preserve"> </w:t>
-      </w:r>
-      <w:proofErr w:type="spellStart"/>
-      <w:r>
-        <w:rPr>
-          <w:b/>
-          <w:bCs/>
-        </w:rPr>
-        <w:t>vào</w:t>
-      </w:r>
-      <w:proofErr w:type="spellEnd"/>
-      <w:r>
-        <w:rPr>
-          <w:b/>
-          <w:bCs/>
-        </w:rPr>
-        <w:t xml:space="preserve"> env </w:t>
-      </w:r>
-      <w:proofErr w:type="spellStart"/>
-      <w:r>
-        <w:rPr>
-          <w:b/>
-          <w:bCs/>
-        </w:rPr>
-        <w:t>của</w:t>
-      </w:r>
-      <w:proofErr w:type="spellEnd"/>
-      <w:r>
-        <w:rPr>
-          <w:b/>
-          <w:bCs/>
-        </w:rPr>
-        <w:t xml:space="preserve"> backend</w:t>
+        <w:t>Bỏ vào env của backend</w:t>
       </w:r>
     </w:p>
     <w:p>
@@ -1718,63 +1134,7 @@
         </w:numPr>
       </w:pPr>
       <w:r>
-        <w:t xml:space="preserve">=&gt; </w:t>
-      </w:r>
-      <w:proofErr w:type="spellStart"/>
-      <w:r>
-        <w:t>Kết</w:t>
-      </w:r>
-      <w:proofErr w:type="spellEnd"/>
-      <w:r>
-        <w:t xml:space="preserve"> </w:t>
-      </w:r>
-      <w:proofErr w:type="spellStart"/>
-      <w:r>
-        <w:t>nối</w:t>
-      </w:r>
-      <w:proofErr w:type="spellEnd"/>
-      <w:r>
-        <w:t xml:space="preserve"> </w:t>
-      </w:r>
-      <w:proofErr w:type="spellStart"/>
-      <w:r>
-        <w:t>thành</w:t>
-      </w:r>
-      <w:proofErr w:type="spellEnd"/>
-      <w:r>
-        <w:t xml:space="preserve"> </w:t>
-      </w:r>
-      <w:proofErr w:type="spellStart"/>
-      <w:r>
-        <w:t>công</w:t>
-      </w:r>
-      <w:proofErr w:type="spellEnd"/>
-      <w:r>
-        <w:t xml:space="preserve"> </w:t>
-      </w:r>
-      <w:proofErr w:type="spellStart"/>
-      <w:r>
-        <w:t>vào</w:t>
-      </w:r>
-      <w:proofErr w:type="spellEnd"/>
-      <w:r>
-        <w:t xml:space="preserve"> database </w:t>
-      </w:r>
-      <w:proofErr w:type="spellStart"/>
-      <w:r>
-        <w:t>từ</w:t>
-      </w:r>
-      <w:proofErr w:type="spellEnd"/>
-      <w:r>
-        <w:t xml:space="preserve"> front end </w:t>
-      </w:r>
-      <w:proofErr w:type="spellStart"/>
-      <w:r>
-        <w:t>và</w:t>
-      </w:r>
-      <w:proofErr w:type="spellEnd"/>
-      <w:r>
-        <w:t xml:space="preserve"> back end</w:t>
+        <w:t>=&gt; Kết nối thành công vào database từ front end và back end</w:t>
       </w:r>
     </w:p>
     <w:p>
@@ -1832,23 +1192,7 @@
         </w:numPr>
       </w:pPr>
       <w:r>
-        <w:t xml:space="preserve">=&gt; Data </w:t>
-      </w:r>
-      <w:proofErr w:type="spellStart"/>
-      <w:r>
-        <w:t>nằm</w:t>
-      </w:r>
-      <w:proofErr w:type="spellEnd"/>
-      <w:r>
-        <w:t xml:space="preserve"> </w:t>
-      </w:r>
-      <w:proofErr w:type="spellStart"/>
-      <w:r>
-        <w:t>trong</w:t>
-      </w:r>
-      <w:proofErr w:type="spellEnd"/>
-      <w:r>
-        <w:t xml:space="preserve"> cluster</w:t>
+        <w:t>=&gt; Data nằm trong cluster</w:t>
       </w:r>
     </w:p>
     <w:p>
@@ -1860,23 +1204,7 @@
         </w:numPr>
       </w:pPr>
       <w:r>
-        <w:t xml:space="preserve">Khi </w:t>
-      </w:r>
-      <w:proofErr w:type="spellStart"/>
-      <w:r>
-        <w:t>lên</w:t>
-      </w:r>
-      <w:proofErr w:type="spellEnd"/>
-      <w:r>
-        <w:t xml:space="preserve"> production =&gt; whitelist IP </w:t>
-      </w:r>
-      <w:proofErr w:type="spellStart"/>
-      <w:r>
-        <w:t>từ</w:t>
-      </w:r>
-      <w:proofErr w:type="spellEnd"/>
-      <w:r>
-        <w:t xml:space="preserve"> EC2</w:t>
+        <w:t>Khi lên production =&gt; whitelist IP từ EC2</w:t>
       </w:r>
     </w:p>
     <w:p>
@@ -1941,31 +1269,16 @@
           <w:numId w:val="5"/>
         </w:numPr>
       </w:pPr>
-      <w:proofErr w:type="spellStart"/>
-      <w:r>
-        <w:t>Sửa</w:t>
-      </w:r>
-      <w:proofErr w:type="spellEnd"/>
-      <w:r>
-        <w:t xml:space="preserve"> </w:t>
-      </w:r>
-      <w:proofErr w:type="spellStart"/>
+      <w:r>
+        <w:t xml:space="preserve">Sửa </w:t>
+      </w:r>
       <w:proofErr w:type="gramStart"/>
       <w:r>
         <w:t>package.json</w:t>
       </w:r>
-      <w:proofErr w:type="spellEnd"/>
       <w:proofErr w:type="gramEnd"/>
       <w:r>
-        <w:t xml:space="preserve"> </w:t>
-      </w:r>
-      <w:proofErr w:type="spellStart"/>
-      <w:r>
-        <w:t>của</w:t>
-      </w:r>
-      <w:proofErr w:type="spellEnd"/>
-      <w:r>
-        <w:t xml:space="preserve"> backend:</w:t>
+        <w:t xml:space="preserve"> của backend:</w:t>
       </w:r>
     </w:p>
     <w:p>
@@ -2023,21 +1336,8 @@
           <w:numId w:val="5"/>
         </w:numPr>
       </w:pPr>
-      <w:proofErr w:type="spellStart"/>
-      <w:r>
-        <w:t>Sửa</w:t>
-      </w:r>
-      <w:proofErr w:type="spellEnd"/>
-      <w:r>
-        <w:t xml:space="preserve"> </w:t>
-      </w:r>
-      <w:proofErr w:type="spellStart"/>
-      <w:r>
-        <w:t>cors</w:t>
-      </w:r>
-      <w:proofErr w:type="spellEnd"/>
-      <w:r>
-        <w:t>:</w:t>
+      <w:r>
+        <w:t>Sửa cors:</w:t>
       </w:r>
     </w:p>
     <w:p>
@@ -2094,13 +1394,8 @@
           <w:numId w:val="5"/>
         </w:numPr>
       </w:pPr>
-      <w:proofErr w:type="spellStart"/>
-      <w:r>
-        <w:t>Sửa</w:t>
-      </w:r>
-      <w:proofErr w:type="spellEnd"/>
-      <w:r>
-        <w:t xml:space="preserve"> docker-compose: </w:t>
+      <w:r>
+        <w:t xml:space="preserve">Sửa docker-compose: </w:t>
       </w:r>
     </w:p>
     <w:p>
@@ -2157,29 +1452,8 @@
           <w:numId w:val="5"/>
         </w:numPr>
       </w:pPr>
-      <w:proofErr w:type="spellStart"/>
-      <w:r>
-        <w:t>Tạo</w:t>
-      </w:r>
-      <w:proofErr w:type="spellEnd"/>
-      <w:r>
-        <w:t xml:space="preserve"> EC2 instance </w:t>
-      </w:r>
-      <w:proofErr w:type="spellStart"/>
-      <w:r>
-        <w:t>với</w:t>
-      </w:r>
-      <w:proofErr w:type="spellEnd"/>
-      <w:r>
-        <w:t xml:space="preserve"> key pairs </w:t>
-      </w:r>
-      <w:proofErr w:type="spellStart"/>
-      <w:r>
-        <w:t>và</w:t>
-      </w:r>
-      <w:proofErr w:type="spellEnd"/>
-      <w:r>
-        <w:t xml:space="preserve"> ssh</w:t>
+      <w:r>
+        <w:t>Tạo EC2 instance với key pairs và ssh</w:t>
       </w:r>
     </w:p>
     <w:p>
@@ -2190,13 +1464,8 @@
           <w:numId w:val="5"/>
         </w:numPr>
       </w:pPr>
-      <w:proofErr w:type="spellStart"/>
-      <w:r>
-        <w:t>Sửa</w:t>
-      </w:r>
-      <w:proofErr w:type="spellEnd"/>
-      <w:r>
-        <w:t xml:space="preserve"> frontend axios.js</w:t>
+      <w:r>
+        <w:t>Sửa frontend axios.js</w:t>
       </w:r>
     </w:p>
     <w:p>
@@ -2253,43 +1522,9 @@
           <w:numId w:val="5"/>
         </w:numPr>
       </w:pPr>
-      <w:proofErr w:type="spellStart"/>
-      <w:r>
-        <w:t>Đăng</w:t>
-      </w:r>
-      <w:proofErr w:type="spellEnd"/>
-      <w:r>
-        <w:t xml:space="preserve"> </w:t>
-      </w:r>
-      <w:proofErr w:type="spellStart"/>
-      <w:r>
-        <w:t>nhập</w:t>
-      </w:r>
-      <w:proofErr w:type="spellEnd"/>
-      <w:r>
-        <w:t xml:space="preserve"> </w:t>
-      </w:r>
-      <w:proofErr w:type="spellStart"/>
-      <w:r>
-        <w:t>vào</w:t>
-      </w:r>
-      <w:proofErr w:type="spellEnd"/>
-      <w:r>
-        <w:t xml:space="preserve"> ec2 </w:t>
-      </w:r>
-      <w:proofErr w:type="spellStart"/>
-      <w:r>
-        <w:t>trên</w:t>
-      </w:r>
-      <w:proofErr w:type="spellEnd"/>
-      <w:r>
-        <w:t xml:space="preserve"> </w:t>
-      </w:r>
-      <w:proofErr w:type="spellStart"/>
-      <w:r>
-        <w:t>termius</w:t>
-      </w:r>
-      <w:proofErr w:type="spellEnd"/>
+      <w:r>
+        <w:t>Đăng nhập vào ec2 trên termius</w:t>
+      </w:r>
     </w:p>
     <w:p>
       <w:pPr>
@@ -2347,23 +1582,7 @@
         </w:numPr>
       </w:pPr>
       <w:r>
-        <w:t xml:space="preserve">Cài </w:t>
-      </w:r>
-      <w:proofErr w:type="spellStart"/>
-      <w:r>
-        <w:t>đặt</w:t>
-      </w:r>
-      <w:proofErr w:type="spellEnd"/>
-      <w:r>
-        <w:t xml:space="preserve"> docker </w:t>
-      </w:r>
-      <w:proofErr w:type="spellStart"/>
-      <w:r>
-        <w:t>và</w:t>
-      </w:r>
-      <w:proofErr w:type="spellEnd"/>
-      <w:r>
-        <w:t xml:space="preserve"> docker-compose </w:t>
+        <w:t xml:space="preserve">Cài đặt docker và docker-compose </w:t>
       </w:r>
     </w:p>
     <w:p>
@@ -2374,22 +1593,12 @@
           <w:numId w:val="5"/>
         </w:numPr>
       </w:pPr>
-      <w:proofErr w:type="spellStart"/>
       <w:r>
         <w:t>s</w:t>
       </w:r>
       <w:r>
-        <w:t>udo</w:t>
-      </w:r>
-      <w:proofErr w:type="spellEnd"/>
-      <w:r>
-        <w:t xml:space="preserve"> </w:t>
-      </w:r>
-      <w:proofErr w:type="spellStart"/>
-      <w:r>
-        <w:t>su</w:t>
-      </w:r>
-      <w:proofErr w:type="spellEnd"/>
+        <w:t>udo su</w:t>
+      </w:r>
     </w:p>
     <w:p>
       <w:pPr>
@@ -2427,23 +1636,7 @@
         </w:numPr>
       </w:pPr>
       <w:r>
-        <w:t>curl -L "https://github.com/docker/compose/releases/latest/download/docker-compose-$(uname -s)-$(</w:t>
-      </w:r>
-      <w:proofErr w:type="spellStart"/>
-      <w:r>
-        <w:t>uname</w:t>
-      </w:r>
-      <w:proofErr w:type="spellEnd"/>
-      <w:r>
-        <w:t xml:space="preserve"> -m)" -o /</w:t>
-      </w:r>
-      <w:proofErr w:type="spellStart"/>
-      <w:r>
-        <w:t>usr</w:t>
-      </w:r>
-      <w:proofErr w:type="spellEnd"/>
-      <w:r>
-        <w:t>/local/bin/docker-compose</w:t>
+        <w:t>curl -L "https://github.com/docker/compose/releases/latest/download/docker-compose-$(uname -s)-$(uname -m)" -o /usr/local/bin/docker-compose</w:t>
       </w:r>
     </w:p>
     <w:p>
@@ -2454,21 +1647,8 @@
           <w:numId w:val="5"/>
         </w:numPr>
       </w:pPr>
-      <w:proofErr w:type="spellStart"/>
-      <w:r>
-        <w:t>chmod</w:t>
-      </w:r>
-      <w:proofErr w:type="spellEnd"/>
-      <w:r>
-        <w:t xml:space="preserve"> 755 /</w:t>
-      </w:r>
-      <w:proofErr w:type="spellStart"/>
-      <w:r>
-        <w:t>usr</w:t>
-      </w:r>
-      <w:proofErr w:type="spellEnd"/>
-      <w:r>
-        <w:t>/local/bin/docker-compose</w:t>
+      <w:r>
+        <w:t>chmod 755 /usr/local/bin/docker-compose</w:t>
       </w:r>
     </w:p>
     <w:p>
@@ -2479,56 +1659,11 @@
           <w:numId w:val="5"/>
         </w:numPr>
       </w:pPr>
-      <w:proofErr w:type="spellStart"/>
       <w:r>
         <w:t>C</w:t>
       </w:r>
       <w:r>
-        <w:t>hỉnh</w:t>
-      </w:r>
-      <w:proofErr w:type="spellEnd"/>
-      <w:r>
-        <w:t xml:space="preserve"> Inbound </w:t>
-      </w:r>
-      <w:proofErr w:type="spellStart"/>
-      <w:r>
-        <w:t>để</w:t>
-      </w:r>
-      <w:proofErr w:type="spellEnd"/>
-      <w:r>
-        <w:t xml:space="preserve"> Public port </w:t>
-      </w:r>
-      <w:proofErr w:type="spellStart"/>
-      <w:r>
-        <w:t>cho</w:t>
-      </w:r>
-      <w:proofErr w:type="spellEnd"/>
-      <w:r>
-        <w:t xml:space="preserve"> </w:t>
-      </w:r>
-      <w:proofErr w:type="spellStart"/>
-      <w:r>
-        <w:t>người</w:t>
-      </w:r>
-      <w:proofErr w:type="spellEnd"/>
-      <w:r>
-        <w:t xml:space="preserve"> </w:t>
-      </w:r>
-      <w:proofErr w:type="spellStart"/>
-      <w:r>
-        <w:t>dùng</w:t>
-      </w:r>
-      <w:proofErr w:type="spellEnd"/>
-      <w:r>
-        <w:t xml:space="preserve"> </w:t>
-      </w:r>
-      <w:proofErr w:type="spellStart"/>
-      <w:r>
-        <w:t>thấy</w:t>
-      </w:r>
-      <w:proofErr w:type="spellEnd"/>
-      <w:r>
-        <w:t xml:space="preserve"> app </w:t>
+        <w:t xml:space="preserve">hỉnh Inbound để Public port cho người dùng thấy app </w:t>
       </w:r>
     </w:p>
     <w:p>
@@ -2586,37 +1721,8 @@
         </w:numPr>
       </w:pPr>
       <w:r>
-        <w:t xml:space="preserve">Push </w:t>
-      </w:r>
-      <w:proofErr w:type="spellStart"/>
-      <w:r>
-        <w:t>lên</w:t>
-      </w:r>
-      <w:proofErr w:type="spellEnd"/>
-      <w:r>
-        <w:t xml:space="preserve"> </w:t>
-      </w:r>
-      <w:proofErr w:type="spellStart"/>
-      <w:r>
-        <w:t>github</w:t>
-      </w:r>
-      <w:proofErr w:type="spellEnd"/>
-      <w:r>
-        <w:t xml:space="preserve"> </w:t>
-      </w:r>
-      <w:proofErr w:type="spellStart"/>
-      <w:r>
-        <w:t>rồi</w:t>
-      </w:r>
-      <w:proofErr w:type="spellEnd"/>
-      <w:r>
-        <w:t xml:space="preserve"> clone </w:t>
-      </w:r>
-      <w:proofErr w:type="spellStart"/>
-      <w:r>
-        <w:t>về</w:t>
-      </w:r>
-      <w:proofErr w:type="spellEnd"/>
+        <w:t>Push lên github rồi clone về</w:t>
+      </w:r>
     </w:p>
     <w:p>
       <w:pPr>
@@ -2632,44 +1738,23 @@
       </w:r>
       <w:proofErr w:type="gramEnd"/>
       <w:r>
-        <w:t xml:space="preserve"> </w:t>
-      </w:r>
-      <w:proofErr w:type="spellStart"/>
-      <w:r>
-        <w:t>rồi</w:t>
-      </w:r>
-      <w:proofErr w:type="spellEnd"/>
-      <w:r>
-        <w:t xml:space="preserve"> add environment file </w:t>
-      </w:r>
-      <w:proofErr w:type="spellStart"/>
-      <w:r>
-        <w:t>vào</w:t>
-      </w:r>
-      <w:proofErr w:type="spellEnd"/>
-      <w:r>
-        <w:t xml:space="preserve"> </w:t>
-      </w:r>
-      <w:proofErr w:type="spellStart"/>
-      <w:r>
-        <w:t>trong</w:t>
-      </w:r>
-      <w:proofErr w:type="spellEnd"/>
-      <w:r>
-        <w:t xml:space="preserve"> ec2 instance </w:t>
+        <w:t xml:space="preserve"> rồi add environment file vào trong ec2 instance </w:t>
       </w:r>
     </w:p>
     <w:p>
       <w:pPr>
         <w:pStyle w:val="Heading1"/>
       </w:pPr>
-      <w:proofErr w:type="spellStart"/>
-      <w:r>
-        <w:t>Github</w:t>
-      </w:r>
-      <w:proofErr w:type="spellEnd"/>
-      <w:r>
-        <w:t xml:space="preserve"> Action</w:t>
+      <w:r>
+        <w:t>CICD</w:t>
+      </w:r>
+    </w:p>
+    <w:p>
+      <w:pPr>
+        <w:pStyle w:val="Heading2"/>
+      </w:pPr>
+      <w:r>
+        <w:t>Github Action</w:t>
       </w:r>
     </w:p>
     <w:p>
@@ -2680,21 +1765,11 @@
           <w:numId w:val="8"/>
         </w:numPr>
       </w:pPr>
-      <w:proofErr w:type="spellStart"/>
-      <w:r>
-        <w:t>Tạo</w:t>
-      </w:r>
-      <w:proofErr w:type="spellEnd"/>
-      <w:r>
-        <w:t xml:space="preserve"> Secret </w:t>
-      </w:r>
-      <w:proofErr w:type="spellStart"/>
-      <w:r>
-        <w:t>trong</w:t>
-      </w:r>
-      <w:proofErr w:type="spellEnd"/>
-      <w:r>
-        <w:t xml:space="preserve"> repo</w:t>
+      <w:r>
+        <w:t xml:space="preserve">Tạo Secret </w:t>
+      </w:r>
+      <w:r>
+        <w:t>trong repo</w:t>
       </w:r>
     </w:p>
     <w:p>
@@ -2751,21 +1826,8 @@
           <w:numId w:val="8"/>
         </w:numPr>
       </w:pPr>
-      <w:proofErr w:type="spellStart"/>
-      <w:r>
-        <w:t>Tạo</w:t>
-      </w:r>
-      <w:proofErr w:type="spellEnd"/>
-      <w:r>
-        <w:t xml:space="preserve"> file </w:t>
-      </w:r>
-      <w:proofErr w:type="spellStart"/>
-      <w:r>
-        <w:t>github</w:t>
-      </w:r>
-      <w:proofErr w:type="spellEnd"/>
-      <w:r>
-        <w:t xml:space="preserve"> actions </w:t>
+      <w:r>
+        <w:t xml:space="preserve">Tạo file github actions </w:t>
       </w:r>
     </w:p>
     <w:p>
@@ -2838,25 +1900,416 @@
       <w:r>
         <w:t xml:space="preserve">git config --global --add </w:t>
       </w:r>
-      <w:proofErr w:type="spellStart"/>
       <w:proofErr w:type="gramStart"/>
       <w:r>
         <w:t>safe.directory</w:t>
       </w:r>
-      <w:proofErr w:type="spellEnd"/>
       <w:proofErr w:type="gramEnd"/>
       <w:r>
-        <w:t xml:space="preserve"> /home/ubuntu/</w:t>
-      </w:r>
-      <w:proofErr w:type="spellStart"/>
-      <w:r>
-        <w:t>todo_capstone_devops</w:t>
-      </w:r>
-      <w:proofErr w:type="spellEnd"/>
+        <w:t xml:space="preserve"> /home/ubuntu/todo_capstone_devops</w:t>
+      </w:r>
       <w:r>
         <w:t xml:space="preserve"> </w:t>
       </w:r>
     </w:p>
+    <w:p>
+      <w:pPr>
+        <w:pStyle w:val="ListParagraph"/>
+        <w:numPr>
+          <w:ilvl w:val="0"/>
+          <w:numId w:val="8"/>
+        </w:numPr>
+      </w:pPr>
+      <w:r>
+        <w:drawing>
+          <wp:inline distT="0" distB="0" distL="0" distR="0" wp14:anchorId="152A64DC" wp14:editId="452ADF1F">
+            <wp:extent cx="4787055" cy="1934307"/>
+            <wp:effectExtent l="0" t="0" r="0" b="8890"/>
+            <wp:docPr id="745851438" name="Picture 1"/>
+            <wp:cNvGraphicFramePr>
+              <a:graphicFrameLocks xmlns:a="http://schemas.openxmlformats.org/drawingml/2006/main" noChangeAspect="1"/>
+            </wp:cNvGraphicFramePr>
+            <a:graphic xmlns:a="http://schemas.openxmlformats.org/drawingml/2006/main">
+              <a:graphicData uri="http://schemas.openxmlformats.org/drawingml/2006/picture">
+                <pic:pic xmlns:pic="http://schemas.openxmlformats.org/drawingml/2006/picture">
+                  <pic:nvPicPr>
+                    <pic:cNvPr id="745851438" name=""/>
+                    <pic:cNvPicPr/>
+                  </pic:nvPicPr>
+                  <pic:blipFill>
+                    <a:blip r:embed="rId29"/>
+                    <a:stretch>
+                      <a:fillRect/>
+                    </a:stretch>
+                  </pic:blipFill>
+                  <pic:spPr>
+                    <a:xfrm>
+                      <a:off x="0" y="0"/>
+                      <a:ext cx="4791574" cy="1936133"/>
+                    </a:xfrm>
+                    <a:prstGeom prst="rect">
+                      <a:avLst/>
+                    </a:prstGeom>
+                  </pic:spPr>
+                </pic:pic>
+              </a:graphicData>
+            </a:graphic>
+          </wp:inline>
+        </w:drawing>
+      </w:r>
+    </w:p>
+    <w:p>
+      <w:pPr>
+        <w:pStyle w:val="Heading2"/>
+        <w:rPr>
+          <w:rStyle w:val="Heading2Char"/>
+        </w:rPr>
+      </w:pPr>
+      <w:r>
+        <w:t>J</w:t>
+      </w:r>
+      <w:r>
+        <w:rPr>
+          <w:rStyle w:val="Heading2Char"/>
+        </w:rPr>
+        <w:t>enkins</w:t>
+      </w:r>
+      <w:r>
+        <w:rPr>
+          <w:rStyle w:val="Heading2Char"/>
+        </w:rPr>
+        <w:t xml:space="preserve"> (vì có github actions rồi nên ở dưới chỉ để minh họa</w:t>
+      </w:r>
+      <w:r>
+        <w:rPr>
+          <w:rStyle w:val="Heading2Char"/>
+        </w:rPr>
+        <w:t>, chạy cả 2 sẽ bị conflict</w:t>
+      </w:r>
+      <w:r>
+        <w:rPr>
+          <w:rStyle w:val="Heading2Char"/>
+        </w:rPr>
+        <w:t>)</w:t>
+      </w:r>
+    </w:p>
+    <w:p>
+      <w:pPr>
+        <w:pStyle w:val="ListParagraph"/>
+        <w:numPr>
+          <w:ilvl w:val="0"/>
+          <w:numId w:val="9"/>
+        </w:numPr>
+      </w:pPr>
+      <w:r>
+        <w:t>Trong Ec2,</w:t>
+      </w:r>
+    </w:p>
+    <w:p>
+      <w:pPr>
+        <w:pStyle w:val="ListParagraph"/>
+        <w:numPr>
+          <w:ilvl w:val="1"/>
+          <w:numId w:val="9"/>
+        </w:numPr>
+      </w:pPr>
+      <w:r>
+        <w:t xml:space="preserve"> </w:t>
+      </w:r>
+      <w:r>
+        <w:t>docker run -d --name jenkins -p 8080:8080 -p 50000:50000 jenkins/</w:t>
+      </w:r>
+      <w:proofErr w:type="gramStart"/>
+      <w:r>
+        <w:t>jenkins:lts</w:t>
+      </w:r>
+      <w:proofErr w:type="gramEnd"/>
+    </w:p>
+    <w:p>
+      <w:pPr>
+        <w:pStyle w:val="ListParagraph"/>
+        <w:numPr>
+          <w:ilvl w:val="0"/>
+          <w:numId w:val="9"/>
+        </w:numPr>
+      </w:pPr>
+      <w:r>
+        <w:t>Docker logs id của Jenkins và copy password</w:t>
+      </w:r>
+    </w:p>
+    <w:p>
+      <w:pPr>
+        <w:pStyle w:val="ListParagraph"/>
+        <w:numPr>
+          <w:ilvl w:val="0"/>
+          <w:numId w:val="9"/>
+        </w:numPr>
+      </w:pPr>
+      <w:r>
+        <w:t>Paste vào ở dưới</w:t>
+      </w:r>
+    </w:p>
+    <w:p>
+      <w:pPr>
+        <w:pStyle w:val="ListParagraph"/>
+        <w:numPr>
+          <w:ilvl w:val="1"/>
+          <w:numId w:val="9"/>
+        </w:numPr>
+      </w:pPr>
+      <w:r>
+        <w:drawing>
+          <wp:inline distT="0" distB="0" distL="0" distR="0" wp14:anchorId="5CB8135B" wp14:editId="19884D92">
+            <wp:extent cx="4092624" cy="2519861"/>
+            <wp:effectExtent l="0" t="0" r="3175" b="0"/>
+            <wp:docPr id="45718951" name="Picture 1"/>
+            <wp:cNvGraphicFramePr>
+              <a:graphicFrameLocks xmlns:a="http://schemas.openxmlformats.org/drawingml/2006/main" noChangeAspect="1"/>
+            </wp:cNvGraphicFramePr>
+            <a:graphic xmlns:a="http://schemas.openxmlformats.org/drawingml/2006/main">
+              <a:graphicData uri="http://schemas.openxmlformats.org/drawingml/2006/picture">
+                <pic:pic xmlns:pic="http://schemas.openxmlformats.org/drawingml/2006/picture">
+                  <pic:nvPicPr>
+                    <pic:cNvPr id="45718951" name=""/>
+                    <pic:cNvPicPr/>
+                  </pic:nvPicPr>
+                  <pic:blipFill>
+                    <a:blip r:embed="rId30"/>
+                    <a:stretch>
+                      <a:fillRect/>
+                    </a:stretch>
+                  </pic:blipFill>
+                  <pic:spPr>
+                    <a:xfrm>
+                      <a:off x="0" y="0"/>
+                      <a:ext cx="4098000" cy="2523171"/>
+                    </a:xfrm>
+                    <a:prstGeom prst="rect">
+                      <a:avLst/>
+                    </a:prstGeom>
+                  </pic:spPr>
+                </pic:pic>
+              </a:graphicData>
+            </a:graphic>
+          </wp:inline>
+        </w:drawing>
+      </w:r>
+    </w:p>
+    <w:p>
+      <w:pPr>
+        <w:pStyle w:val="ListParagraph"/>
+        <w:numPr>
+          <w:ilvl w:val="0"/>
+          <w:numId w:val="9"/>
+        </w:numPr>
+      </w:pPr>
+      <w:r>
+        <w:t>Install suggested plugins</w:t>
+      </w:r>
+    </w:p>
+    <w:p>
+      <w:pPr>
+        <w:pStyle w:val="ListParagraph"/>
+        <w:numPr>
+          <w:ilvl w:val="0"/>
+          <w:numId w:val="9"/>
+        </w:numPr>
+      </w:pPr>
+      <w:r>
+        <w:lastRenderedPageBreak/>
+        <w:t>Điền thông tin và save and continue</w:t>
+      </w:r>
+    </w:p>
+    <w:p>
+      <w:pPr>
+        <w:pStyle w:val="ListParagraph"/>
+        <w:numPr>
+          <w:ilvl w:val="0"/>
+          <w:numId w:val="9"/>
+        </w:numPr>
+      </w:pPr>
+      <w:r>
+        <w:rPr>
+          <w:noProof/>
+        </w:rPr>
+        <w:drawing>
+          <wp:inline distT="0" distB="0" distL="0" distR="0" wp14:anchorId="589A3791" wp14:editId="78F25850">
+            <wp:extent cx="4768701" cy="2611218"/>
+            <wp:effectExtent l="0" t="0" r="0" b="0"/>
+            <wp:docPr id="1588573863" name="Picture 1" descr="A screenshot of a computer&#10;&#10;AI-generated content may be incorrect."/>
+            <wp:cNvGraphicFramePr>
+              <a:graphicFrameLocks xmlns:a="http://schemas.openxmlformats.org/drawingml/2006/main" noChangeAspect="1"/>
+            </wp:cNvGraphicFramePr>
+            <a:graphic xmlns:a="http://schemas.openxmlformats.org/drawingml/2006/main">
+              <a:graphicData uri="http://schemas.openxmlformats.org/drawingml/2006/picture">
+                <pic:pic xmlns:pic="http://schemas.openxmlformats.org/drawingml/2006/picture">
+                  <pic:nvPicPr>
+                    <pic:cNvPr id="1588573863" name="Picture 1" descr="A screenshot of a computer&#10;&#10;AI-generated content may be incorrect."/>
+                    <pic:cNvPicPr/>
+                  </pic:nvPicPr>
+                  <pic:blipFill rotWithShape="1">
+                    <a:blip r:embed="rId31"/>
+                    <a:srcRect t="9063"/>
+                    <a:stretch>
+                      <a:fillRect/>
+                    </a:stretch>
+                  </pic:blipFill>
+                  <pic:spPr bwMode="auto">
+                    <a:xfrm>
+                      <a:off x="0" y="0"/>
+                      <a:ext cx="4771619" cy="2612816"/>
+                    </a:xfrm>
+                    <a:prstGeom prst="rect">
+                      <a:avLst/>
+                    </a:prstGeom>
+                    <a:ln>
+                      <a:noFill/>
+                    </a:ln>
+                    <a:extLst>
+                      <a:ext uri="{53640926-AAD7-44D8-BBD7-CCE9431645EC}">
+                        <a14:shadowObscured xmlns:a14="http://schemas.microsoft.com/office/drawing/2010/main"/>
+                      </a:ext>
+                    </a:extLst>
+                  </pic:spPr>
+                </pic:pic>
+              </a:graphicData>
+            </a:graphic>
+          </wp:inline>
+        </w:drawing>
+      </w:r>
+    </w:p>
+    <w:p>
+      <w:pPr>
+        <w:pStyle w:val="ListParagraph"/>
+        <w:numPr>
+          <w:ilvl w:val="0"/>
+          <w:numId w:val="9"/>
+        </w:numPr>
+      </w:pPr>
+      <w:r>
+        <w:t>Tạo Jenkinsfile trong source code</w:t>
+      </w:r>
+    </w:p>
+    <w:p>
+      <w:pPr>
+        <w:pStyle w:val="ListParagraph"/>
+        <w:numPr>
+          <w:ilvl w:val="1"/>
+          <w:numId w:val="9"/>
+        </w:numPr>
+      </w:pPr>
+      <w:r>
+        <w:drawing>
+          <wp:inline distT="0" distB="0" distL="0" distR="0" wp14:anchorId="4835E732" wp14:editId="56F340E7">
+            <wp:extent cx="3587934" cy="2381372"/>
+            <wp:effectExtent l="0" t="0" r="0" b="0"/>
+            <wp:docPr id="128073815" name="Picture 1"/>
+            <wp:cNvGraphicFramePr>
+              <a:graphicFrameLocks xmlns:a="http://schemas.openxmlformats.org/drawingml/2006/main" noChangeAspect="1"/>
+            </wp:cNvGraphicFramePr>
+            <a:graphic xmlns:a="http://schemas.openxmlformats.org/drawingml/2006/main">
+              <a:graphicData uri="http://schemas.openxmlformats.org/drawingml/2006/picture">
+                <pic:pic xmlns:pic="http://schemas.openxmlformats.org/drawingml/2006/picture">
+                  <pic:nvPicPr>
+                    <pic:cNvPr id="128073815" name=""/>
+                    <pic:cNvPicPr/>
+                  </pic:nvPicPr>
+                  <pic:blipFill>
+                    <a:blip r:embed="rId32"/>
+                    <a:stretch>
+                      <a:fillRect/>
+                    </a:stretch>
+                  </pic:blipFill>
+                  <pic:spPr>
+                    <a:xfrm>
+                      <a:off x="0" y="0"/>
+                      <a:ext cx="3587934" cy="2381372"/>
+                    </a:xfrm>
+                    <a:prstGeom prst="rect">
+                      <a:avLst/>
+                    </a:prstGeom>
+                  </pic:spPr>
+                </pic:pic>
+              </a:graphicData>
+            </a:graphic>
+          </wp:inline>
+        </w:drawing>
+      </w:r>
+    </w:p>
+    <w:p>
+      <w:pPr>
+        <w:pStyle w:val="ListParagraph"/>
+        <w:numPr>
+          <w:ilvl w:val="0"/>
+          <w:numId w:val="9"/>
+        </w:numPr>
+      </w:pPr>
+      <w:r>
+        <w:t xml:space="preserve">Trong Jenkins, tạo pipeline, rồi config như sau </w:t>
+      </w:r>
+    </w:p>
+    <w:p>
+      <w:pPr>
+        <w:pStyle w:val="ListParagraph"/>
+        <w:numPr>
+          <w:ilvl w:val="1"/>
+          <w:numId w:val="9"/>
+        </w:numPr>
+      </w:pPr>
+      <w:r>
+        <w:drawing>
+          <wp:inline distT="0" distB="0" distL="0" distR="0" wp14:anchorId="254FA86A" wp14:editId="50E94BC1">
+            <wp:extent cx="4655332" cy="3272432"/>
+            <wp:effectExtent l="0" t="0" r="0" b="4445"/>
+            <wp:docPr id="1779998428" name="Picture 1"/>
+            <wp:cNvGraphicFramePr>
+              <a:graphicFrameLocks xmlns:a="http://schemas.openxmlformats.org/drawingml/2006/main" noChangeAspect="1"/>
+            </wp:cNvGraphicFramePr>
+            <a:graphic xmlns:a="http://schemas.openxmlformats.org/drawingml/2006/main">
+              <a:graphicData uri="http://schemas.openxmlformats.org/drawingml/2006/picture">
+                <pic:pic xmlns:pic="http://schemas.openxmlformats.org/drawingml/2006/picture">
+                  <pic:nvPicPr>
+                    <pic:cNvPr id="1779998428" name=""/>
+                    <pic:cNvPicPr/>
+                  </pic:nvPicPr>
+                  <pic:blipFill>
+                    <a:blip r:embed="rId33"/>
+                    <a:stretch>
+                      <a:fillRect/>
+                    </a:stretch>
+                  </pic:blipFill>
+                  <pic:spPr>
+                    <a:xfrm>
+                      <a:off x="0" y="0"/>
+                      <a:ext cx="4662300" cy="3277330"/>
+                    </a:xfrm>
+                    <a:prstGeom prst="rect">
+                      <a:avLst/>
+                    </a:prstGeom>
+                  </pic:spPr>
+                </pic:pic>
+              </a:graphicData>
+            </a:graphic>
+          </wp:inline>
+        </w:drawing>
+      </w:r>
+    </w:p>
+    <w:p>
+      <w:pPr>
+        <w:pStyle w:val="ListParagraph"/>
+        <w:numPr>
+          <w:ilvl w:val="1"/>
+          <w:numId w:val="9"/>
+        </w:numPr>
+      </w:pPr>
+      <w:r>
+        <w:t xml:space="preserve">Vì là public repo nên không cần tạo thêm </w:t>
+      </w:r>
+      <w:r>
+        <w:t>credentials</w:t>
+      </w:r>
+    </w:p>
+    <w:p/>
     <w:sectPr>
       <w:pgSz w:w="11906" w:h="16838"/>
       <w:pgMar w:top="720" w:right="720" w:bottom="720" w:left="720" w:header="708" w:footer="708" w:gutter="0"/>
@@ -2959,6 +2412,95 @@
     </w:lvl>
   </w:abstractNum>
   <w:abstractNum w:abstractNumId="1" w15:restartNumberingAfterBreak="0">
+    <w:nsid w:val="094A00E8"/>
+    <w:multiLevelType w:val="hybridMultilevel"/>
+    <w:tmpl w:val="533237F0"/>
+    <w:lvl w:ilvl="0" w:tplc="0C09000F">
+      <w:start w:val="1"/>
+      <w:numFmt w:val="decimal"/>
+      <w:lvlText w:val="%1."/>
+      <w:lvlJc w:val="left"/>
+      <w:pPr>
+        <w:ind w:left="360" w:hanging="360"/>
+      </w:pPr>
+      <w:rPr>
+        <w:rFonts w:hint="default"/>
+      </w:rPr>
+    </w:lvl>
+    <w:lvl w:ilvl="1" w:tplc="0C090019" w:tentative="1">
+      <w:start w:val="1"/>
+      <w:numFmt w:val="lowerLetter"/>
+      <w:lvlText w:val="%2."/>
+      <w:lvlJc w:val="left"/>
+      <w:pPr>
+        <w:ind w:left="1080" w:hanging="360"/>
+      </w:pPr>
+    </w:lvl>
+    <w:lvl w:ilvl="2" w:tplc="0C09001B" w:tentative="1">
+      <w:start w:val="1"/>
+      <w:numFmt w:val="lowerRoman"/>
+      <w:lvlText w:val="%3."/>
+      <w:lvlJc w:val="right"/>
+      <w:pPr>
+        <w:ind w:left="1800" w:hanging="180"/>
+      </w:pPr>
+    </w:lvl>
+    <w:lvl w:ilvl="3" w:tplc="0C09000F" w:tentative="1">
+      <w:start w:val="1"/>
+      <w:numFmt w:val="decimal"/>
+      <w:lvlText w:val="%4."/>
+      <w:lvlJc w:val="left"/>
+      <w:pPr>
+        <w:ind w:left="2520" w:hanging="360"/>
+      </w:pPr>
+    </w:lvl>
+    <w:lvl w:ilvl="4" w:tplc="0C090019" w:tentative="1">
+      <w:start w:val="1"/>
+      <w:numFmt w:val="lowerLetter"/>
+      <w:lvlText w:val="%5."/>
+      <w:lvlJc w:val="left"/>
+      <w:pPr>
+        <w:ind w:left="3240" w:hanging="360"/>
+      </w:pPr>
+    </w:lvl>
+    <w:lvl w:ilvl="5" w:tplc="0C09001B" w:tentative="1">
+      <w:start w:val="1"/>
+      <w:numFmt w:val="lowerRoman"/>
+      <w:lvlText w:val="%6."/>
+      <w:lvlJc w:val="right"/>
+      <w:pPr>
+        <w:ind w:left="3960" w:hanging="180"/>
+      </w:pPr>
+    </w:lvl>
+    <w:lvl w:ilvl="6" w:tplc="0C09000F" w:tentative="1">
+      <w:start w:val="1"/>
+      <w:numFmt w:val="decimal"/>
+      <w:lvlText w:val="%7."/>
+      <w:lvlJc w:val="left"/>
+      <w:pPr>
+        <w:ind w:left="4680" w:hanging="360"/>
+      </w:pPr>
+    </w:lvl>
+    <w:lvl w:ilvl="7" w:tplc="0C090019" w:tentative="1">
+      <w:start w:val="1"/>
+      <w:numFmt w:val="lowerLetter"/>
+      <w:lvlText w:val="%8."/>
+      <w:lvlJc w:val="left"/>
+      <w:pPr>
+        <w:ind w:left="5400" w:hanging="360"/>
+      </w:pPr>
+    </w:lvl>
+    <w:lvl w:ilvl="8" w:tplc="0C09001B" w:tentative="1">
+      <w:start w:val="1"/>
+      <w:numFmt w:val="lowerRoman"/>
+      <w:lvlText w:val="%9."/>
+      <w:lvlJc w:val="right"/>
+      <w:pPr>
+        <w:ind w:left="6120" w:hanging="180"/>
+      </w:pPr>
+    </w:lvl>
+  </w:abstractNum>
+  <w:abstractNum w:abstractNumId="2" w15:restartNumberingAfterBreak="0">
     <w:nsid w:val="0A7724C7"/>
     <w:multiLevelType w:val="hybridMultilevel"/>
     <w:tmpl w:val="CAA4A67C"/>
@@ -3047,7 +2589,7 @@
       </w:pPr>
     </w:lvl>
   </w:abstractNum>
-  <w:abstractNum w:abstractNumId="2" w15:restartNumberingAfterBreak="0">
+  <w:abstractNum w:abstractNumId="3" w15:restartNumberingAfterBreak="0">
     <w:nsid w:val="1601569F"/>
     <w:multiLevelType w:val="hybridMultilevel"/>
     <w:tmpl w:val="3C7A642A"/>
@@ -3136,7 +2678,7 @@
       </w:pPr>
     </w:lvl>
   </w:abstractNum>
-  <w:abstractNum w:abstractNumId="3" w15:restartNumberingAfterBreak="0">
+  <w:abstractNum w:abstractNumId="4" w15:restartNumberingAfterBreak="0">
     <w:nsid w:val="3ACB2E1C"/>
     <w:multiLevelType w:val="hybridMultilevel"/>
     <w:tmpl w:val="1FDC8CE2"/>
@@ -3225,7 +2767,185 @@
       </w:pPr>
     </w:lvl>
   </w:abstractNum>
-  <w:abstractNum w:abstractNumId="4" w15:restartNumberingAfterBreak="0">
+  <w:abstractNum w:abstractNumId="5" w15:restartNumberingAfterBreak="0">
+    <w:nsid w:val="4EDB6C94"/>
+    <w:multiLevelType w:val="hybridMultilevel"/>
+    <w:tmpl w:val="030E840A"/>
+    <w:lvl w:ilvl="0" w:tplc="0C09000F">
+      <w:start w:val="1"/>
+      <w:numFmt w:val="decimal"/>
+      <w:lvlText w:val="%1."/>
+      <w:lvlJc w:val="left"/>
+      <w:pPr>
+        <w:ind w:left="360" w:hanging="360"/>
+      </w:pPr>
+      <w:rPr>
+        <w:rFonts w:hint="default"/>
+      </w:rPr>
+    </w:lvl>
+    <w:lvl w:ilvl="1" w:tplc="0C090019" w:tentative="1">
+      <w:start w:val="1"/>
+      <w:numFmt w:val="lowerLetter"/>
+      <w:lvlText w:val="%2."/>
+      <w:lvlJc w:val="left"/>
+      <w:pPr>
+        <w:ind w:left="1080" w:hanging="360"/>
+      </w:pPr>
+    </w:lvl>
+    <w:lvl w:ilvl="2" w:tplc="0C09001B" w:tentative="1">
+      <w:start w:val="1"/>
+      <w:numFmt w:val="lowerRoman"/>
+      <w:lvlText w:val="%3."/>
+      <w:lvlJc w:val="right"/>
+      <w:pPr>
+        <w:ind w:left="1800" w:hanging="180"/>
+      </w:pPr>
+    </w:lvl>
+    <w:lvl w:ilvl="3" w:tplc="0C09000F" w:tentative="1">
+      <w:start w:val="1"/>
+      <w:numFmt w:val="decimal"/>
+      <w:lvlText w:val="%4."/>
+      <w:lvlJc w:val="left"/>
+      <w:pPr>
+        <w:ind w:left="2520" w:hanging="360"/>
+      </w:pPr>
+    </w:lvl>
+    <w:lvl w:ilvl="4" w:tplc="0C090019" w:tentative="1">
+      <w:start w:val="1"/>
+      <w:numFmt w:val="lowerLetter"/>
+      <w:lvlText w:val="%5."/>
+      <w:lvlJc w:val="left"/>
+      <w:pPr>
+        <w:ind w:left="3240" w:hanging="360"/>
+      </w:pPr>
+    </w:lvl>
+    <w:lvl w:ilvl="5" w:tplc="0C09001B" w:tentative="1">
+      <w:start w:val="1"/>
+      <w:numFmt w:val="lowerRoman"/>
+      <w:lvlText w:val="%6."/>
+      <w:lvlJc w:val="right"/>
+      <w:pPr>
+        <w:ind w:left="3960" w:hanging="180"/>
+      </w:pPr>
+    </w:lvl>
+    <w:lvl w:ilvl="6" w:tplc="0C09000F" w:tentative="1">
+      <w:start w:val="1"/>
+      <w:numFmt w:val="decimal"/>
+      <w:lvlText w:val="%7."/>
+      <w:lvlJc w:val="left"/>
+      <w:pPr>
+        <w:ind w:left="4680" w:hanging="360"/>
+      </w:pPr>
+    </w:lvl>
+    <w:lvl w:ilvl="7" w:tplc="0C090019" w:tentative="1">
+      <w:start w:val="1"/>
+      <w:numFmt w:val="lowerLetter"/>
+      <w:lvlText w:val="%8."/>
+      <w:lvlJc w:val="left"/>
+      <w:pPr>
+        <w:ind w:left="5400" w:hanging="360"/>
+      </w:pPr>
+    </w:lvl>
+    <w:lvl w:ilvl="8" w:tplc="0C09001B" w:tentative="1">
+      <w:start w:val="1"/>
+      <w:numFmt w:val="lowerRoman"/>
+      <w:lvlText w:val="%9."/>
+      <w:lvlJc w:val="right"/>
+      <w:pPr>
+        <w:ind w:left="6120" w:hanging="180"/>
+      </w:pPr>
+    </w:lvl>
+  </w:abstractNum>
+  <w:abstractNum w:abstractNumId="6" w15:restartNumberingAfterBreak="0">
+    <w:nsid w:val="51920440"/>
+    <w:multiLevelType w:val="hybridMultilevel"/>
+    <w:tmpl w:val="DD162AEA"/>
+    <w:lvl w:ilvl="0" w:tplc="0C09000F">
+      <w:start w:val="1"/>
+      <w:numFmt w:val="decimal"/>
+      <w:lvlText w:val="%1."/>
+      <w:lvlJc w:val="left"/>
+      <w:pPr>
+        <w:ind w:left="720" w:hanging="360"/>
+      </w:pPr>
+      <w:rPr>
+        <w:rFonts w:hint="default"/>
+      </w:rPr>
+    </w:lvl>
+    <w:lvl w:ilvl="1" w:tplc="0C090019">
+      <w:start w:val="1"/>
+      <w:numFmt w:val="lowerLetter"/>
+      <w:lvlText w:val="%2."/>
+      <w:lvlJc w:val="left"/>
+      <w:pPr>
+        <w:ind w:left="1440" w:hanging="360"/>
+      </w:pPr>
+    </w:lvl>
+    <w:lvl w:ilvl="2" w:tplc="0C09001B" w:tentative="1">
+      <w:start w:val="1"/>
+      <w:numFmt w:val="lowerRoman"/>
+      <w:lvlText w:val="%3."/>
+      <w:lvlJc w:val="right"/>
+      <w:pPr>
+        <w:ind w:left="2160" w:hanging="180"/>
+      </w:pPr>
+    </w:lvl>
+    <w:lvl w:ilvl="3" w:tplc="0C09000F" w:tentative="1">
+      <w:start w:val="1"/>
+      <w:numFmt w:val="decimal"/>
+      <w:lvlText w:val="%4."/>
+      <w:lvlJc w:val="left"/>
+      <w:pPr>
+        <w:ind w:left="2880" w:hanging="360"/>
+      </w:pPr>
+    </w:lvl>
+    <w:lvl w:ilvl="4" w:tplc="0C090019" w:tentative="1">
+      <w:start w:val="1"/>
+      <w:numFmt w:val="lowerLetter"/>
+      <w:lvlText w:val="%5."/>
+      <w:lvlJc w:val="left"/>
+      <w:pPr>
+        <w:ind w:left="3600" w:hanging="360"/>
+      </w:pPr>
+    </w:lvl>
+    <w:lvl w:ilvl="5" w:tplc="0C09001B" w:tentative="1">
+      <w:start w:val="1"/>
+      <w:numFmt w:val="lowerRoman"/>
+      <w:lvlText w:val="%6."/>
+      <w:lvlJc w:val="right"/>
+      <w:pPr>
+        <w:ind w:left="4320" w:hanging="180"/>
+      </w:pPr>
+    </w:lvl>
+    <w:lvl w:ilvl="6" w:tplc="0C09000F" w:tentative="1">
+      <w:start w:val="1"/>
+      <w:numFmt w:val="decimal"/>
+      <w:lvlText w:val="%7."/>
+      <w:lvlJc w:val="left"/>
+      <w:pPr>
+        <w:ind w:left="5040" w:hanging="360"/>
+      </w:pPr>
+    </w:lvl>
+    <w:lvl w:ilvl="7" w:tplc="0C090019" w:tentative="1">
+      <w:start w:val="1"/>
+      <w:numFmt w:val="lowerLetter"/>
+      <w:lvlText w:val="%8."/>
+      <w:lvlJc w:val="left"/>
+      <w:pPr>
+        <w:ind w:left="5760" w:hanging="360"/>
+      </w:pPr>
+    </w:lvl>
+    <w:lvl w:ilvl="8" w:tplc="0C09001B" w:tentative="1">
+      <w:start w:val="1"/>
+      <w:numFmt w:val="lowerRoman"/>
+      <w:lvlText w:val="%9."/>
+      <w:lvlJc w:val="right"/>
+      <w:pPr>
+        <w:ind w:left="6480" w:hanging="180"/>
+      </w:pPr>
+    </w:lvl>
+  </w:abstractNum>
+  <w:abstractNum w:abstractNumId="7" w15:restartNumberingAfterBreak="0">
     <w:nsid w:val="535B22FF"/>
     <w:multiLevelType w:val="hybridMultilevel"/>
     <w:tmpl w:val="22AC9FC2"/>
@@ -3314,7 +3034,7 @@
       </w:pPr>
     </w:lvl>
   </w:abstractNum>
-  <w:abstractNum w:abstractNumId="5" w15:restartNumberingAfterBreak="0">
+  <w:abstractNum w:abstractNumId="8" w15:restartNumberingAfterBreak="0">
     <w:nsid w:val="565833F2"/>
     <w:multiLevelType w:val="hybridMultilevel"/>
     <w:tmpl w:val="1F0C724A"/>
@@ -3403,7 +3123,7 @@
       </w:pPr>
     </w:lvl>
   </w:abstractNum>
-  <w:abstractNum w:abstractNumId="6" w15:restartNumberingAfterBreak="0">
+  <w:abstractNum w:abstractNumId="9" w15:restartNumberingAfterBreak="0">
     <w:nsid w:val="65717DC2"/>
     <w:multiLevelType w:val="hybridMultilevel"/>
     <w:tmpl w:val="4C50115A"/>
@@ -3492,7 +3212,7 @@
       </w:pPr>
     </w:lvl>
   </w:abstractNum>
-  <w:abstractNum w:abstractNumId="7" w15:restartNumberingAfterBreak="0">
+  <w:abstractNum w:abstractNumId="10" w15:restartNumberingAfterBreak="0">
     <w:nsid w:val="75911AC6"/>
     <w:multiLevelType w:val="hybridMultilevel"/>
     <w:tmpl w:val="00DEA0BE"/>
@@ -3582,28 +3302,37 @@
     </w:lvl>
   </w:abstractNum>
   <w:num w:numId="1" w16cid:durableId="800998811">
+    <w:abstractNumId w:val="4"/>
+  </w:num>
+  <w:num w:numId="2" w16cid:durableId="1478033710">
+    <w:abstractNumId w:val="10"/>
+  </w:num>
+  <w:num w:numId="3" w16cid:durableId="2056807884">
     <w:abstractNumId w:val="3"/>
   </w:num>
-  <w:num w:numId="2" w16cid:durableId="1478033710">
-    <w:abstractNumId w:val="7"/>
-  </w:num>
-  <w:num w:numId="3" w16cid:durableId="2056807884">
+  <w:num w:numId="4" w16cid:durableId="247617724">
     <w:abstractNumId w:val="2"/>
   </w:num>
-  <w:num w:numId="4" w16cid:durableId="247617724">
-    <w:abstractNumId w:val="1"/>
-  </w:num>
   <w:num w:numId="5" w16cid:durableId="1709840846">
-    <w:abstractNumId w:val="6"/>
+    <w:abstractNumId w:val="9"/>
   </w:num>
   <w:num w:numId="6" w16cid:durableId="705720020">
     <w:abstractNumId w:val="0"/>
   </w:num>
   <w:num w:numId="7" w16cid:durableId="984360338">
-    <w:abstractNumId w:val="5"/>
+    <w:abstractNumId w:val="8"/>
   </w:num>
   <w:num w:numId="8" w16cid:durableId="2033218414">
-    <w:abstractNumId w:val="4"/>
+    <w:abstractNumId w:val="7"/>
+  </w:num>
+  <w:num w:numId="9" w16cid:durableId="1692729596">
+    <w:abstractNumId w:val="6"/>
+  </w:num>
+  <w:num w:numId="10" w16cid:durableId="688797550">
+    <w:abstractNumId w:val="1"/>
+  </w:num>
+  <w:num w:numId="11" w16cid:durableId="1026099343">
+    <w:abstractNumId w:val="5"/>
   </w:num>
 </w:numbering>
 </file>

--- a/Các bước.docx
+++ b/Các bước.docx
@@ -1270,15 +1270,7 @@
         </w:numPr>
       </w:pPr>
       <w:r>
-        <w:t xml:space="preserve">Sửa </w:t>
-      </w:r>
-      <w:proofErr w:type="gramStart"/>
-      <w:r>
-        <w:t>package.json</w:t>
-      </w:r>
-      <w:proofErr w:type="gramEnd"/>
-      <w:r>
-        <w:t xml:space="preserve"> của backend:</w:t>
+        <w:t>Sửa package.json của backend:</w:t>
       </w:r>
     </w:p>
     <w:p>
@@ -1732,13 +1724,8 @@
           <w:numId w:val="5"/>
         </w:numPr>
       </w:pPr>
-      <w:proofErr w:type="gramStart"/>
-      <w:r>
-        <w:t>Vim .env</w:t>
-      </w:r>
-      <w:proofErr w:type="gramEnd"/>
-      <w:r>
-        <w:t xml:space="preserve"> rồi add environment file vào trong ec2 instance </w:t>
+      <w:r>
+        <w:t xml:space="preserve">Vim .env rồi add environment file vào trong ec2 instance </w:t>
       </w:r>
     </w:p>
     <w:p>
@@ -1898,15 +1885,7 @@
         </w:numPr>
       </w:pPr>
       <w:r>
-        <w:t xml:space="preserve">git config --global --add </w:t>
-      </w:r>
-      <w:proofErr w:type="gramStart"/>
-      <w:r>
-        <w:t>safe.directory</w:t>
-      </w:r>
-      <w:proofErr w:type="gramEnd"/>
-      <w:r>
-        <w:t xml:space="preserve"> /home/ubuntu/todo_capstone_devops</w:t>
+        <w:t>git config --global --add safe.directory /home/ubuntu/todo_capstone_devops</w:t>
       </w:r>
       <w:r>
         <w:t xml:space="preserve"> </w:t>
@@ -2017,13 +1996,8 @@
         <w:t xml:space="preserve"> </w:t>
       </w:r>
       <w:r>
-        <w:t>docker run -d --name jenkins -p 8080:8080 -p 50000:50000 jenkins/</w:t>
-      </w:r>
-      <w:proofErr w:type="gramStart"/>
-      <w:r>
-        <w:t>jenkins:lts</w:t>
-      </w:r>
-      <w:proofErr w:type="gramEnd"/>
+        <w:t>docker run -d --name jenkins -p 8080:8080 -p 50000:50000 jenkins/jenkins:lts</w:t>
+      </w:r>
     </w:p>
     <w:p>
       <w:pPr>
@@ -2187,6 +2161,30 @@
         </w:numPr>
       </w:pPr>
       <w:r>
+        <w:t xml:space="preserve">Trong Jenkins &gt; Manage &gt; Credentials &gt; System &gt; Global </w:t>
+      </w:r>
+    </w:p>
+    <w:p>
+      <w:pPr>
+        <w:pStyle w:val="ListParagraph"/>
+        <w:numPr>
+          <w:ilvl w:val="1"/>
+          <w:numId w:val="9"/>
+        </w:numPr>
+      </w:pPr>
+      <w:r>
+        <w:t>Tạo ssh username with private key</w:t>
+      </w:r>
+    </w:p>
+    <w:p>
+      <w:pPr>
+        <w:pStyle w:val="ListParagraph"/>
+        <w:numPr>
+          <w:ilvl w:val="0"/>
+          <w:numId w:val="9"/>
+        </w:numPr>
+      </w:pPr>
+      <w:r>
         <w:t>Tạo Jenkinsfile trong source code</w:t>
       </w:r>
     </w:p>
@@ -2240,28 +2238,16 @@
       <w:pPr>
         <w:pStyle w:val="ListParagraph"/>
         <w:numPr>
-          <w:ilvl w:val="0"/>
-          <w:numId w:val="9"/>
-        </w:numPr>
-      </w:pPr>
-      <w:r>
-        <w:t xml:space="preserve">Trong Jenkins, tạo pipeline, rồi config như sau </w:t>
-      </w:r>
-    </w:p>
-    <w:p>
-      <w:pPr>
-        <w:pStyle w:val="ListParagraph"/>
-        <w:numPr>
           <w:ilvl w:val="1"/>
           <w:numId w:val="9"/>
         </w:numPr>
       </w:pPr>
       <w:r>
         <w:drawing>
-          <wp:inline distT="0" distB="0" distL="0" distR="0" wp14:anchorId="254FA86A" wp14:editId="50E94BC1">
-            <wp:extent cx="4655332" cy="3272432"/>
-            <wp:effectExtent l="0" t="0" r="0" b="4445"/>
-            <wp:docPr id="1779998428" name="Picture 1"/>
+          <wp:inline distT="0" distB="0" distL="0" distR="0" wp14:anchorId="24C8747B" wp14:editId="13FB41CB">
+            <wp:extent cx="3874649" cy="2775857"/>
+            <wp:effectExtent l="0" t="0" r="0" b="5715"/>
+            <wp:docPr id="2063160417" name="Picture 1"/>
             <wp:cNvGraphicFramePr>
               <a:graphicFrameLocks xmlns:a="http://schemas.openxmlformats.org/drawingml/2006/main" noChangeAspect="1"/>
             </wp:cNvGraphicFramePr>
@@ -2269,7 +2255,7 @@
               <a:graphicData uri="http://schemas.openxmlformats.org/drawingml/2006/picture">
                 <pic:pic xmlns:pic="http://schemas.openxmlformats.org/drawingml/2006/picture">
                   <pic:nvPicPr>
-                    <pic:cNvPr id="1779998428" name=""/>
+                    <pic:cNvPr id="2063160417" name=""/>
                     <pic:cNvPicPr/>
                   </pic:nvPicPr>
                   <pic:blipFill>
@@ -2281,7 +2267,7 @@
                   <pic:spPr>
                     <a:xfrm>
                       <a:off x="0" y="0"/>
-                      <a:ext cx="4662300" cy="3277330"/>
+                      <a:ext cx="3879346" cy="2779222"/>
                     </a:xfrm>
                     <a:prstGeom prst="rect">
                       <a:avLst/>
@@ -2303,13 +2289,234 @@
         </w:numPr>
       </w:pPr>
       <w:r>
-        <w:t xml:space="preserve">Vì là public repo nên không cần tạo thêm </w:t>
-      </w:r>
-      <w:r>
-        <w:t>credentials</w:t>
-      </w:r>
-    </w:p>
-    <w:p/>
+        <w:t>Id trùng với id trong jenkinsfile, username trùng với username trong jenkinsfile</w:t>
+      </w:r>
+    </w:p>
+    <w:p>
+      <w:pPr>
+        <w:pStyle w:val="ListParagraph"/>
+        <w:numPr>
+          <w:ilvl w:val="0"/>
+          <w:numId w:val="9"/>
+        </w:numPr>
+      </w:pPr>
+      <w:r>
+        <w:t>Set up webhook</w:t>
+      </w:r>
+    </w:p>
+    <w:p>
+      <w:pPr>
+        <w:pStyle w:val="ListParagraph"/>
+        <w:numPr>
+          <w:ilvl w:val="1"/>
+          <w:numId w:val="9"/>
+        </w:numPr>
+      </w:pPr>
+      <w:r>
+        <w:lastRenderedPageBreak/>
+        <w:drawing>
+          <wp:inline distT="0" distB="0" distL="0" distR="0" wp14:anchorId="2AB9742E" wp14:editId="7F60D900">
+            <wp:extent cx="4766695" cy="3306536"/>
+            <wp:effectExtent l="0" t="0" r="0" b="8255"/>
+            <wp:docPr id="399412093" name="Picture 1"/>
+            <wp:cNvGraphicFramePr>
+              <a:graphicFrameLocks xmlns:a="http://schemas.openxmlformats.org/drawingml/2006/main" noChangeAspect="1"/>
+            </wp:cNvGraphicFramePr>
+            <a:graphic xmlns:a="http://schemas.openxmlformats.org/drawingml/2006/main">
+              <a:graphicData uri="http://schemas.openxmlformats.org/drawingml/2006/picture">
+                <pic:pic xmlns:pic="http://schemas.openxmlformats.org/drawingml/2006/picture">
+                  <pic:nvPicPr>
+                    <pic:cNvPr id="399412093" name=""/>
+                    <pic:cNvPicPr/>
+                  </pic:nvPicPr>
+                  <pic:blipFill>
+                    <a:blip r:embed="rId34"/>
+                    <a:stretch>
+                      <a:fillRect/>
+                    </a:stretch>
+                  </pic:blipFill>
+                  <pic:spPr>
+                    <a:xfrm>
+                      <a:off x="0" y="0"/>
+                      <a:ext cx="4770827" cy="3309402"/>
+                    </a:xfrm>
+                    <a:prstGeom prst="rect">
+                      <a:avLst/>
+                    </a:prstGeom>
+                  </pic:spPr>
+                </pic:pic>
+              </a:graphicData>
+            </a:graphic>
+          </wp:inline>
+        </w:drawing>
+      </w:r>
+    </w:p>
+    <w:p>
+      <w:pPr>
+        <w:pStyle w:val="ListParagraph"/>
+        <w:numPr>
+          <w:ilvl w:val="0"/>
+          <w:numId w:val="9"/>
+        </w:numPr>
+      </w:pPr>
+      <w:r>
+        <w:t>Trong Jenkins &gt; Manage &gt; System &gt; Github</w:t>
+      </w:r>
+      <w:r>
+        <w:t xml:space="preserve"> (Taọ secret text mới với secret giống với bên github webhook)</w:t>
+      </w:r>
+    </w:p>
+    <w:p>
+      <w:pPr>
+        <w:pStyle w:val="ListParagraph"/>
+        <w:numPr>
+          <w:ilvl w:val="1"/>
+          <w:numId w:val="9"/>
+        </w:numPr>
+      </w:pPr>
+      <w:r>
+        <w:drawing>
+          <wp:inline distT="0" distB="0" distL="0" distR="0" wp14:anchorId="3DCF0419" wp14:editId="6D19561E">
+            <wp:extent cx="5044089" cy="3027128"/>
+            <wp:effectExtent l="0" t="0" r="4445" b="1905"/>
+            <wp:docPr id="991187856" name="Picture 1"/>
+            <wp:cNvGraphicFramePr>
+              <a:graphicFrameLocks xmlns:a="http://schemas.openxmlformats.org/drawingml/2006/main" noChangeAspect="1"/>
+            </wp:cNvGraphicFramePr>
+            <a:graphic xmlns:a="http://schemas.openxmlformats.org/drawingml/2006/main">
+              <a:graphicData uri="http://schemas.openxmlformats.org/drawingml/2006/picture">
+                <pic:pic xmlns:pic="http://schemas.openxmlformats.org/drawingml/2006/picture">
+                  <pic:nvPicPr>
+                    <pic:cNvPr id="991187856" name=""/>
+                    <pic:cNvPicPr/>
+                  </pic:nvPicPr>
+                  <pic:blipFill>
+                    <a:blip r:embed="rId35"/>
+                    <a:stretch>
+                      <a:fillRect/>
+                    </a:stretch>
+                  </pic:blipFill>
+                  <pic:spPr>
+                    <a:xfrm>
+                      <a:off x="0" y="0"/>
+                      <a:ext cx="5053282" cy="3032645"/>
+                    </a:xfrm>
+                    <a:prstGeom prst="rect">
+                      <a:avLst/>
+                    </a:prstGeom>
+                  </pic:spPr>
+                </pic:pic>
+              </a:graphicData>
+            </a:graphic>
+          </wp:inline>
+        </w:drawing>
+      </w:r>
+    </w:p>
+    <w:p>
+      <w:pPr>
+        <w:pStyle w:val="ListParagraph"/>
+        <w:numPr>
+          <w:ilvl w:val="0"/>
+          <w:numId w:val="9"/>
+        </w:numPr>
+      </w:pPr>
+      <w:r>
+        <w:t>Trong Jenkins &gt; Tạo 1 pipeline và chỉnh setting như sau</w:t>
+      </w:r>
+    </w:p>
+    <w:p>
+      <w:pPr>
+        <w:pStyle w:val="ListParagraph"/>
+        <w:numPr>
+          <w:ilvl w:val="1"/>
+          <w:numId w:val="9"/>
+        </w:numPr>
+      </w:pPr>
+      <w:r>
+        <w:drawing>
+          <wp:inline distT="0" distB="0" distL="0" distR="0" wp14:anchorId="40A4BC25" wp14:editId="60459976">
+            <wp:extent cx="5155200" cy="2590407"/>
+            <wp:effectExtent l="0" t="0" r="7620" b="635"/>
+            <wp:docPr id="1041707859" name="Picture 1"/>
+            <wp:cNvGraphicFramePr>
+              <a:graphicFrameLocks xmlns:a="http://schemas.openxmlformats.org/drawingml/2006/main" noChangeAspect="1"/>
+            </wp:cNvGraphicFramePr>
+            <a:graphic xmlns:a="http://schemas.openxmlformats.org/drawingml/2006/main">
+              <a:graphicData uri="http://schemas.openxmlformats.org/drawingml/2006/picture">
+                <pic:pic xmlns:pic="http://schemas.openxmlformats.org/drawingml/2006/picture">
+                  <pic:nvPicPr>
+                    <pic:cNvPr id="1041707859" name=""/>
+                    <pic:cNvPicPr/>
+                  </pic:nvPicPr>
+                  <pic:blipFill>
+                    <a:blip r:embed="rId36"/>
+                    <a:stretch>
+                      <a:fillRect/>
+                    </a:stretch>
+                  </pic:blipFill>
+                  <pic:spPr>
+                    <a:xfrm>
+                      <a:off x="0" y="0"/>
+                      <a:ext cx="5172058" cy="2598878"/>
+                    </a:xfrm>
+                    <a:prstGeom prst="rect">
+                      <a:avLst/>
+                    </a:prstGeom>
+                  </pic:spPr>
+                </pic:pic>
+              </a:graphicData>
+            </a:graphic>
+          </wp:inline>
+        </w:drawing>
+      </w:r>
+    </w:p>
+    <w:p>
+      <w:pPr>
+        <w:pStyle w:val="ListParagraph"/>
+        <w:numPr>
+          <w:ilvl w:val="1"/>
+          <w:numId w:val="9"/>
+        </w:numPr>
+      </w:pPr>
+      <w:r>
+        <w:lastRenderedPageBreak/>
+        <w:drawing>
+          <wp:inline distT="0" distB="0" distL="0" distR="0" wp14:anchorId="30067E22" wp14:editId="358FAF47">
+            <wp:extent cx="5681110" cy="2728192"/>
+            <wp:effectExtent l="0" t="0" r="0" b="0"/>
+            <wp:docPr id="1604007459" name="Picture 1"/>
+            <wp:cNvGraphicFramePr>
+              <a:graphicFrameLocks xmlns:a="http://schemas.openxmlformats.org/drawingml/2006/main" noChangeAspect="1"/>
+            </wp:cNvGraphicFramePr>
+            <a:graphic xmlns:a="http://schemas.openxmlformats.org/drawingml/2006/main">
+              <a:graphicData uri="http://schemas.openxmlformats.org/drawingml/2006/picture">
+                <pic:pic xmlns:pic="http://schemas.openxmlformats.org/drawingml/2006/picture">
+                  <pic:nvPicPr>
+                    <pic:cNvPr id="1604007459" name=""/>
+                    <pic:cNvPicPr/>
+                  </pic:nvPicPr>
+                  <pic:blipFill>
+                    <a:blip r:embed="rId37"/>
+                    <a:stretch>
+                      <a:fillRect/>
+                    </a:stretch>
+                  </pic:blipFill>
+                  <pic:spPr>
+                    <a:xfrm>
+                      <a:off x="0" y="0"/>
+                      <a:ext cx="5684128" cy="2729641"/>
+                    </a:xfrm>
+                    <a:prstGeom prst="rect">
+                      <a:avLst/>
+                    </a:prstGeom>
+                  </pic:spPr>
+                </pic:pic>
+              </a:graphicData>
+            </a:graphic>
+          </wp:inline>
+        </w:drawing>
+      </w:r>
+    </w:p>
     <w:sectPr>
       <w:pgSz w:w="11906" w:h="16838"/>
       <w:pgMar w:top="720" w:right="720" w:bottom="720" w:left="720" w:header="708" w:footer="708" w:gutter="0"/>
@@ -2679,6 +2886,95 @@
     </w:lvl>
   </w:abstractNum>
   <w:abstractNum w:abstractNumId="4" w15:restartNumberingAfterBreak="0">
+    <w:nsid w:val="1A60194A"/>
+    <w:multiLevelType w:val="hybridMultilevel"/>
+    <w:tmpl w:val="B03EB582"/>
+    <w:lvl w:ilvl="0" w:tplc="0C09000F">
+      <w:start w:val="1"/>
+      <w:numFmt w:val="decimal"/>
+      <w:lvlText w:val="%1."/>
+      <w:lvlJc w:val="left"/>
+      <w:pPr>
+        <w:ind w:left="360" w:hanging="360"/>
+      </w:pPr>
+      <w:rPr>
+        <w:rFonts w:hint="default"/>
+      </w:rPr>
+    </w:lvl>
+    <w:lvl w:ilvl="1" w:tplc="0C090019">
+      <w:start w:val="1"/>
+      <w:numFmt w:val="lowerLetter"/>
+      <w:lvlText w:val="%2."/>
+      <w:lvlJc w:val="left"/>
+      <w:pPr>
+        <w:ind w:left="1080" w:hanging="360"/>
+      </w:pPr>
+    </w:lvl>
+    <w:lvl w:ilvl="2" w:tplc="0C09001B">
+      <w:start w:val="1"/>
+      <w:numFmt w:val="lowerRoman"/>
+      <w:lvlText w:val="%3."/>
+      <w:lvlJc w:val="right"/>
+      <w:pPr>
+        <w:ind w:left="1800" w:hanging="180"/>
+      </w:pPr>
+    </w:lvl>
+    <w:lvl w:ilvl="3" w:tplc="0C09000F">
+      <w:start w:val="1"/>
+      <w:numFmt w:val="decimal"/>
+      <w:lvlText w:val="%4."/>
+      <w:lvlJc w:val="left"/>
+      <w:pPr>
+        <w:ind w:left="2520" w:hanging="360"/>
+      </w:pPr>
+    </w:lvl>
+    <w:lvl w:ilvl="4" w:tplc="0C090019">
+      <w:start w:val="1"/>
+      <w:numFmt w:val="lowerLetter"/>
+      <w:lvlText w:val="%5."/>
+      <w:lvlJc w:val="left"/>
+      <w:pPr>
+        <w:ind w:left="3240" w:hanging="360"/>
+      </w:pPr>
+    </w:lvl>
+    <w:lvl w:ilvl="5" w:tplc="0C09001B" w:tentative="1">
+      <w:start w:val="1"/>
+      <w:numFmt w:val="lowerRoman"/>
+      <w:lvlText w:val="%6."/>
+      <w:lvlJc w:val="right"/>
+      <w:pPr>
+        <w:ind w:left="3960" w:hanging="180"/>
+      </w:pPr>
+    </w:lvl>
+    <w:lvl w:ilvl="6" w:tplc="0C09000F" w:tentative="1">
+      <w:start w:val="1"/>
+      <w:numFmt w:val="decimal"/>
+      <w:lvlText w:val="%7."/>
+      <w:lvlJc w:val="left"/>
+      <w:pPr>
+        <w:ind w:left="4680" w:hanging="360"/>
+      </w:pPr>
+    </w:lvl>
+    <w:lvl w:ilvl="7" w:tplc="0C090019" w:tentative="1">
+      <w:start w:val="1"/>
+      <w:numFmt w:val="lowerLetter"/>
+      <w:lvlText w:val="%8."/>
+      <w:lvlJc w:val="left"/>
+      <w:pPr>
+        <w:ind w:left="5400" w:hanging="360"/>
+      </w:pPr>
+    </w:lvl>
+    <w:lvl w:ilvl="8" w:tplc="0C09001B" w:tentative="1">
+      <w:start w:val="1"/>
+      <w:numFmt w:val="lowerRoman"/>
+      <w:lvlText w:val="%9."/>
+      <w:lvlJc w:val="right"/>
+      <w:pPr>
+        <w:ind w:left="6120" w:hanging="180"/>
+      </w:pPr>
+    </w:lvl>
+  </w:abstractNum>
+  <w:abstractNum w:abstractNumId="5" w15:restartNumberingAfterBreak="0">
     <w:nsid w:val="3ACB2E1C"/>
     <w:multiLevelType w:val="hybridMultilevel"/>
     <w:tmpl w:val="1FDC8CE2"/>
@@ -2767,7 +3063,7 @@
       </w:pPr>
     </w:lvl>
   </w:abstractNum>
-  <w:abstractNum w:abstractNumId="5" w15:restartNumberingAfterBreak="0">
+  <w:abstractNum w:abstractNumId="6" w15:restartNumberingAfterBreak="0">
     <w:nsid w:val="4EDB6C94"/>
     <w:multiLevelType w:val="hybridMultilevel"/>
     <w:tmpl w:val="030E840A"/>
@@ -2856,7 +3152,7 @@
       </w:pPr>
     </w:lvl>
   </w:abstractNum>
-  <w:abstractNum w:abstractNumId="6" w15:restartNumberingAfterBreak="0">
+  <w:abstractNum w:abstractNumId="7" w15:restartNumberingAfterBreak="0">
     <w:nsid w:val="51920440"/>
     <w:multiLevelType w:val="hybridMultilevel"/>
     <w:tmpl w:val="DD162AEA"/>
@@ -2945,7 +3241,7 @@
       </w:pPr>
     </w:lvl>
   </w:abstractNum>
-  <w:abstractNum w:abstractNumId="7" w15:restartNumberingAfterBreak="0">
+  <w:abstractNum w:abstractNumId="8" w15:restartNumberingAfterBreak="0">
     <w:nsid w:val="535B22FF"/>
     <w:multiLevelType w:val="hybridMultilevel"/>
     <w:tmpl w:val="22AC9FC2"/>
@@ -3034,7 +3330,7 @@
       </w:pPr>
     </w:lvl>
   </w:abstractNum>
-  <w:abstractNum w:abstractNumId="8" w15:restartNumberingAfterBreak="0">
+  <w:abstractNum w:abstractNumId="9" w15:restartNumberingAfterBreak="0">
     <w:nsid w:val="565833F2"/>
     <w:multiLevelType w:val="hybridMultilevel"/>
     <w:tmpl w:val="1F0C724A"/>
@@ -3123,7 +3419,7 @@
       </w:pPr>
     </w:lvl>
   </w:abstractNum>
-  <w:abstractNum w:abstractNumId="9" w15:restartNumberingAfterBreak="0">
+  <w:abstractNum w:abstractNumId="10" w15:restartNumberingAfterBreak="0">
     <w:nsid w:val="65717DC2"/>
     <w:multiLevelType w:val="hybridMultilevel"/>
     <w:tmpl w:val="4C50115A"/>
@@ -3212,7 +3508,7 @@
       </w:pPr>
     </w:lvl>
   </w:abstractNum>
-  <w:abstractNum w:abstractNumId="10" w15:restartNumberingAfterBreak="0">
+  <w:abstractNum w:abstractNumId="11" w15:restartNumberingAfterBreak="0">
     <w:nsid w:val="75911AC6"/>
     <w:multiLevelType w:val="hybridMultilevel"/>
     <w:tmpl w:val="00DEA0BE"/>
@@ -3302,10 +3598,10 @@
     </w:lvl>
   </w:abstractNum>
   <w:num w:numId="1" w16cid:durableId="800998811">
-    <w:abstractNumId w:val="4"/>
+    <w:abstractNumId w:val="5"/>
   </w:num>
   <w:num w:numId="2" w16cid:durableId="1478033710">
-    <w:abstractNumId w:val="10"/>
+    <w:abstractNumId w:val="11"/>
   </w:num>
   <w:num w:numId="3" w16cid:durableId="2056807884">
     <w:abstractNumId w:val="3"/>
@@ -3314,25 +3610,28 @@
     <w:abstractNumId w:val="2"/>
   </w:num>
   <w:num w:numId="5" w16cid:durableId="1709840846">
-    <w:abstractNumId w:val="9"/>
+    <w:abstractNumId w:val="10"/>
   </w:num>
   <w:num w:numId="6" w16cid:durableId="705720020">
     <w:abstractNumId w:val="0"/>
   </w:num>
   <w:num w:numId="7" w16cid:durableId="984360338">
+    <w:abstractNumId w:val="9"/>
+  </w:num>
+  <w:num w:numId="8" w16cid:durableId="2033218414">
     <w:abstractNumId w:val="8"/>
   </w:num>
-  <w:num w:numId="8" w16cid:durableId="2033218414">
+  <w:num w:numId="9" w16cid:durableId="1692729596">
     <w:abstractNumId w:val="7"/>
-  </w:num>
-  <w:num w:numId="9" w16cid:durableId="1692729596">
-    <w:abstractNumId w:val="6"/>
   </w:num>
   <w:num w:numId="10" w16cid:durableId="688797550">
     <w:abstractNumId w:val="1"/>
   </w:num>
   <w:num w:numId="11" w16cid:durableId="1026099343">
-    <w:abstractNumId w:val="5"/>
+    <w:abstractNumId w:val="6"/>
+  </w:num>
+  <w:num w:numId="12" w16cid:durableId="1560166562">
+    <w:abstractNumId w:val="4"/>
   </w:num>
 </w:numbering>
 </file>

--- a/Các bước.docx
+++ b/Các bước.docx
@@ -46,7 +46,7 @@
           <w:sz w:val="36"/>
           <w:szCs w:val="44"/>
         </w:rPr>
-        <w:t>liên tục trong lúc làm document này</w:t>
+        <w:t>trong lúc làm document này</w:t>
       </w:r>
     </w:p>
     <w:p>
@@ -384,7 +384,6 @@
         </w:numPr>
       </w:pPr>
       <w:r>
-        <w:lastRenderedPageBreak/>
         <w:drawing>
           <wp:inline distT="0" distB="0" distL="0" distR="0" wp14:anchorId="4CA6DAC4" wp14:editId="382371DD">
             <wp:extent cx="5512083" cy="444523"/>
@@ -431,6 +430,7 @@
         </w:numPr>
       </w:pPr>
       <w:r>
+        <w:lastRenderedPageBreak/>
         <w:t>Test database sau khi khởi tạo task</w:t>
       </w:r>
     </w:p>
@@ -603,7 +603,6 @@
         </w:numPr>
       </w:pPr>
       <w:r>
-        <w:lastRenderedPageBreak/>
         <w:drawing>
           <wp:inline distT="0" distB="0" distL="0" distR="0" wp14:anchorId="7EDAEE57" wp14:editId="2FF66BA7">
             <wp:extent cx="4000706" cy="1358970"/>
@@ -665,6 +664,7 @@
         </w:numPr>
       </w:pPr>
       <w:r>
+        <w:lastRenderedPageBreak/>
         <w:t>Tạo Dockerfile trong folder build</w:t>
       </w:r>
     </w:p>
@@ -2517,6 +2517,1562 @@
         </w:drawing>
       </w:r>
     </w:p>
+    <w:p>
+      <w:pPr>
+        <w:pStyle w:val="ListParagraph"/>
+        <w:numPr>
+          <w:ilvl w:val="0"/>
+          <w:numId w:val="9"/>
+        </w:numPr>
+      </w:pPr>
+      <w:r>
+        <w:t>Git push origin main</w:t>
+      </w:r>
+      <w:r>
+        <w:t xml:space="preserve"> </w:t>
+      </w:r>
+    </w:p>
+    <w:p>
+      <w:pPr>
+        <w:pStyle w:val="Heading1"/>
+      </w:pPr>
+      <w:r>
+        <w:t>Grafana và Prometheus</w:t>
+      </w:r>
+    </w:p>
+    <w:p>
+      <w:pPr>
+        <w:pStyle w:val="ListParagraph"/>
+        <w:numPr>
+          <w:ilvl w:val="0"/>
+          <w:numId w:val="13"/>
+        </w:numPr>
+      </w:pPr>
+      <w:r>
+        <w:t>Tạo network</w:t>
+      </w:r>
+    </w:p>
+    <w:p>
+      <w:pPr>
+        <w:pStyle w:val="ListParagraph"/>
+        <w:numPr>
+          <w:ilvl w:val="1"/>
+          <w:numId w:val="13"/>
+        </w:numPr>
+      </w:pPr>
+      <w:r>
+        <w:t xml:space="preserve">docker network create </w:t>
+      </w:r>
+      <w:r>
+        <w:t>todo_network</w:t>
+      </w:r>
+      <w:r>
+        <w:tab/>
+      </w:r>
+    </w:p>
+    <w:p>
+      <w:pPr>
+        <w:pStyle w:val="ListParagraph"/>
+        <w:numPr>
+          <w:ilvl w:val="0"/>
+          <w:numId w:val="13"/>
+        </w:numPr>
+      </w:pPr>
+      <w:r>
+        <w:t>docker run -d --name=grafana -p 3001:3000 --network todo_network grafana/</w:t>
+      </w:r>
+      <w:r>
+        <w:t>Grafana</w:t>
+      </w:r>
+    </w:p>
+    <w:p>
+      <w:pPr>
+        <w:pStyle w:val="ListParagraph"/>
+        <w:numPr>
+          <w:ilvl w:val="0"/>
+          <w:numId w:val="13"/>
+        </w:numPr>
+        <w:rPr>
+          <w:color w:val="000000" w:themeColor="text1"/>
+        </w:rPr>
+      </w:pPr>
+      <w:r>
+        <w:rPr>
+          <w:color w:val="000000" w:themeColor="text1"/>
+        </w:rPr>
+        <w:t>m</w:t>
+      </w:r>
+      <w:r>
+        <w:rPr>
+          <w:color w:val="000000" w:themeColor="text1"/>
+        </w:rPr>
+        <w:t xml:space="preserve">kdir </w:t>
+      </w:r>
+      <w:r>
+        <w:rPr>
+          <w:color w:val="000000" w:themeColor="text1"/>
+        </w:rPr>
+        <w:t>Prometheus</w:t>
+      </w:r>
+    </w:p>
+    <w:p>
+      <w:pPr>
+        <w:pStyle w:val="ListParagraph"/>
+        <w:numPr>
+          <w:ilvl w:val="0"/>
+          <w:numId w:val="13"/>
+        </w:numPr>
+        <w:rPr>
+          <w:color w:val="000000" w:themeColor="text1"/>
+        </w:rPr>
+      </w:pPr>
+      <w:r>
+        <w:rPr>
+          <w:color w:val="000000" w:themeColor="text1"/>
+        </w:rPr>
+        <w:t>n</w:t>
+      </w:r>
+      <w:r>
+        <w:rPr>
+          <w:color w:val="000000" w:themeColor="text1"/>
+        </w:rPr>
+        <w:t>ano prometheus/prometheus.yml</w:t>
+      </w:r>
+    </w:p>
+    <w:p>
+      <w:pPr>
+        <w:pStyle w:val="ListParagraph"/>
+        <w:numPr>
+          <w:ilvl w:val="0"/>
+          <w:numId w:val="13"/>
+        </w:numPr>
+        <w:rPr>
+          <w:color w:val="000000" w:themeColor="text1"/>
+        </w:rPr>
+      </w:pPr>
+      <w:r>
+        <w:rPr>
+          <w:color w:val="000000" w:themeColor="text1"/>
+        </w:rPr>
+        <w:t>docker run --name prometheus -d -p 9090:9090 --network todo_network -v ./prometheus:/etc/prometheus prom/</w:t>
+      </w:r>
+      <w:r>
+        <w:rPr>
+          <w:color w:val="000000" w:themeColor="text1"/>
+        </w:rPr>
+        <w:t>Prometheus</w:t>
+      </w:r>
+    </w:p>
+    <w:p>
+      <w:pPr>
+        <w:pStyle w:val="ListParagraph"/>
+        <w:numPr>
+          <w:ilvl w:val="0"/>
+          <w:numId w:val="13"/>
+        </w:numPr>
+        <w:rPr>
+          <w:color w:val="000000" w:themeColor="text1"/>
+        </w:rPr>
+      </w:pPr>
+      <w:r>
+        <w:rPr>
+          <w:color w:val="000000" w:themeColor="text1"/>
+        </w:rPr>
+        <w:t>Trong Ec2, add inbound rules cho Grafana và Prometheus</w:t>
+      </w:r>
+      <w:r>
+        <w:rPr>
+          <w:color w:val="000000" w:themeColor="text1"/>
+        </w:rPr>
+        <w:t xml:space="preserve"> (chỉnh cho các exporter)</w:t>
+      </w:r>
+    </w:p>
+    <w:p>
+      <w:pPr>
+        <w:pStyle w:val="ListParagraph"/>
+        <w:numPr>
+          <w:ilvl w:val="1"/>
+          <w:numId w:val="13"/>
+        </w:numPr>
+        <w:rPr>
+          <w:color w:val="000000" w:themeColor="text1"/>
+        </w:rPr>
+      </w:pPr>
+      <w:r>
+        <w:rPr>
+          <w:color w:val="000000" w:themeColor="text1"/>
+        </w:rPr>
+        <w:drawing>
+          <wp:inline distT="0" distB="0" distL="0" distR="0" wp14:anchorId="751EF24C" wp14:editId="28B1099D">
+            <wp:extent cx="5677722" cy="1975756"/>
+            <wp:effectExtent l="0" t="0" r="0" b="5715"/>
+            <wp:docPr id="824410840" name="Picture 1"/>
+            <wp:cNvGraphicFramePr>
+              <a:graphicFrameLocks xmlns:a="http://schemas.openxmlformats.org/drawingml/2006/main" noChangeAspect="1"/>
+            </wp:cNvGraphicFramePr>
+            <a:graphic xmlns:a="http://schemas.openxmlformats.org/drawingml/2006/main">
+              <a:graphicData uri="http://schemas.openxmlformats.org/drawingml/2006/picture">
+                <pic:pic xmlns:pic="http://schemas.openxmlformats.org/drawingml/2006/picture">
+                  <pic:nvPicPr>
+                    <pic:cNvPr id="824410840" name=""/>
+                    <pic:cNvPicPr/>
+                  </pic:nvPicPr>
+                  <pic:blipFill>
+                    <a:blip r:embed="rId38"/>
+                    <a:stretch>
+                      <a:fillRect/>
+                    </a:stretch>
+                  </pic:blipFill>
+                  <pic:spPr>
+                    <a:xfrm>
+                      <a:off x="0" y="0"/>
+                      <a:ext cx="5681007" cy="1976899"/>
+                    </a:xfrm>
+                    <a:prstGeom prst="rect">
+                      <a:avLst/>
+                    </a:prstGeom>
+                  </pic:spPr>
+                </pic:pic>
+              </a:graphicData>
+            </a:graphic>
+          </wp:inline>
+        </w:drawing>
+      </w:r>
+    </w:p>
+    <w:p>
+      <w:pPr>
+        <w:pStyle w:val="ListParagraph"/>
+        <w:numPr>
+          <w:ilvl w:val="0"/>
+          <w:numId w:val="13"/>
+        </w:numPr>
+        <w:rPr>
+          <w:color w:val="000000" w:themeColor="text1"/>
+        </w:rPr>
+      </w:pPr>
+      <w:r>
+        <w:rPr>
+          <w:color w:val="000000" w:themeColor="text1"/>
+        </w:rPr>
+        <w:t>Đăng nhập vào Grafana:</w:t>
+      </w:r>
+    </w:p>
+    <w:p>
+      <w:pPr>
+        <w:pStyle w:val="ListParagraph"/>
+        <w:numPr>
+          <w:ilvl w:val="1"/>
+          <w:numId w:val="13"/>
+        </w:numPr>
+        <w:rPr>
+          <w:color w:val="000000" w:themeColor="text1"/>
+        </w:rPr>
+      </w:pPr>
+      <w:hyperlink r:id="rId39" w:history="1">
+        <w:r>
+          <w:rPr>
+            <w:rStyle w:val="Hyperlink"/>
+          </w:rPr>
+          <w:t>http://3.107.52.207:3001/</w:t>
+        </w:r>
+        <w:r>
+          <w:rPr>
+            <w:rStyle w:val="Hyperlink"/>
+          </w:rPr>
+          <w:t>login</w:t>
+        </w:r>
+      </w:hyperlink>
+    </w:p>
+    <w:p>
+      <w:pPr>
+        <w:pStyle w:val="Heading2"/>
+      </w:pPr>
+      <w:r>
+        <w:t>Theo dõi cấu hình phần cứng</w:t>
+      </w:r>
+    </w:p>
+    <w:p>
+      <w:pPr>
+        <w:pStyle w:val="ListParagraph"/>
+        <w:numPr>
+          <w:ilvl w:val="0"/>
+          <w:numId w:val="16"/>
+        </w:numPr>
+      </w:pPr>
+      <w:r>
+        <w:t>docker run -d --name host-node-exporter  --net="</w:t>
+      </w:r>
+      <w:r>
+        <w:t>todo</w:t>
+      </w:r>
+      <w:r>
+        <w:t>_network"  -p 9100:9100  prom/node-exporter</w:t>
+      </w:r>
+      <w:r>
+        <w:t xml:space="preserve"> </w:t>
+      </w:r>
+    </w:p>
+    <w:p>
+      <w:pPr>
+        <w:pStyle w:val="ListParagraph"/>
+        <w:numPr>
+          <w:ilvl w:val="0"/>
+          <w:numId w:val="16"/>
+        </w:numPr>
+      </w:pPr>
+      <w:r>
+        <w:t>sửa file prometheus.yml</w:t>
+      </w:r>
+      <w:r>
+        <w:t xml:space="preserve"> (vim prometheus.yml)</w:t>
+      </w:r>
+    </w:p>
+    <w:p>
+      <w:pPr>
+        <w:pStyle w:val="ListParagraph"/>
+        <w:numPr>
+          <w:ilvl w:val="1"/>
+          <w:numId w:val="16"/>
+        </w:numPr>
+      </w:pPr>
+      <w:r>
+        <w:lastRenderedPageBreak/>
+        <w:drawing>
+          <wp:inline distT="0" distB="0" distL="0" distR="0" wp14:anchorId="7FFED5AA" wp14:editId="71856B42">
+            <wp:extent cx="4413600" cy="2477608"/>
+            <wp:effectExtent l="0" t="0" r="6350" b="0"/>
+            <wp:docPr id="1201967063" name="Picture 1"/>
+            <wp:cNvGraphicFramePr>
+              <a:graphicFrameLocks xmlns:a="http://schemas.openxmlformats.org/drawingml/2006/main" noChangeAspect="1"/>
+            </wp:cNvGraphicFramePr>
+            <a:graphic xmlns:a="http://schemas.openxmlformats.org/drawingml/2006/main">
+              <a:graphicData uri="http://schemas.openxmlformats.org/drawingml/2006/picture">
+                <pic:pic xmlns:pic="http://schemas.openxmlformats.org/drawingml/2006/picture">
+                  <pic:nvPicPr>
+                    <pic:cNvPr id="1201967063" name=""/>
+                    <pic:cNvPicPr/>
+                  </pic:nvPicPr>
+                  <pic:blipFill>
+                    <a:blip r:embed="rId40"/>
+                    <a:stretch>
+                      <a:fillRect/>
+                    </a:stretch>
+                  </pic:blipFill>
+                  <pic:spPr>
+                    <a:xfrm>
+                      <a:off x="0" y="0"/>
+                      <a:ext cx="4415240" cy="2478528"/>
+                    </a:xfrm>
+                    <a:prstGeom prst="rect">
+                      <a:avLst/>
+                    </a:prstGeom>
+                  </pic:spPr>
+                </pic:pic>
+              </a:graphicData>
+            </a:graphic>
+          </wp:inline>
+        </w:drawing>
+      </w:r>
+    </w:p>
+    <w:p>
+      <w:pPr>
+        <w:pStyle w:val="ListParagraph"/>
+        <w:numPr>
+          <w:ilvl w:val="0"/>
+          <w:numId w:val="16"/>
+        </w:numPr>
+      </w:pPr>
+      <w:r>
+        <w:t>Trong Grafana:</w:t>
+      </w:r>
+    </w:p>
+    <w:p>
+      <w:pPr>
+        <w:pStyle w:val="ListParagraph"/>
+        <w:numPr>
+          <w:ilvl w:val="1"/>
+          <w:numId w:val="16"/>
+        </w:numPr>
+      </w:pPr>
+      <w:r>
+        <w:t xml:space="preserve">Tạo Connection </w:t>
+      </w:r>
+    </w:p>
+    <w:p>
+      <w:pPr>
+        <w:pStyle w:val="ListParagraph"/>
+        <w:numPr>
+          <w:ilvl w:val="2"/>
+          <w:numId w:val="16"/>
+        </w:numPr>
+      </w:pPr>
+      <w:r>
+        <w:drawing>
+          <wp:inline distT="0" distB="0" distL="0" distR="0" wp14:anchorId="080EEEDD" wp14:editId="62ADC551">
+            <wp:extent cx="5138108" cy="3319200"/>
+            <wp:effectExtent l="0" t="0" r="5715" b="0"/>
+            <wp:docPr id="2103450566" name="Picture 1"/>
+            <wp:cNvGraphicFramePr>
+              <a:graphicFrameLocks xmlns:a="http://schemas.openxmlformats.org/drawingml/2006/main" noChangeAspect="1"/>
+            </wp:cNvGraphicFramePr>
+            <a:graphic xmlns:a="http://schemas.openxmlformats.org/drawingml/2006/main">
+              <a:graphicData uri="http://schemas.openxmlformats.org/drawingml/2006/picture">
+                <pic:pic xmlns:pic="http://schemas.openxmlformats.org/drawingml/2006/picture">
+                  <pic:nvPicPr>
+                    <pic:cNvPr id="2103450566" name=""/>
+                    <pic:cNvPicPr/>
+                  </pic:nvPicPr>
+                  <pic:blipFill>
+                    <a:blip r:embed="rId41"/>
+                    <a:stretch>
+                      <a:fillRect/>
+                    </a:stretch>
+                  </pic:blipFill>
+                  <pic:spPr>
+                    <a:xfrm>
+                      <a:off x="0" y="0"/>
+                      <a:ext cx="5139277" cy="3319955"/>
+                    </a:xfrm>
+                    <a:prstGeom prst="rect">
+                      <a:avLst/>
+                    </a:prstGeom>
+                  </pic:spPr>
+                </pic:pic>
+              </a:graphicData>
+            </a:graphic>
+          </wp:inline>
+        </w:drawing>
+      </w:r>
+    </w:p>
+    <w:p>
+      <w:pPr>
+        <w:pStyle w:val="ListParagraph"/>
+        <w:numPr>
+          <w:ilvl w:val="1"/>
+          <w:numId w:val="16"/>
+        </w:numPr>
+      </w:pPr>
+      <w:r>
+        <w:t>Tạo Dashboard</w:t>
+      </w:r>
+    </w:p>
+    <w:p>
+      <w:pPr>
+        <w:pStyle w:val="ListParagraph"/>
+        <w:numPr>
+          <w:ilvl w:val="2"/>
+          <w:numId w:val="16"/>
+        </w:numPr>
+      </w:pPr>
+      <w:r>
+        <w:rPr>
+          <w:noProof/>
+        </w:rPr>
+        <w:drawing>
+          <wp:inline distT="0" distB="0" distL="0" distR="0" wp14:anchorId="33D51C6A" wp14:editId="11AFDB03">
+            <wp:extent cx="5416550" cy="1785913"/>
+            <wp:effectExtent l="0" t="0" r="0" b="5080"/>
+            <wp:docPr id="54328102" name="Picture 1"/>
+            <wp:cNvGraphicFramePr>
+              <a:graphicFrameLocks xmlns:a="http://schemas.openxmlformats.org/drawingml/2006/main" noChangeAspect="1"/>
+            </wp:cNvGraphicFramePr>
+            <a:graphic xmlns:a="http://schemas.openxmlformats.org/drawingml/2006/main">
+              <a:graphicData uri="http://schemas.openxmlformats.org/drawingml/2006/picture">
+                <pic:pic xmlns:pic="http://schemas.openxmlformats.org/drawingml/2006/picture">
+                  <pic:nvPicPr>
+                    <pic:cNvPr id="54328102" name=""/>
+                    <pic:cNvPicPr/>
+                  </pic:nvPicPr>
+                  <pic:blipFill>
+                    <a:blip r:embed="rId42"/>
+                    <a:stretch>
+                      <a:fillRect/>
+                    </a:stretch>
+                  </pic:blipFill>
+                  <pic:spPr>
+                    <a:xfrm>
+                      <a:off x="0" y="0"/>
+                      <a:ext cx="5417733" cy="1786303"/>
+                    </a:xfrm>
+                    <a:prstGeom prst="rect">
+                      <a:avLst/>
+                    </a:prstGeom>
+                  </pic:spPr>
+                </pic:pic>
+              </a:graphicData>
+            </a:graphic>
+          </wp:inline>
+        </w:drawing>
+      </w:r>
+    </w:p>
+    <w:p>
+      <w:pPr>
+        <w:pStyle w:val="ListParagraph"/>
+        <w:numPr>
+          <w:ilvl w:val="2"/>
+          <w:numId w:val="16"/>
+        </w:numPr>
+      </w:pPr>
+      <w:r>
+        <w:rPr>
+          <w:noProof/>
+        </w:rPr>
+        <w:lastRenderedPageBreak/>
+        <w:drawing>
+          <wp:inline distT="0" distB="0" distL="0" distR="0" wp14:anchorId="1FBFB3C0" wp14:editId="185F8DDE">
+            <wp:extent cx="5257800" cy="2871810"/>
+            <wp:effectExtent l="0" t="0" r="0" b="5080"/>
+            <wp:docPr id="882174992" name="Picture 1" descr="A screenshot of a computer&#10;&#10;AI-generated content may be incorrect."/>
+            <wp:cNvGraphicFramePr>
+              <a:graphicFrameLocks xmlns:a="http://schemas.openxmlformats.org/drawingml/2006/main" noChangeAspect="1"/>
+            </wp:cNvGraphicFramePr>
+            <a:graphic xmlns:a="http://schemas.openxmlformats.org/drawingml/2006/main">
+              <a:graphicData uri="http://schemas.openxmlformats.org/drawingml/2006/picture">
+                <pic:pic xmlns:pic="http://schemas.openxmlformats.org/drawingml/2006/picture">
+                  <pic:nvPicPr>
+                    <pic:cNvPr id="882174992" name="Picture 1" descr="A screenshot of a computer&#10;&#10;AI-generated content may be incorrect."/>
+                    <pic:cNvPicPr/>
+                  </pic:nvPicPr>
+                  <pic:blipFill>
+                    <a:blip r:embed="rId43"/>
+                    <a:stretch>
+                      <a:fillRect/>
+                    </a:stretch>
+                  </pic:blipFill>
+                  <pic:spPr>
+                    <a:xfrm>
+                      <a:off x="0" y="0"/>
+                      <a:ext cx="5259984" cy="2873003"/>
+                    </a:xfrm>
+                    <a:prstGeom prst="rect">
+                      <a:avLst/>
+                    </a:prstGeom>
+                  </pic:spPr>
+                </pic:pic>
+              </a:graphicData>
+            </a:graphic>
+          </wp:inline>
+        </w:drawing>
+      </w:r>
+    </w:p>
+    <w:p>
+      <w:pPr>
+        <w:pStyle w:val="ListParagraph"/>
+        <w:numPr>
+          <w:ilvl w:val="2"/>
+          <w:numId w:val="16"/>
+        </w:numPr>
+      </w:pPr>
+      <w:r>
+        <w:rPr>
+          <w:noProof/>
+        </w:rPr>
+        <w:drawing>
+          <wp:inline distT="0" distB="0" distL="0" distR="0" wp14:anchorId="0921C478" wp14:editId="6F7AD5A8">
+            <wp:extent cx="3556023" cy="3505200"/>
+            <wp:effectExtent l="0" t="0" r="6350" b="0"/>
+            <wp:docPr id="672092784" name="Picture 1" descr="A screenshot of a computer&#10;&#10;AI-generated content may be incorrect."/>
+            <wp:cNvGraphicFramePr>
+              <a:graphicFrameLocks xmlns:a="http://schemas.openxmlformats.org/drawingml/2006/main" noChangeAspect="1"/>
+            </wp:cNvGraphicFramePr>
+            <a:graphic xmlns:a="http://schemas.openxmlformats.org/drawingml/2006/main">
+              <a:graphicData uri="http://schemas.openxmlformats.org/drawingml/2006/picture">
+                <pic:pic xmlns:pic="http://schemas.openxmlformats.org/drawingml/2006/picture">
+                  <pic:nvPicPr>
+                    <pic:cNvPr id="672092784" name="Picture 1" descr="A screenshot of a computer&#10;&#10;AI-generated content may be incorrect."/>
+                    <pic:cNvPicPr/>
+                  </pic:nvPicPr>
+                  <pic:blipFill>
+                    <a:blip r:embed="rId44"/>
+                    <a:stretch>
+                      <a:fillRect/>
+                    </a:stretch>
+                  </pic:blipFill>
+                  <pic:spPr>
+                    <a:xfrm>
+                      <a:off x="0" y="0"/>
+                      <a:ext cx="3558135" cy="3507282"/>
+                    </a:xfrm>
+                    <a:prstGeom prst="rect">
+                      <a:avLst/>
+                    </a:prstGeom>
+                  </pic:spPr>
+                </pic:pic>
+              </a:graphicData>
+            </a:graphic>
+          </wp:inline>
+        </w:drawing>
+      </w:r>
+    </w:p>
+    <w:p>
+      <w:pPr>
+        <w:pStyle w:val="ListParagraph"/>
+        <w:numPr>
+          <w:ilvl w:val="2"/>
+          <w:numId w:val="16"/>
+        </w:numPr>
+      </w:pPr>
+      <w:r>
+        <w:rPr>
+          <w:noProof/>
+        </w:rPr>
+        <w:drawing>
+          <wp:inline distT="0" distB="0" distL="0" distR="0" wp14:anchorId="1EF73AC0" wp14:editId="0D959352">
+            <wp:extent cx="4217215" cy="1784350"/>
+            <wp:effectExtent l="0" t="0" r="0" b="6350"/>
+            <wp:docPr id="997806135" name="Picture 1" descr="A screenshot of a computer&#10;&#10;AI-generated content may be incorrect."/>
+            <wp:cNvGraphicFramePr>
+              <a:graphicFrameLocks xmlns:a="http://schemas.openxmlformats.org/drawingml/2006/main" noChangeAspect="1"/>
+            </wp:cNvGraphicFramePr>
+            <a:graphic xmlns:a="http://schemas.openxmlformats.org/drawingml/2006/main">
+              <a:graphicData uri="http://schemas.openxmlformats.org/drawingml/2006/picture">
+                <pic:pic xmlns:pic="http://schemas.openxmlformats.org/drawingml/2006/picture">
+                  <pic:nvPicPr>
+                    <pic:cNvPr id="997806135" name="Picture 1" descr="A screenshot of a computer&#10;&#10;AI-generated content may be incorrect."/>
+                    <pic:cNvPicPr/>
+                  </pic:nvPicPr>
+                  <pic:blipFill>
+                    <a:blip r:embed="rId45"/>
+                    <a:stretch>
+                      <a:fillRect/>
+                    </a:stretch>
+                  </pic:blipFill>
+                  <pic:spPr>
+                    <a:xfrm>
+                      <a:off x="0" y="0"/>
+                      <a:ext cx="4219134" cy="1785162"/>
+                    </a:xfrm>
+                    <a:prstGeom prst="rect">
+                      <a:avLst/>
+                    </a:prstGeom>
+                  </pic:spPr>
+                </pic:pic>
+              </a:graphicData>
+            </a:graphic>
+          </wp:inline>
+        </w:drawing>
+      </w:r>
+    </w:p>
+    <w:p>
+      <w:pPr>
+        <w:pStyle w:val="ListParagraph"/>
+        <w:numPr>
+          <w:ilvl w:val="2"/>
+          <w:numId w:val="16"/>
+        </w:numPr>
+      </w:pPr>
+      <w:r>
+        <w:t xml:space="preserve">Copy Id rồi pét vào xong load </w:t>
+      </w:r>
+    </w:p>
+    <w:p>
+      <w:pPr>
+        <w:pStyle w:val="ListParagraph"/>
+        <w:numPr>
+          <w:ilvl w:val="0"/>
+          <w:numId w:val="16"/>
+        </w:numPr>
+      </w:pPr>
+      <w:r>
+        <w:lastRenderedPageBreak/>
+        <w:drawing>
+          <wp:inline distT="0" distB="0" distL="0" distR="0" wp14:anchorId="6656F3B2" wp14:editId="236F8FD1">
+            <wp:extent cx="6645910" cy="2894330"/>
+            <wp:effectExtent l="0" t="0" r="2540" b="1270"/>
+            <wp:docPr id="999679732" name="Picture 1"/>
+            <wp:cNvGraphicFramePr>
+              <a:graphicFrameLocks xmlns:a="http://schemas.openxmlformats.org/drawingml/2006/main" noChangeAspect="1"/>
+            </wp:cNvGraphicFramePr>
+            <a:graphic xmlns:a="http://schemas.openxmlformats.org/drawingml/2006/main">
+              <a:graphicData uri="http://schemas.openxmlformats.org/drawingml/2006/picture">
+                <pic:pic xmlns:pic="http://schemas.openxmlformats.org/drawingml/2006/picture">
+                  <pic:nvPicPr>
+                    <pic:cNvPr id="999679732" name=""/>
+                    <pic:cNvPicPr/>
+                  </pic:nvPicPr>
+                  <pic:blipFill>
+                    <a:blip r:embed="rId46"/>
+                    <a:stretch>
+                      <a:fillRect/>
+                    </a:stretch>
+                  </pic:blipFill>
+                  <pic:spPr>
+                    <a:xfrm>
+                      <a:off x="0" y="0"/>
+                      <a:ext cx="6645910" cy="2894330"/>
+                    </a:xfrm>
+                    <a:prstGeom prst="rect">
+                      <a:avLst/>
+                    </a:prstGeom>
+                  </pic:spPr>
+                </pic:pic>
+              </a:graphicData>
+            </a:graphic>
+          </wp:inline>
+        </w:drawing>
+      </w:r>
+    </w:p>
+    <w:p>
+      <w:pPr>
+        <w:pStyle w:val="Heading2"/>
+      </w:pPr>
+      <w:r>
+        <w:t xml:space="preserve">Theo dõi </w:t>
+      </w:r>
+      <w:r>
+        <w:t>database</w:t>
+      </w:r>
+      <w:r>
+        <w:t xml:space="preserve"> Mongodb atlas</w:t>
+      </w:r>
+    </w:p>
+    <w:p>
+      <w:pPr>
+        <w:pStyle w:val="ListParagraph"/>
+        <w:numPr>
+          <w:ilvl w:val="0"/>
+          <w:numId w:val="17"/>
+        </w:numPr>
+      </w:pPr>
+      <w:r>
+        <w:t>docker run --name mongodb-exporter --network todo_network -d -p 9216:9216 percona/mongodb_exporter:0.40</w:t>
+      </w:r>
+      <w:r>
+        <w:t xml:space="preserve"> </w:t>
+      </w:r>
+      <w:r>
+        <w:t>-e</w:t>
+      </w:r>
+      <w:r>
+        <w:t xml:space="preserve"> </w:t>
+      </w:r>
+      <w:r>
+        <w:t>MONGODB_URI="mongodb+srv://&lt;username&gt;:&lt;password&gt;@&lt;cluster&gt;.mongodb.net/admin?tls=true"percona/mongodb_exporter:latest</w:t>
+      </w:r>
+    </w:p>
+    <w:p>
+      <w:pPr>
+        <w:pStyle w:val="ListParagraph"/>
+        <w:numPr>
+          <w:ilvl w:val="0"/>
+          <w:numId w:val="17"/>
+        </w:numPr>
+      </w:pPr>
+      <w:r>
+        <w:t>vim prometheus.yml</w:t>
+      </w:r>
+    </w:p>
+    <w:p>
+      <w:pPr>
+        <w:pStyle w:val="ListParagraph"/>
+        <w:numPr>
+          <w:ilvl w:val="1"/>
+          <w:numId w:val="17"/>
+        </w:numPr>
+      </w:pPr>
+      <w:r>
+        <w:drawing>
+          <wp:inline distT="0" distB="0" distL="0" distR="0" wp14:anchorId="1BEABEBF" wp14:editId="17A458A4">
+            <wp:extent cx="5988358" cy="3492679"/>
+            <wp:effectExtent l="0" t="0" r="0" b="0"/>
+            <wp:docPr id="1144799520" name="Picture 1"/>
+            <wp:cNvGraphicFramePr>
+              <a:graphicFrameLocks xmlns:a="http://schemas.openxmlformats.org/drawingml/2006/main" noChangeAspect="1"/>
+            </wp:cNvGraphicFramePr>
+            <a:graphic xmlns:a="http://schemas.openxmlformats.org/drawingml/2006/main">
+              <a:graphicData uri="http://schemas.openxmlformats.org/drawingml/2006/picture">
+                <pic:pic xmlns:pic="http://schemas.openxmlformats.org/drawingml/2006/picture">
+                  <pic:nvPicPr>
+                    <pic:cNvPr id="1144799520" name=""/>
+                    <pic:cNvPicPr/>
+                  </pic:nvPicPr>
+                  <pic:blipFill>
+                    <a:blip r:embed="rId47"/>
+                    <a:stretch>
+                      <a:fillRect/>
+                    </a:stretch>
+                  </pic:blipFill>
+                  <pic:spPr>
+                    <a:xfrm>
+                      <a:off x="0" y="0"/>
+                      <a:ext cx="5988358" cy="3492679"/>
+                    </a:xfrm>
+                    <a:prstGeom prst="rect">
+                      <a:avLst/>
+                    </a:prstGeom>
+                  </pic:spPr>
+                </pic:pic>
+              </a:graphicData>
+            </a:graphic>
+          </wp:inline>
+        </w:drawing>
+      </w:r>
+    </w:p>
+    <w:p>
+      <w:pPr>
+        <w:pStyle w:val="ListParagraph"/>
+        <w:numPr>
+          <w:ilvl w:val="0"/>
+          <w:numId w:val="17"/>
+        </w:numPr>
+      </w:pPr>
+      <w:r>
+        <w:t>Tương tự với node-exporter, kiếm template rồi thêm vào</w:t>
+      </w:r>
+    </w:p>
+    <w:p>
+      <w:pPr>
+        <w:pStyle w:val="ListParagraph"/>
+        <w:numPr>
+          <w:ilvl w:val="0"/>
+          <w:numId w:val="17"/>
+        </w:numPr>
+      </w:pPr>
+      <w:r>
+        <w:t>Không kiếm thấy template, nên làm đại cái sau</w:t>
+      </w:r>
+    </w:p>
+    <w:p>
+      <w:pPr>
+        <w:pStyle w:val="ListParagraph"/>
+        <w:numPr>
+          <w:ilvl w:val="1"/>
+          <w:numId w:val="17"/>
+        </w:numPr>
+      </w:pPr>
+      <w:r>
+        <w:lastRenderedPageBreak/>
+        <w:drawing>
+          <wp:inline distT="0" distB="0" distL="0" distR="0" wp14:anchorId="5B31EDF6" wp14:editId="7A921B06">
+            <wp:extent cx="5635543" cy="2376233"/>
+            <wp:effectExtent l="0" t="0" r="3810" b="5080"/>
+            <wp:docPr id="793133945" name="Picture 1"/>
+            <wp:cNvGraphicFramePr>
+              <a:graphicFrameLocks xmlns:a="http://schemas.openxmlformats.org/drawingml/2006/main" noChangeAspect="1"/>
+            </wp:cNvGraphicFramePr>
+            <a:graphic xmlns:a="http://schemas.openxmlformats.org/drawingml/2006/main">
+              <a:graphicData uri="http://schemas.openxmlformats.org/drawingml/2006/picture">
+                <pic:pic xmlns:pic="http://schemas.openxmlformats.org/drawingml/2006/picture">
+                  <pic:nvPicPr>
+                    <pic:cNvPr id="793133945" name=""/>
+                    <pic:cNvPicPr/>
+                  </pic:nvPicPr>
+                  <pic:blipFill>
+                    <a:blip r:embed="rId48"/>
+                    <a:stretch>
+                      <a:fillRect/>
+                    </a:stretch>
+                  </pic:blipFill>
+                  <pic:spPr>
+                    <a:xfrm>
+                      <a:off x="0" y="0"/>
+                      <a:ext cx="5637645" cy="2377119"/>
+                    </a:xfrm>
+                    <a:prstGeom prst="rect">
+                      <a:avLst/>
+                    </a:prstGeom>
+                  </pic:spPr>
+                </pic:pic>
+              </a:graphicData>
+            </a:graphic>
+          </wp:inline>
+        </w:drawing>
+      </w:r>
+    </w:p>
+    <w:p>
+      <w:pPr>
+        <w:pStyle w:val="Heading1"/>
+      </w:pPr>
+      <w:r>
+        <w:t>Terraform/Ansible</w:t>
+      </w:r>
+    </w:p>
+    <w:p>
+      <w:pPr>
+        <w:pStyle w:val="Heading2"/>
+      </w:pPr>
+      <w:r>
+        <w:t>IAM</w:t>
+      </w:r>
+    </w:p>
+    <w:p>
+      <w:pPr>
+        <w:pStyle w:val="ListParagraph"/>
+        <w:numPr>
+          <w:ilvl w:val="0"/>
+          <w:numId w:val="20"/>
+        </w:numPr>
+      </w:pPr>
+      <w:r>
+        <w:t>Tạo user mới trong IAM với quyền (policy) AdminstratorAccess</w:t>
+      </w:r>
+    </w:p>
+    <w:p>
+      <w:pPr>
+        <w:pStyle w:val="ListParagraph"/>
+        <w:numPr>
+          <w:ilvl w:val="1"/>
+          <w:numId w:val="20"/>
+        </w:numPr>
+      </w:pPr>
+      <w:r>
+        <w:drawing>
+          <wp:inline distT="0" distB="0" distL="0" distR="0" wp14:anchorId="7104AC92" wp14:editId="1C06ED65">
+            <wp:extent cx="5437312" cy="2172119"/>
+            <wp:effectExtent l="0" t="0" r="0" b="0"/>
+            <wp:docPr id="659111467" name="Picture 1"/>
+            <wp:cNvGraphicFramePr>
+              <a:graphicFrameLocks xmlns:a="http://schemas.openxmlformats.org/drawingml/2006/main" noChangeAspect="1"/>
+            </wp:cNvGraphicFramePr>
+            <a:graphic xmlns:a="http://schemas.openxmlformats.org/drawingml/2006/main">
+              <a:graphicData uri="http://schemas.openxmlformats.org/drawingml/2006/picture">
+                <pic:pic xmlns:pic="http://schemas.openxmlformats.org/drawingml/2006/picture">
+                  <pic:nvPicPr>
+                    <pic:cNvPr id="659111467" name=""/>
+                    <pic:cNvPicPr/>
+                  </pic:nvPicPr>
+                  <pic:blipFill>
+                    <a:blip r:embed="rId49"/>
+                    <a:stretch>
+                      <a:fillRect/>
+                    </a:stretch>
+                  </pic:blipFill>
+                  <pic:spPr>
+                    <a:xfrm>
+                      <a:off x="0" y="0"/>
+                      <a:ext cx="5445141" cy="2175247"/>
+                    </a:xfrm>
+                    <a:prstGeom prst="rect">
+                      <a:avLst/>
+                    </a:prstGeom>
+                  </pic:spPr>
+                </pic:pic>
+              </a:graphicData>
+            </a:graphic>
+          </wp:inline>
+        </w:drawing>
+      </w:r>
+    </w:p>
+    <w:p>
+      <w:pPr>
+        <w:pStyle w:val="ListParagraph"/>
+        <w:numPr>
+          <w:ilvl w:val="0"/>
+          <w:numId w:val="20"/>
+        </w:numPr>
+      </w:pPr>
+      <w:r>
+        <w:t>Trong user mới tạo</w:t>
+      </w:r>
+    </w:p>
+    <w:p>
+      <w:pPr>
+        <w:pStyle w:val="ListParagraph"/>
+        <w:numPr>
+          <w:ilvl w:val="1"/>
+          <w:numId w:val="20"/>
+        </w:numPr>
+      </w:pPr>
+      <w:r>
+        <w:t>Tạo access key</w:t>
+      </w:r>
+    </w:p>
+    <w:p>
+      <w:pPr>
+        <w:pStyle w:val="ListParagraph"/>
+        <w:numPr>
+          <w:ilvl w:val="1"/>
+          <w:numId w:val="20"/>
+        </w:numPr>
+      </w:pPr>
+      <w:r>
+        <w:t xml:space="preserve">Use case là CLI </w:t>
+      </w:r>
+    </w:p>
+    <w:p>
+      <w:pPr>
+        <w:pStyle w:val="ListParagraph"/>
+        <w:numPr>
+          <w:ilvl w:val="1"/>
+          <w:numId w:val="20"/>
+        </w:numPr>
+      </w:pPr>
+      <w:r>
+        <w:t>Xong tạo key</w:t>
+      </w:r>
+    </w:p>
+    <w:p>
+      <w:pPr>
+        <w:pStyle w:val="ListParagraph"/>
+        <w:numPr>
+          <w:ilvl w:val="1"/>
+          <w:numId w:val="20"/>
+        </w:numPr>
+      </w:pPr>
+      <w:r>
+        <w:t>Copy 2 keys sang 1 bên</w:t>
+      </w:r>
+    </w:p>
+    <w:p>
+      <w:pPr>
+        <w:pStyle w:val="Heading2"/>
+      </w:pPr>
+      <w:r>
+        <w:t>Terraform</w:t>
+      </w:r>
+      <w:r>
+        <w:t xml:space="preserve"> (local)</w:t>
+      </w:r>
+    </w:p>
+    <w:p>
+      <w:pPr>
+        <w:pStyle w:val="ListParagraph"/>
+        <w:numPr>
+          <w:ilvl w:val="0"/>
+          <w:numId w:val="18"/>
+        </w:numPr>
+      </w:pPr>
+      <w:r>
+        <w:t>docker run -d -it --name ubuntu-ansible -v ./terra,ansible:/root ubuntu:24.04</w:t>
+      </w:r>
+      <w:r>
+        <w:t xml:space="preserve"> (mount để dễ thay đổi code)</w:t>
+      </w:r>
+    </w:p>
+    <w:p>
+      <w:pPr>
+        <w:pStyle w:val="ListParagraph"/>
+        <w:numPr>
+          <w:ilvl w:val="1"/>
+          <w:numId w:val="18"/>
+        </w:numPr>
+      </w:pPr>
+      <w:r>
+        <w:drawing>
+          <wp:inline distT="0" distB="0" distL="0" distR="0" wp14:anchorId="43F8518D" wp14:editId="1D6D5C2A">
+            <wp:extent cx="5333945" cy="1313355"/>
+            <wp:effectExtent l="0" t="0" r="635" b="1270"/>
+            <wp:docPr id="1837558779" name="Picture 1"/>
+            <wp:cNvGraphicFramePr>
+              <a:graphicFrameLocks xmlns:a="http://schemas.openxmlformats.org/drawingml/2006/main" noChangeAspect="1"/>
+            </wp:cNvGraphicFramePr>
+            <a:graphic xmlns:a="http://schemas.openxmlformats.org/drawingml/2006/main">
+              <a:graphicData uri="http://schemas.openxmlformats.org/drawingml/2006/picture">
+                <pic:pic xmlns:pic="http://schemas.openxmlformats.org/drawingml/2006/picture">
+                  <pic:nvPicPr>
+                    <pic:cNvPr id="1837558779" name=""/>
+                    <pic:cNvPicPr/>
+                  </pic:nvPicPr>
+                  <pic:blipFill>
+                    <a:blip r:embed="rId50"/>
+                    <a:stretch>
+                      <a:fillRect/>
+                    </a:stretch>
+                  </pic:blipFill>
+                  <pic:spPr>
+                    <a:xfrm>
+                      <a:off x="0" y="0"/>
+                      <a:ext cx="5340505" cy="1314970"/>
+                    </a:xfrm>
+                    <a:prstGeom prst="rect">
+                      <a:avLst/>
+                    </a:prstGeom>
+                  </pic:spPr>
+                </pic:pic>
+              </a:graphicData>
+            </a:graphic>
+          </wp:inline>
+        </w:drawing>
+      </w:r>
+    </w:p>
+    <w:p>
+      <w:pPr>
+        <w:pStyle w:val="ListParagraph"/>
+        <w:numPr>
+          <w:ilvl w:val="1"/>
+          <w:numId w:val="18"/>
+        </w:numPr>
+      </w:pPr>
+      <w:r>
+        <w:t>Container đã được bind</w:t>
+      </w:r>
+    </w:p>
+    <w:p>
+      <w:pPr>
+        <w:pStyle w:val="ListParagraph"/>
+        <w:numPr>
+          <w:ilvl w:val="0"/>
+          <w:numId w:val="18"/>
+        </w:numPr>
+      </w:pPr>
+      <w:r>
+        <w:t>Trong Terminal của container;</w:t>
+      </w:r>
+    </w:p>
+    <w:p>
+      <w:pPr>
+        <w:pStyle w:val="ListParagraph"/>
+        <w:numPr>
+          <w:ilvl w:val="1"/>
+          <w:numId w:val="18"/>
+        </w:numPr>
+      </w:pPr>
+      <w:r>
+        <w:t>apt update</w:t>
+      </w:r>
+    </w:p>
+    <w:p>
+      <w:pPr>
+        <w:pStyle w:val="ListParagraph"/>
+        <w:numPr>
+          <w:ilvl w:val="1"/>
+          <w:numId w:val="18"/>
+        </w:numPr>
+      </w:pPr>
+      <w:r>
+        <w:t>apt install unzip</w:t>
+      </w:r>
+    </w:p>
+    <w:p>
+      <w:pPr>
+        <w:pStyle w:val="ListParagraph"/>
+        <w:numPr>
+          <w:ilvl w:val="1"/>
+          <w:numId w:val="18"/>
+        </w:numPr>
+      </w:pPr>
+      <w:r>
+        <w:t>apt install wget</w:t>
+      </w:r>
+    </w:p>
+    <w:p>
+      <w:pPr>
+        <w:pStyle w:val="ListParagraph"/>
+        <w:numPr>
+          <w:ilvl w:val="1"/>
+          <w:numId w:val="18"/>
+        </w:numPr>
+      </w:pPr>
+      <w:r>
+        <w:lastRenderedPageBreak/>
+        <w:t>cd root</w:t>
+      </w:r>
+    </w:p>
+    <w:p>
+      <w:pPr>
+        <w:pStyle w:val="ListParagraph"/>
+        <w:numPr>
+          <w:ilvl w:val="1"/>
+          <w:numId w:val="18"/>
+        </w:numPr>
+      </w:pPr>
+      <w:r>
+        <w:t xml:space="preserve">wget </w:t>
+      </w:r>
+      <w:hyperlink r:id="rId51" w:history="1">
+        <w:r>
+          <w:rPr>
+            <w:rStyle w:val="Hyperlink"/>
+          </w:rPr>
+          <w:t>https://releases.hashicorp.com/terraform/1.14.7/terraform_1.14.7_linux_amd64.zip</w:t>
+        </w:r>
+      </w:hyperlink>
+    </w:p>
+    <w:p>
+      <w:pPr>
+        <w:pStyle w:val="ListParagraph"/>
+        <w:numPr>
+          <w:ilvl w:val="1"/>
+          <w:numId w:val="18"/>
+        </w:numPr>
+      </w:pPr>
+      <w:r>
+        <w:t xml:space="preserve">unzip </w:t>
+      </w:r>
+      <w:r>
+        <w:t>terraform_1.14.7_linux_amd64.zip</w:t>
+      </w:r>
+    </w:p>
+    <w:p>
+      <w:pPr>
+        <w:pStyle w:val="ListParagraph"/>
+        <w:numPr>
+          <w:ilvl w:val="1"/>
+          <w:numId w:val="18"/>
+        </w:numPr>
+      </w:pPr>
+      <w:r>
+        <w:t>mv terraform /usr/local/bin/</w:t>
+      </w:r>
+    </w:p>
+    <w:p>
+      <w:pPr>
+        <w:pStyle w:val="ListParagraph"/>
+        <w:numPr>
+          <w:ilvl w:val="0"/>
+          <w:numId w:val="18"/>
+        </w:numPr>
+      </w:pPr>
+      <w:r>
+        <w:t xml:space="preserve">Trong folder đã map tạo file như sau </w:t>
+      </w:r>
+    </w:p>
+    <w:p>
+      <w:pPr>
+        <w:pStyle w:val="ListParagraph"/>
+        <w:numPr>
+          <w:ilvl w:val="1"/>
+          <w:numId w:val="18"/>
+        </w:numPr>
+      </w:pPr>
+      <w:r>
+        <w:drawing>
+          <wp:inline distT="0" distB="0" distL="0" distR="0" wp14:anchorId="13C02CE6" wp14:editId="4E874021">
+            <wp:extent cx="3454578" cy="1282766"/>
+            <wp:effectExtent l="0" t="0" r="0" b="0"/>
+            <wp:docPr id="1647791383" name="Picture 1"/>
+            <wp:cNvGraphicFramePr>
+              <a:graphicFrameLocks xmlns:a="http://schemas.openxmlformats.org/drawingml/2006/main" noChangeAspect="1"/>
+            </wp:cNvGraphicFramePr>
+            <a:graphic xmlns:a="http://schemas.openxmlformats.org/drawingml/2006/main">
+              <a:graphicData uri="http://schemas.openxmlformats.org/drawingml/2006/picture">
+                <pic:pic xmlns:pic="http://schemas.openxmlformats.org/drawingml/2006/picture">
+                  <pic:nvPicPr>
+                    <pic:cNvPr id="1647791383" name=""/>
+                    <pic:cNvPicPr/>
+                  </pic:nvPicPr>
+                  <pic:blipFill>
+                    <a:blip r:embed="rId52"/>
+                    <a:stretch>
+                      <a:fillRect/>
+                    </a:stretch>
+                  </pic:blipFill>
+                  <pic:spPr>
+                    <a:xfrm>
+                      <a:off x="0" y="0"/>
+                      <a:ext cx="3454578" cy="1282766"/>
+                    </a:xfrm>
+                    <a:prstGeom prst="rect">
+                      <a:avLst/>
+                    </a:prstGeom>
+                  </pic:spPr>
+                </pic:pic>
+              </a:graphicData>
+            </a:graphic>
+          </wp:inline>
+        </w:drawing>
+      </w:r>
+    </w:p>
+    <w:p>
+      <w:pPr>
+        <w:pStyle w:val="ListParagraph"/>
+        <w:numPr>
+          <w:ilvl w:val="0"/>
+          <w:numId w:val="18"/>
+        </w:numPr>
+      </w:pPr>
+      <w:r>
+        <w:t>Terraform init</w:t>
+      </w:r>
+    </w:p>
+    <w:p>
+      <w:pPr>
+        <w:pStyle w:val="ListParagraph"/>
+        <w:numPr>
+          <w:ilvl w:val="0"/>
+          <w:numId w:val="18"/>
+        </w:numPr>
+      </w:pPr>
+      <w:r>
+        <w:t>Terraform apply</w:t>
+      </w:r>
+    </w:p>
+    <w:p>
+      <w:pPr>
+        <w:pStyle w:val="ListParagraph"/>
+        <w:numPr>
+          <w:ilvl w:val="0"/>
+          <w:numId w:val="18"/>
+        </w:numPr>
+      </w:pPr>
+      <w:r>
+        <w:drawing>
+          <wp:inline distT="0" distB="0" distL="0" distR="0" wp14:anchorId="4861F5B6" wp14:editId="711C1E42">
+            <wp:extent cx="3245017" cy="1943200"/>
+            <wp:effectExtent l="0" t="0" r="0" b="0"/>
+            <wp:docPr id="1109669689" name="Picture 1"/>
+            <wp:cNvGraphicFramePr>
+              <a:graphicFrameLocks xmlns:a="http://schemas.openxmlformats.org/drawingml/2006/main" noChangeAspect="1"/>
+            </wp:cNvGraphicFramePr>
+            <a:graphic xmlns:a="http://schemas.openxmlformats.org/drawingml/2006/main">
+              <a:graphicData uri="http://schemas.openxmlformats.org/drawingml/2006/picture">
+                <pic:pic xmlns:pic="http://schemas.openxmlformats.org/drawingml/2006/picture">
+                  <pic:nvPicPr>
+                    <pic:cNvPr id="1109669689" name=""/>
+                    <pic:cNvPicPr/>
+                  </pic:nvPicPr>
+                  <pic:blipFill>
+                    <a:blip r:embed="rId53"/>
+                    <a:stretch>
+                      <a:fillRect/>
+                    </a:stretch>
+                  </pic:blipFill>
+                  <pic:spPr>
+                    <a:xfrm>
+                      <a:off x="0" y="0"/>
+                      <a:ext cx="3245017" cy="1943200"/>
+                    </a:xfrm>
+                    <a:prstGeom prst="rect">
+                      <a:avLst/>
+                    </a:prstGeom>
+                  </pic:spPr>
+                </pic:pic>
+              </a:graphicData>
+            </a:graphic>
+          </wp:inline>
+        </w:drawing>
+      </w:r>
+    </w:p>
+    <w:p>
+      <w:pPr>
+        <w:pStyle w:val="ListParagraph"/>
+        <w:numPr>
+          <w:ilvl w:val="0"/>
+          <w:numId w:val="18"/>
+        </w:numPr>
+      </w:pPr>
+      <w:r>
+        <w:drawing>
+          <wp:inline distT="0" distB="0" distL="0" distR="0" wp14:anchorId="0406BCDE" wp14:editId="2BA6ED61">
+            <wp:extent cx="6645910" cy="389890"/>
+            <wp:effectExtent l="0" t="0" r="2540" b="0"/>
+            <wp:docPr id="621992203" name="Picture 1"/>
+            <wp:cNvGraphicFramePr>
+              <a:graphicFrameLocks xmlns:a="http://schemas.openxmlformats.org/drawingml/2006/main" noChangeAspect="1"/>
+            </wp:cNvGraphicFramePr>
+            <a:graphic xmlns:a="http://schemas.openxmlformats.org/drawingml/2006/main">
+              <a:graphicData uri="http://schemas.openxmlformats.org/drawingml/2006/picture">
+                <pic:pic xmlns:pic="http://schemas.openxmlformats.org/drawingml/2006/picture">
+                  <pic:nvPicPr>
+                    <pic:cNvPr id="621992203" name=""/>
+                    <pic:cNvPicPr/>
+                  </pic:nvPicPr>
+                  <pic:blipFill>
+                    <a:blip r:embed="rId54"/>
+                    <a:stretch>
+                      <a:fillRect/>
+                    </a:stretch>
+                  </pic:blipFill>
+                  <pic:spPr>
+                    <a:xfrm>
+                      <a:off x="0" y="0"/>
+                      <a:ext cx="6645910" cy="389890"/>
+                    </a:xfrm>
+                    <a:prstGeom prst="rect">
+                      <a:avLst/>
+                    </a:prstGeom>
+                  </pic:spPr>
+                </pic:pic>
+              </a:graphicData>
+            </a:graphic>
+          </wp:inline>
+        </w:drawing>
+      </w:r>
+    </w:p>
+    <w:p>
+      <w:pPr>
+        <w:pStyle w:val="ListParagraph"/>
+        <w:numPr>
+          <w:ilvl w:val="0"/>
+          <w:numId w:val="18"/>
+        </w:numPr>
+      </w:pPr>
+      <w:r>
+        <w:t>Tạo thành công bằng terraform với config security group đã tạo</w:t>
+      </w:r>
+    </w:p>
+    <w:p>
+      <w:pPr>
+        <w:pStyle w:val="Heading1"/>
+      </w:pPr>
+      <w:r>
+        <w:t>Ansible (local)</w:t>
+      </w:r>
+    </w:p>
+    <w:p>
+      <w:pPr>
+        <w:pStyle w:val="ListParagraph"/>
+        <w:numPr>
+          <w:ilvl w:val="0"/>
+          <w:numId w:val="21"/>
+        </w:numPr>
+      </w:pPr>
+      <w:r>
+        <w:t>Trong mục được bind với docker</w:t>
+      </w:r>
+    </w:p>
+    <w:p>
+      <w:pPr>
+        <w:pStyle w:val="ListParagraph"/>
+        <w:numPr>
+          <w:ilvl w:val="1"/>
+          <w:numId w:val="21"/>
+        </w:numPr>
+      </w:pPr>
+      <w:r>
+        <w:t>mkdir ansible</w:t>
+      </w:r>
+    </w:p>
+    <w:p>
+      <w:pPr>
+        <w:pStyle w:val="ListParagraph"/>
+        <w:numPr>
+          <w:ilvl w:val="1"/>
+          <w:numId w:val="21"/>
+        </w:numPr>
+      </w:pPr>
+      <w:r>
+        <w:t>apt install ansible -y</w:t>
+      </w:r>
+    </w:p>
+    <w:p>
+      <w:pPr>
+        <w:pStyle w:val="ListParagraph"/>
+        <w:numPr>
+          <w:ilvl w:val="0"/>
+          <w:numId w:val="21"/>
+        </w:numPr>
+      </w:pPr>
+      <w:r>
+        <w:t xml:space="preserve">Tạo folder như sau </w:t>
+      </w:r>
+    </w:p>
+    <w:p>
+      <w:pPr>
+        <w:pStyle w:val="ListParagraph"/>
+        <w:numPr>
+          <w:ilvl w:val="1"/>
+          <w:numId w:val="21"/>
+        </w:numPr>
+      </w:pPr>
+      <w:r>
+        <w:drawing>
+          <wp:inline distT="0" distB="0" distL="0" distR="0" wp14:anchorId="7194D729" wp14:editId="760F2A84">
+            <wp:extent cx="3321221" cy="1587582"/>
+            <wp:effectExtent l="0" t="0" r="0" b="0"/>
+            <wp:docPr id="1300676839" name="Picture 1"/>
+            <wp:cNvGraphicFramePr>
+              <a:graphicFrameLocks xmlns:a="http://schemas.openxmlformats.org/drawingml/2006/main" noChangeAspect="1"/>
+            </wp:cNvGraphicFramePr>
+            <a:graphic xmlns:a="http://schemas.openxmlformats.org/drawingml/2006/main">
+              <a:graphicData uri="http://schemas.openxmlformats.org/drawingml/2006/picture">
+                <pic:pic xmlns:pic="http://schemas.openxmlformats.org/drawingml/2006/picture">
+                  <pic:nvPicPr>
+                    <pic:cNvPr id="1300676839" name=""/>
+                    <pic:cNvPicPr/>
+                  </pic:nvPicPr>
+                  <pic:blipFill>
+                    <a:blip r:embed="rId55"/>
+                    <a:stretch>
+                      <a:fillRect/>
+                    </a:stretch>
+                  </pic:blipFill>
+                  <pic:spPr>
+                    <a:xfrm>
+                      <a:off x="0" y="0"/>
+                      <a:ext cx="3321221" cy="1587582"/>
+                    </a:xfrm>
+                    <a:prstGeom prst="rect">
+                      <a:avLst/>
+                    </a:prstGeom>
+                  </pic:spPr>
+                </pic:pic>
+              </a:graphicData>
+            </a:graphic>
+          </wp:inline>
+        </w:drawing>
+      </w:r>
+    </w:p>
+    <w:p>
+      <w:pPr>
+        <w:pStyle w:val="ListParagraph"/>
+        <w:numPr>
+          <w:ilvl w:val="1"/>
+          <w:numId w:val="21"/>
+        </w:numPr>
+      </w:pPr>
+      <w:r>
+        <w:t>*key là của Terraform mới khởi tạo</w:t>
+      </w:r>
+    </w:p>
+    <w:p>
+      <w:pPr>
+        <w:pStyle w:val="ListParagraph"/>
+        <w:numPr>
+          <w:ilvl w:val="0"/>
+          <w:numId w:val="21"/>
+        </w:numPr>
+      </w:pPr>
+      <w:r>
+        <w:t>Trong terminal của docker</w:t>
+      </w:r>
+    </w:p>
+    <w:p>
+      <w:pPr>
+        <w:pStyle w:val="ListParagraph"/>
+        <w:numPr>
+          <w:ilvl w:val="1"/>
+          <w:numId w:val="21"/>
+        </w:numPr>
+      </w:pPr>
+      <w:r>
+        <w:t>Cd ansible</w:t>
+      </w:r>
+    </w:p>
+    <w:p>
+      <w:pPr>
+        <w:pStyle w:val="ListParagraph"/>
+        <w:numPr>
+          <w:ilvl w:val="1"/>
+          <w:numId w:val="21"/>
+        </w:numPr>
+      </w:pPr>
+      <w:r>
+        <w:t>Chmod 700 /root/ansible</w:t>
+      </w:r>
+    </w:p>
+    <w:p>
+      <w:pPr>
+        <w:pStyle w:val="ListParagraph"/>
+        <w:numPr>
+          <w:ilvl w:val="1"/>
+          <w:numId w:val="21"/>
+        </w:numPr>
+      </w:pPr>
+      <w:r>
+        <w:t xml:space="preserve">Chmod </w:t>
+      </w:r>
+      <w:r>
+        <w:t>4</w:t>
+      </w:r>
+      <w:r>
+        <w:t>00 key</w:t>
+      </w:r>
+    </w:p>
+    <w:p>
+      <w:pPr>
+        <w:pStyle w:val="ListParagraph"/>
+        <w:numPr>
+          <w:ilvl w:val="1"/>
+          <w:numId w:val="21"/>
+        </w:numPr>
+      </w:pPr>
+      <w:r>
+        <w:t>ansible-playbook -i hosts.ini install_vps.yml</w:t>
+      </w:r>
+    </w:p>
+    <w:p/>
+    <w:p/>
     <w:sectPr>
       <w:pgSz w:w="11906" w:h="16838"/>
       <w:pgMar w:top="720" w:right="720" w:bottom="720" w:left="720" w:header="708" w:footer="708" w:gutter="0"/>
@@ -2530,6 +4086,95 @@
 <file path=word/numbering.xml><?xml version="1.0" encoding="utf-8"?>
 <w:numbering xmlns:wpc="http://schemas.microsoft.com/office/word/2010/wordprocessingCanvas" xmlns:cx="http://schemas.microsoft.com/office/drawing/2014/chartex" xmlns:cx1="http://schemas.microsoft.com/office/drawing/2015/9/8/chartex" xmlns:cx2="http://schemas.microsoft.com/office/drawing/2015/10/21/chartex" xmlns:cx3="http://schemas.microsoft.com/office/drawing/2016/5/9/chartex" xmlns:cx4="http://schemas.microsoft.com/office/drawing/2016/5/10/chartex" xmlns:cx5="http://schemas.microsoft.com/office/drawing/2016/5/11/chartex" xmlns:cx6="http://schemas.microsoft.com/office/drawing/2016/5/12/chartex" xmlns:cx7="http://schemas.microsoft.com/office/drawing/2016/5/13/chartex" xmlns:cx8="http://schemas.microsoft.com/office/drawing/2016/5/14/chartex" xmlns:mc="http://schemas.openxmlformats.org/markup-compatibility/2006" xmlns:aink="http://schemas.microsoft.com/office/drawing/2016/ink" xmlns:am3d="http://schemas.microsoft.com/office/drawing/2017/model3d" xmlns:o="urn:schemas-microsoft-com:office:office" xmlns:oel="http://schemas.microsoft.com/office/2019/extlst" xmlns:r="http://schemas.openxmlformats.org/officeDocument/2006/relationships" xmlns:m="http://schemas.openxmlformats.org/officeDocument/2006/math" xmlns:v="urn:schemas-microsoft-com:vml" xmlns:wp14="http://schemas.microsoft.com/office/word/2010/wordprocessingDrawing" xmlns:wp="http://schemas.openxmlformats.org/drawingml/2006/wordprocessingDrawing" xmlns:w10="urn:schemas-microsoft-com:office:word" xmlns:w="http://schemas.openxmlformats.org/wordprocessingml/2006/main" xmlns:w14="http://schemas.microsoft.com/office/word/2010/wordml" xmlns:w15="http://schemas.microsoft.com/office/word/2012/wordml" xmlns:w16cex="http://schemas.microsoft.com/office/word/2018/wordml/cex" xmlns:w16cid="http://schemas.microsoft.com/office/word/2016/wordml/cid" xmlns:w16="http://schemas.microsoft.com/office/word/2018/wordml" xmlns:w16du="http://schemas.microsoft.com/office/word/2023/wordml/word16du" xmlns:w16sdtdh="http://schemas.microsoft.com/office/word/2020/wordml/sdtdatahash" xmlns:w16sdtfl="http://schemas.microsoft.com/office/word/2024/wordml/sdtformatlock" xmlns:w16se="http://schemas.microsoft.com/office/word/2015/wordml/symex" xmlns:wpg="http://schemas.microsoft.com/office/word/2010/wordprocessingGroup" xmlns:wpi="http://schemas.microsoft.com/office/word/2010/wordprocessingInk" xmlns:wne="http://schemas.microsoft.com/office/word/2006/wordml" xmlns:wps="http://schemas.microsoft.com/office/word/2010/wordprocessingShape" mc:Ignorable="w14 w15 w16se w16cid w16 w16cex w16sdtdh w16sdtfl w16du wp14">
   <w:abstractNum w:abstractNumId="0" w15:restartNumberingAfterBreak="0">
+    <w:nsid w:val="04183921"/>
+    <w:multiLevelType w:val="hybridMultilevel"/>
+    <w:tmpl w:val="F4EA6546"/>
+    <w:lvl w:ilvl="0" w:tplc="0C09000F">
+      <w:start w:val="1"/>
+      <w:numFmt w:val="decimal"/>
+      <w:lvlText w:val="%1."/>
+      <w:lvlJc w:val="left"/>
+      <w:pPr>
+        <w:ind w:left="720" w:hanging="360"/>
+      </w:pPr>
+      <w:rPr>
+        <w:rFonts w:hint="default"/>
+      </w:rPr>
+    </w:lvl>
+    <w:lvl w:ilvl="1" w:tplc="0C090019" w:tentative="1">
+      <w:start w:val="1"/>
+      <w:numFmt w:val="lowerLetter"/>
+      <w:lvlText w:val="%2."/>
+      <w:lvlJc w:val="left"/>
+      <w:pPr>
+        <w:ind w:left="1440" w:hanging="360"/>
+      </w:pPr>
+    </w:lvl>
+    <w:lvl w:ilvl="2" w:tplc="0C09001B" w:tentative="1">
+      <w:start w:val="1"/>
+      <w:numFmt w:val="lowerRoman"/>
+      <w:lvlText w:val="%3."/>
+      <w:lvlJc w:val="right"/>
+      <w:pPr>
+        <w:ind w:left="2160" w:hanging="180"/>
+      </w:pPr>
+    </w:lvl>
+    <w:lvl w:ilvl="3" w:tplc="0C09000F" w:tentative="1">
+      <w:start w:val="1"/>
+      <w:numFmt w:val="decimal"/>
+      <w:lvlText w:val="%4."/>
+      <w:lvlJc w:val="left"/>
+      <w:pPr>
+        <w:ind w:left="2880" w:hanging="360"/>
+      </w:pPr>
+    </w:lvl>
+    <w:lvl w:ilvl="4" w:tplc="0C090019" w:tentative="1">
+      <w:start w:val="1"/>
+      <w:numFmt w:val="lowerLetter"/>
+      <w:lvlText w:val="%5."/>
+      <w:lvlJc w:val="left"/>
+      <w:pPr>
+        <w:ind w:left="3600" w:hanging="360"/>
+      </w:pPr>
+    </w:lvl>
+    <w:lvl w:ilvl="5" w:tplc="0C09001B" w:tentative="1">
+      <w:start w:val="1"/>
+      <w:numFmt w:val="lowerRoman"/>
+      <w:lvlText w:val="%6."/>
+      <w:lvlJc w:val="right"/>
+      <w:pPr>
+        <w:ind w:left="4320" w:hanging="180"/>
+      </w:pPr>
+    </w:lvl>
+    <w:lvl w:ilvl="6" w:tplc="0C09000F" w:tentative="1">
+      <w:start w:val="1"/>
+      <w:numFmt w:val="decimal"/>
+      <w:lvlText w:val="%7."/>
+      <w:lvlJc w:val="left"/>
+      <w:pPr>
+        <w:ind w:left="5040" w:hanging="360"/>
+      </w:pPr>
+    </w:lvl>
+    <w:lvl w:ilvl="7" w:tplc="0C090019" w:tentative="1">
+      <w:start w:val="1"/>
+      <w:numFmt w:val="lowerLetter"/>
+      <w:lvlText w:val="%8."/>
+      <w:lvlJc w:val="left"/>
+      <w:pPr>
+        <w:ind w:left="5760" w:hanging="360"/>
+      </w:pPr>
+    </w:lvl>
+    <w:lvl w:ilvl="8" w:tplc="0C09001B" w:tentative="1">
+      <w:start w:val="1"/>
+      <w:numFmt w:val="lowerRoman"/>
+      <w:lvlText w:val="%9."/>
+      <w:lvlJc w:val="right"/>
+      <w:pPr>
+        <w:ind w:left="6480" w:hanging="180"/>
+      </w:pPr>
+    </w:lvl>
+  </w:abstractNum>
+  <w:abstractNum w:abstractNumId="1" w15:restartNumberingAfterBreak="0">
     <w:nsid w:val="067E41F3"/>
     <w:multiLevelType w:val="hybridMultilevel"/>
     <w:tmpl w:val="F9FA7ADC"/>
@@ -2618,7 +4263,7 @@
       </w:pPr>
     </w:lvl>
   </w:abstractNum>
-  <w:abstractNum w:abstractNumId="1" w15:restartNumberingAfterBreak="0">
+  <w:abstractNum w:abstractNumId="2" w15:restartNumberingAfterBreak="0">
     <w:nsid w:val="094A00E8"/>
     <w:multiLevelType w:val="hybridMultilevel"/>
     <w:tmpl w:val="533237F0"/>
@@ -2707,7 +4352,7 @@
       </w:pPr>
     </w:lvl>
   </w:abstractNum>
-  <w:abstractNum w:abstractNumId="2" w15:restartNumberingAfterBreak="0">
+  <w:abstractNum w:abstractNumId="3" w15:restartNumberingAfterBreak="0">
     <w:nsid w:val="0A7724C7"/>
     <w:multiLevelType w:val="hybridMultilevel"/>
     <w:tmpl w:val="CAA4A67C"/>
@@ -2796,7 +4441,7 @@
       </w:pPr>
     </w:lvl>
   </w:abstractNum>
-  <w:abstractNum w:abstractNumId="3" w15:restartNumberingAfterBreak="0">
+  <w:abstractNum w:abstractNumId="4" w15:restartNumberingAfterBreak="0">
     <w:nsid w:val="1601569F"/>
     <w:multiLevelType w:val="hybridMultilevel"/>
     <w:tmpl w:val="3C7A642A"/>
@@ -2885,7 +4530,96 @@
       </w:pPr>
     </w:lvl>
   </w:abstractNum>
-  <w:abstractNum w:abstractNumId="4" w15:restartNumberingAfterBreak="0">
+  <w:abstractNum w:abstractNumId="5" w15:restartNumberingAfterBreak="0">
+    <w:nsid w:val="16DB13B7"/>
+    <w:multiLevelType w:val="hybridMultilevel"/>
+    <w:tmpl w:val="81F2B50A"/>
+    <w:lvl w:ilvl="0" w:tplc="0C09000F">
+      <w:start w:val="1"/>
+      <w:numFmt w:val="decimal"/>
+      <w:lvlText w:val="%1."/>
+      <w:lvlJc w:val="left"/>
+      <w:pPr>
+        <w:ind w:left="720" w:hanging="360"/>
+      </w:pPr>
+      <w:rPr>
+        <w:rFonts w:hint="default"/>
+      </w:rPr>
+    </w:lvl>
+    <w:lvl w:ilvl="1" w:tplc="0C090019">
+      <w:start w:val="1"/>
+      <w:numFmt w:val="lowerLetter"/>
+      <w:lvlText w:val="%2."/>
+      <w:lvlJc w:val="left"/>
+      <w:pPr>
+        <w:ind w:left="1440" w:hanging="360"/>
+      </w:pPr>
+    </w:lvl>
+    <w:lvl w:ilvl="2" w:tplc="0C09001B" w:tentative="1">
+      <w:start w:val="1"/>
+      <w:numFmt w:val="lowerRoman"/>
+      <w:lvlText w:val="%3."/>
+      <w:lvlJc w:val="right"/>
+      <w:pPr>
+        <w:ind w:left="2160" w:hanging="180"/>
+      </w:pPr>
+    </w:lvl>
+    <w:lvl w:ilvl="3" w:tplc="0C09000F" w:tentative="1">
+      <w:start w:val="1"/>
+      <w:numFmt w:val="decimal"/>
+      <w:lvlText w:val="%4."/>
+      <w:lvlJc w:val="left"/>
+      <w:pPr>
+        <w:ind w:left="2880" w:hanging="360"/>
+      </w:pPr>
+    </w:lvl>
+    <w:lvl w:ilvl="4" w:tplc="0C090019" w:tentative="1">
+      <w:start w:val="1"/>
+      <w:numFmt w:val="lowerLetter"/>
+      <w:lvlText w:val="%5."/>
+      <w:lvlJc w:val="left"/>
+      <w:pPr>
+        <w:ind w:left="3600" w:hanging="360"/>
+      </w:pPr>
+    </w:lvl>
+    <w:lvl w:ilvl="5" w:tplc="0C09001B" w:tentative="1">
+      <w:start w:val="1"/>
+      <w:numFmt w:val="lowerRoman"/>
+      <w:lvlText w:val="%6."/>
+      <w:lvlJc w:val="right"/>
+      <w:pPr>
+        <w:ind w:left="4320" w:hanging="180"/>
+      </w:pPr>
+    </w:lvl>
+    <w:lvl w:ilvl="6" w:tplc="0C09000F" w:tentative="1">
+      <w:start w:val="1"/>
+      <w:numFmt w:val="decimal"/>
+      <w:lvlText w:val="%7."/>
+      <w:lvlJc w:val="left"/>
+      <w:pPr>
+        <w:ind w:left="5040" w:hanging="360"/>
+      </w:pPr>
+    </w:lvl>
+    <w:lvl w:ilvl="7" w:tplc="0C090019" w:tentative="1">
+      <w:start w:val="1"/>
+      <w:numFmt w:val="lowerLetter"/>
+      <w:lvlText w:val="%8."/>
+      <w:lvlJc w:val="left"/>
+      <w:pPr>
+        <w:ind w:left="5760" w:hanging="360"/>
+      </w:pPr>
+    </w:lvl>
+    <w:lvl w:ilvl="8" w:tplc="0C09001B" w:tentative="1">
+      <w:start w:val="1"/>
+      <w:numFmt w:val="lowerRoman"/>
+      <w:lvlText w:val="%9."/>
+      <w:lvlJc w:val="right"/>
+      <w:pPr>
+        <w:ind w:left="6480" w:hanging="180"/>
+      </w:pPr>
+    </w:lvl>
+  </w:abstractNum>
+  <w:abstractNum w:abstractNumId="6" w15:restartNumberingAfterBreak="0">
     <w:nsid w:val="1A60194A"/>
     <w:multiLevelType w:val="hybridMultilevel"/>
     <w:tmpl w:val="B03EB582"/>
@@ -2974,7 +4708,96 @@
       </w:pPr>
     </w:lvl>
   </w:abstractNum>
-  <w:abstractNum w:abstractNumId="5" w15:restartNumberingAfterBreak="0">
+  <w:abstractNum w:abstractNumId="7" w15:restartNumberingAfterBreak="0">
+    <w:nsid w:val="1BD7319F"/>
+    <w:multiLevelType w:val="hybridMultilevel"/>
+    <w:tmpl w:val="55C281D6"/>
+    <w:lvl w:ilvl="0" w:tplc="0C09000F">
+      <w:start w:val="1"/>
+      <w:numFmt w:val="decimal"/>
+      <w:lvlText w:val="%1."/>
+      <w:lvlJc w:val="left"/>
+      <w:pPr>
+        <w:ind w:left="720" w:hanging="360"/>
+      </w:pPr>
+      <w:rPr>
+        <w:rFonts w:hint="default"/>
+      </w:rPr>
+    </w:lvl>
+    <w:lvl w:ilvl="1" w:tplc="0C090019">
+      <w:start w:val="1"/>
+      <w:numFmt w:val="lowerLetter"/>
+      <w:lvlText w:val="%2."/>
+      <w:lvlJc w:val="left"/>
+      <w:pPr>
+        <w:ind w:left="1440" w:hanging="360"/>
+      </w:pPr>
+    </w:lvl>
+    <w:lvl w:ilvl="2" w:tplc="0C09001B" w:tentative="1">
+      <w:start w:val="1"/>
+      <w:numFmt w:val="lowerRoman"/>
+      <w:lvlText w:val="%3."/>
+      <w:lvlJc w:val="right"/>
+      <w:pPr>
+        <w:ind w:left="2160" w:hanging="180"/>
+      </w:pPr>
+    </w:lvl>
+    <w:lvl w:ilvl="3" w:tplc="0C09000F" w:tentative="1">
+      <w:start w:val="1"/>
+      <w:numFmt w:val="decimal"/>
+      <w:lvlText w:val="%4."/>
+      <w:lvlJc w:val="left"/>
+      <w:pPr>
+        <w:ind w:left="2880" w:hanging="360"/>
+      </w:pPr>
+    </w:lvl>
+    <w:lvl w:ilvl="4" w:tplc="0C090019" w:tentative="1">
+      <w:start w:val="1"/>
+      <w:numFmt w:val="lowerLetter"/>
+      <w:lvlText w:val="%5."/>
+      <w:lvlJc w:val="left"/>
+      <w:pPr>
+        <w:ind w:left="3600" w:hanging="360"/>
+      </w:pPr>
+    </w:lvl>
+    <w:lvl w:ilvl="5" w:tplc="0C09001B" w:tentative="1">
+      <w:start w:val="1"/>
+      <w:numFmt w:val="lowerRoman"/>
+      <w:lvlText w:val="%6."/>
+      <w:lvlJc w:val="right"/>
+      <w:pPr>
+        <w:ind w:left="4320" w:hanging="180"/>
+      </w:pPr>
+    </w:lvl>
+    <w:lvl w:ilvl="6" w:tplc="0C09000F" w:tentative="1">
+      <w:start w:val="1"/>
+      <w:numFmt w:val="decimal"/>
+      <w:lvlText w:val="%7."/>
+      <w:lvlJc w:val="left"/>
+      <w:pPr>
+        <w:ind w:left="5040" w:hanging="360"/>
+      </w:pPr>
+    </w:lvl>
+    <w:lvl w:ilvl="7" w:tplc="0C090019" w:tentative="1">
+      <w:start w:val="1"/>
+      <w:numFmt w:val="lowerLetter"/>
+      <w:lvlText w:val="%8."/>
+      <w:lvlJc w:val="left"/>
+      <w:pPr>
+        <w:ind w:left="5760" w:hanging="360"/>
+      </w:pPr>
+    </w:lvl>
+    <w:lvl w:ilvl="8" w:tplc="0C09001B" w:tentative="1">
+      <w:start w:val="1"/>
+      <w:numFmt w:val="lowerRoman"/>
+      <w:lvlText w:val="%9."/>
+      <w:lvlJc w:val="right"/>
+      <w:pPr>
+        <w:ind w:left="6480" w:hanging="180"/>
+      </w:pPr>
+    </w:lvl>
+  </w:abstractNum>
+  <w:abstractNum w:abstractNumId="8" w15:restartNumberingAfterBreak="0">
     <w:nsid w:val="3ACB2E1C"/>
     <w:multiLevelType w:val="hybridMultilevel"/>
     <w:tmpl w:val="1FDC8CE2"/>
@@ -3063,7 +4886,363 @@
       </w:pPr>
     </w:lvl>
   </w:abstractNum>
-  <w:abstractNum w:abstractNumId="6" w15:restartNumberingAfterBreak="0">
+  <w:abstractNum w:abstractNumId="9" w15:restartNumberingAfterBreak="0">
+    <w:nsid w:val="3ACB2FB9"/>
+    <w:multiLevelType w:val="hybridMultilevel"/>
+    <w:tmpl w:val="04E8906C"/>
+    <w:lvl w:ilvl="0" w:tplc="0C09000F">
+      <w:start w:val="1"/>
+      <w:numFmt w:val="decimal"/>
+      <w:lvlText w:val="%1."/>
+      <w:lvlJc w:val="left"/>
+      <w:pPr>
+        <w:ind w:left="360" w:hanging="360"/>
+      </w:pPr>
+      <w:rPr>
+        <w:rFonts w:hint="default"/>
+      </w:rPr>
+    </w:lvl>
+    <w:lvl w:ilvl="1" w:tplc="0C090019">
+      <w:start w:val="1"/>
+      <w:numFmt w:val="lowerLetter"/>
+      <w:lvlText w:val="%2."/>
+      <w:lvlJc w:val="left"/>
+      <w:pPr>
+        <w:ind w:left="1080" w:hanging="360"/>
+      </w:pPr>
+    </w:lvl>
+    <w:lvl w:ilvl="2" w:tplc="0C09001B">
+      <w:start w:val="1"/>
+      <w:numFmt w:val="lowerRoman"/>
+      <w:lvlText w:val="%3."/>
+      <w:lvlJc w:val="right"/>
+      <w:pPr>
+        <w:ind w:left="1800" w:hanging="180"/>
+      </w:pPr>
+    </w:lvl>
+    <w:lvl w:ilvl="3" w:tplc="0C09000F" w:tentative="1">
+      <w:start w:val="1"/>
+      <w:numFmt w:val="decimal"/>
+      <w:lvlText w:val="%4."/>
+      <w:lvlJc w:val="left"/>
+      <w:pPr>
+        <w:ind w:left="2520" w:hanging="360"/>
+      </w:pPr>
+    </w:lvl>
+    <w:lvl w:ilvl="4" w:tplc="0C090019" w:tentative="1">
+      <w:start w:val="1"/>
+      <w:numFmt w:val="lowerLetter"/>
+      <w:lvlText w:val="%5."/>
+      <w:lvlJc w:val="left"/>
+      <w:pPr>
+        <w:ind w:left="3240" w:hanging="360"/>
+      </w:pPr>
+    </w:lvl>
+    <w:lvl w:ilvl="5" w:tplc="0C09001B" w:tentative="1">
+      <w:start w:val="1"/>
+      <w:numFmt w:val="lowerRoman"/>
+      <w:lvlText w:val="%6."/>
+      <w:lvlJc w:val="right"/>
+      <w:pPr>
+        <w:ind w:left="3960" w:hanging="180"/>
+      </w:pPr>
+    </w:lvl>
+    <w:lvl w:ilvl="6" w:tplc="0C09000F" w:tentative="1">
+      <w:start w:val="1"/>
+      <w:numFmt w:val="decimal"/>
+      <w:lvlText w:val="%7."/>
+      <w:lvlJc w:val="left"/>
+      <w:pPr>
+        <w:ind w:left="4680" w:hanging="360"/>
+      </w:pPr>
+    </w:lvl>
+    <w:lvl w:ilvl="7" w:tplc="0C090019" w:tentative="1">
+      <w:start w:val="1"/>
+      <w:numFmt w:val="lowerLetter"/>
+      <w:lvlText w:val="%8."/>
+      <w:lvlJc w:val="left"/>
+      <w:pPr>
+        <w:ind w:left="5400" w:hanging="360"/>
+      </w:pPr>
+    </w:lvl>
+    <w:lvl w:ilvl="8" w:tplc="0C09001B" w:tentative="1">
+      <w:start w:val="1"/>
+      <w:numFmt w:val="lowerRoman"/>
+      <w:lvlText w:val="%9."/>
+      <w:lvlJc w:val="right"/>
+      <w:pPr>
+        <w:ind w:left="6120" w:hanging="180"/>
+      </w:pPr>
+    </w:lvl>
+  </w:abstractNum>
+  <w:abstractNum w:abstractNumId="10" w15:restartNumberingAfterBreak="0">
+    <w:nsid w:val="4978394C"/>
+    <w:multiLevelType w:val="hybridMultilevel"/>
+    <w:tmpl w:val="2774F22C"/>
+    <w:lvl w:ilvl="0" w:tplc="0C09000F">
+      <w:start w:val="1"/>
+      <w:numFmt w:val="decimal"/>
+      <w:lvlText w:val="%1."/>
+      <w:lvlJc w:val="left"/>
+      <w:pPr>
+        <w:ind w:left="720" w:hanging="360"/>
+      </w:pPr>
+      <w:rPr>
+        <w:rFonts w:hint="default"/>
+      </w:rPr>
+    </w:lvl>
+    <w:lvl w:ilvl="1" w:tplc="0C090019">
+      <w:start w:val="1"/>
+      <w:numFmt w:val="lowerLetter"/>
+      <w:lvlText w:val="%2."/>
+      <w:lvlJc w:val="left"/>
+      <w:pPr>
+        <w:ind w:left="1440" w:hanging="360"/>
+      </w:pPr>
+    </w:lvl>
+    <w:lvl w:ilvl="2" w:tplc="0C09001B" w:tentative="1">
+      <w:start w:val="1"/>
+      <w:numFmt w:val="lowerRoman"/>
+      <w:lvlText w:val="%3."/>
+      <w:lvlJc w:val="right"/>
+      <w:pPr>
+        <w:ind w:left="2160" w:hanging="180"/>
+      </w:pPr>
+    </w:lvl>
+    <w:lvl w:ilvl="3" w:tplc="0C09000F" w:tentative="1">
+      <w:start w:val="1"/>
+      <w:numFmt w:val="decimal"/>
+      <w:lvlText w:val="%4."/>
+      <w:lvlJc w:val="left"/>
+      <w:pPr>
+        <w:ind w:left="2880" w:hanging="360"/>
+      </w:pPr>
+    </w:lvl>
+    <w:lvl w:ilvl="4" w:tplc="0C090019" w:tentative="1">
+      <w:start w:val="1"/>
+      <w:numFmt w:val="lowerLetter"/>
+      <w:lvlText w:val="%5."/>
+      <w:lvlJc w:val="left"/>
+      <w:pPr>
+        <w:ind w:left="3600" w:hanging="360"/>
+      </w:pPr>
+    </w:lvl>
+    <w:lvl w:ilvl="5" w:tplc="0C09001B" w:tentative="1">
+      <w:start w:val="1"/>
+      <w:numFmt w:val="lowerRoman"/>
+      <w:lvlText w:val="%6."/>
+      <w:lvlJc w:val="right"/>
+      <w:pPr>
+        <w:ind w:left="4320" w:hanging="180"/>
+      </w:pPr>
+    </w:lvl>
+    <w:lvl w:ilvl="6" w:tplc="0C09000F" w:tentative="1">
+      <w:start w:val="1"/>
+      <w:numFmt w:val="decimal"/>
+      <w:lvlText w:val="%7."/>
+      <w:lvlJc w:val="left"/>
+      <w:pPr>
+        <w:ind w:left="5040" w:hanging="360"/>
+      </w:pPr>
+    </w:lvl>
+    <w:lvl w:ilvl="7" w:tplc="0C090019" w:tentative="1">
+      <w:start w:val="1"/>
+      <w:numFmt w:val="lowerLetter"/>
+      <w:lvlText w:val="%8."/>
+      <w:lvlJc w:val="left"/>
+      <w:pPr>
+        <w:ind w:left="5760" w:hanging="360"/>
+      </w:pPr>
+    </w:lvl>
+    <w:lvl w:ilvl="8" w:tplc="0C09001B" w:tentative="1">
+      <w:start w:val="1"/>
+      <w:numFmt w:val="lowerRoman"/>
+      <w:lvlText w:val="%9."/>
+      <w:lvlJc w:val="right"/>
+      <w:pPr>
+        <w:ind w:left="6480" w:hanging="180"/>
+      </w:pPr>
+    </w:lvl>
+  </w:abstractNum>
+  <w:abstractNum w:abstractNumId="11" w15:restartNumberingAfterBreak="0">
+    <w:nsid w:val="4C407D0A"/>
+    <w:multiLevelType w:val="hybridMultilevel"/>
+    <w:tmpl w:val="2918CD1E"/>
+    <w:lvl w:ilvl="0" w:tplc="0C09000F">
+      <w:start w:val="1"/>
+      <w:numFmt w:val="decimal"/>
+      <w:lvlText w:val="%1."/>
+      <w:lvlJc w:val="left"/>
+      <w:pPr>
+        <w:ind w:left="720" w:hanging="360"/>
+      </w:pPr>
+      <w:rPr>
+        <w:rFonts w:hint="default"/>
+      </w:rPr>
+    </w:lvl>
+    <w:lvl w:ilvl="1" w:tplc="0C090019">
+      <w:start w:val="1"/>
+      <w:numFmt w:val="lowerLetter"/>
+      <w:lvlText w:val="%2."/>
+      <w:lvlJc w:val="left"/>
+      <w:pPr>
+        <w:ind w:left="1440" w:hanging="360"/>
+      </w:pPr>
+    </w:lvl>
+    <w:lvl w:ilvl="2" w:tplc="0C09001B" w:tentative="1">
+      <w:start w:val="1"/>
+      <w:numFmt w:val="lowerRoman"/>
+      <w:lvlText w:val="%3."/>
+      <w:lvlJc w:val="right"/>
+      <w:pPr>
+        <w:ind w:left="2160" w:hanging="180"/>
+      </w:pPr>
+    </w:lvl>
+    <w:lvl w:ilvl="3" w:tplc="0C09000F" w:tentative="1">
+      <w:start w:val="1"/>
+      <w:numFmt w:val="decimal"/>
+      <w:lvlText w:val="%4."/>
+      <w:lvlJc w:val="left"/>
+      <w:pPr>
+        <w:ind w:left="2880" w:hanging="360"/>
+      </w:pPr>
+    </w:lvl>
+    <w:lvl w:ilvl="4" w:tplc="0C090019" w:tentative="1">
+      <w:start w:val="1"/>
+      <w:numFmt w:val="lowerLetter"/>
+      <w:lvlText w:val="%5."/>
+      <w:lvlJc w:val="left"/>
+      <w:pPr>
+        <w:ind w:left="3600" w:hanging="360"/>
+      </w:pPr>
+    </w:lvl>
+    <w:lvl w:ilvl="5" w:tplc="0C09001B" w:tentative="1">
+      <w:start w:val="1"/>
+      <w:numFmt w:val="lowerRoman"/>
+      <w:lvlText w:val="%6."/>
+      <w:lvlJc w:val="right"/>
+      <w:pPr>
+        <w:ind w:left="4320" w:hanging="180"/>
+      </w:pPr>
+    </w:lvl>
+    <w:lvl w:ilvl="6" w:tplc="0C09000F" w:tentative="1">
+      <w:start w:val="1"/>
+      <w:numFmt w:val="decimal"/>
+      <w:lvlText w:val="%7."/>
+      <w:lvlJc w:val="left"/>
+      <w:pPr>
+        <w:ind w:left="5040" w:hanging="360"/>
+      </w:pPr>
+    </w:lvl>
+    <w:lvl w:ilvl="7" w:tplc="0C090019" w:tentative="1">
+      <w:start w:val="1"/>
+      <w:numFmt w:val="lowerLetter"/>
+      <w:lvlText w:val="%8."/>
+      <w:lvlJc w:val="left"/>
+      <w:pPr>
+        <w:ind w:left="5760" w:hanging="360"/>
+      </w:pPr>
+    </w:lvl>
+    <w:lvl w:ilvl="8" w:tplc="0C09001B" w:tentative="1">
+      <w:start w:val="1"/>
+      <w:numFmt w:val="lowerRoman"/>
+      <w:lvlText w:val="%9."/>
+      <w:lvlJc w:val="right"/>
+      <w:pPr>
+        <w:ind w:left="6480" w:hanging="180"/>
+      </w:pPr>
+    </w:lvl>
+  </w:abstractNum>
+  <w:abstractNum w:abstractNumId="12" w15:restartNumberingAfterBreak="0">
+    <w:nsid w:val="4E085ADE"/>
+    <w:multiLevelType w:val="hybridMultilevel"/>
+    <w:tmpl w:val="F4749CA0"/>
+    <w:lvl w:ilvl="0" w:tplc="0C09000F">
+      <w:start w:val="1"/>
+      <w:numFmt w:val="decimal"/>
+      <w:lvlText w:val="%1."/>
+      <w:lvlJc w:val="left"/>
+      <w:pPr>
+        <w:ind w:left="720" w:hanging="360"/>
+      </w:pPr>
+      <w:rPr>
+        <w:rFonts w:hint="default"/>
+      </w:rPr>
+    </w:lvl>
+    <w:lvl w:ilvl="1" w:tplc="0C090019">
+      <w:start w:val="1"/>
+      <w:numFmt w:val="lowerLetter"/>
+      <w:lvlText w:val="%2."/>
+      <w:lvlJc w:val="left"/>
+      <w:pPr>
+        <w:ind w:left="1440" w:hanging="360"/>
+      </w:pPr>
+    </w:lvl>
+    <w:lvl w:ilvl="2" w:tplc="0C09001B" w:tentative="1">
+      <w:start w:val="1"/>
+      <w:numFmt w:val="lowerRoman"/>
+      <w:lvlText w:val="%3."/>
+      <w:lvlJc w:val="right"/>
+      <w:pPr>
+        <w:ind w:left="2160" w:hanging="180"/>
+      </w:pPr>
+    </w:lvl>
+    <w:lvl w:ilvl="3" w:tplc="0C09000F" w:tentative="1">
+      <w:start w:val="1"/>
+      <w:numFmt w:val="decimal"/>
+      <w:lvlText w:val="%4."/>
+      <w:lvlJc w:val="left"/>
+      <w:pPr>
+        <w:ind w:left="2880" w:hanging="360"/>
+      </w:pPr>
+    </w:lvl>
+    <w:lvl w:ilvl="4" w:tplc="0C090019" w:tentative="1">
+      <w:start w:val="1"/>
+      <w:numFmt w:val="lowerLetter"/>
+      <w:lvlText w:val="%5."/>
+      <w:lvlJc w:val="left"/>
+      <w:pPr>
+        <w:ind w:left="3600" w:hanging="360"/>
+      </w:pPr>
+    </w:lvl>
+    <w:lvl w:ilvl="5" w:tplc="0C09001B" w:tentative="1">
+      <w:start w:val="1"/>
+      <w:numFmt w:val="lowerRoman"/>
+      <w:lvlText w:val="%6."/>
+      <w:lvlJc w:val="right"/>
+      <w:pPr>
+        <w:ind w:left="4320" w:hanging="180"/>
+      </w:pPr>
+    </w:lvl>
+    <w:lvl w:ilvl="6" w:tplc="0C09000F" w:tentative="1">
+      <w:start w:val="1"/>
+      <w:numFmt w:val="decimal"/>
+      <w:lvlText w:val="%7."/>
+      <w:lvlJc w:val="left"/>
+      <w:pPr>
+        <w:ind w:left="5040" w:hanging="360"/>
+      </w:pPr>
+    </w:lvl>
+    <w:lvl w:ilvl="7" w:tplc="0C090019" w:tentative="1">
+      <w:start w:val="1"/>
+      <w:numFmt w:val="lowerLetter"/>
+      <w:lvlText w:val="%8."/>
+      <w:lvlJc w:val="left"/>
+      <w:pPr>
+        <w:ind w:left="5760" w:hanging="360"/>
+      </w:pPr>
+    </w:lvl>
+    <w:lvl w:ilvl="8" w:tplc="0C09001B" w:tentative="1">
+      <w:start w:val="1"/>
+      <w:numFmt w:val="lowerRoman"/>
+      <w:lvlText w:val="%9."/>
+      <w:lvlJc w:val="right"/>
+      <w:pPr>
+        <w:ind w:left="6480" w:hanging="180"/>
+      </w:pPr>
+    </w:lvl>
+  </w:abstractNum>
+  <w:abstractNum w:abstractNumId="13" w15:restartNumberingAfterBreak="0">
     <w:nsid w:val="4EDB6C94"/>
     <w:multiLevelType w:val="hybridMultilevel"/>
     <w:tmpl w:val="030E840A"/>
@@ -3152,7 +5331,7 @@
       </w:pPr>
     </w:lvl>
   </w:abstractNum>
-  <w:abstractNum w:abstractNumId="7" w15:restartNumberingAfterBreak="0">
+  <w:abstractNum w:abstractNumId="14" w15:restartNumberingAfterBreak="0">
     <w:nsid w:val="51920440"/>
     <w:multiLevelType w:val="hybridMultilevel"/>
     <w:tmpl w:val="DD162AEA"/>
@@ -3241,7 +5420,7 @@
       </w:pPr>
     </w:lvl>
   </w:abstractNum>
-  <w:abstractNum w:abstractNumId="8" w15:restartNumberingAfterBreak="0">
+  <w:abstractNum w:abstractNumId="15" w15:restartNumberingAfterBreak="0">
     <w:nsid w:val="535B22FF"/>
     <w:multiLevelType w:val="hybridMultilevel"/>
     <w:tmpl w:val="22AC9FC2"/>
@@ -3330,7 +5509,7 @@
       </w:pPr>
     </w:lvl>
   </w:abstractNum>
-  <w:abstractNum w:abstractNumId="9" w15:restartNumberingAfterBreak="0">
+  <w:abstractNum w:abstractNumId="16" w15:restartNumberingAfterBreak="0">
     <w:nsid w:val="565833F2"/>
     <w:multiLevelType w:val="hybridMultilevel"/>
     <w:tmpl w:val="1F0C724A"/>
@@ -3419,7 +5598,96 @@
       </w:pPr>
     </w:lvl>
   </w:abstractNum>
-  <w:abstractNum w:abstractNumId="10" w15:restartNumberingAfterBreak="0">
+  <w:abstractNum w:abstractNumId="17" w15:restartNumberingAfterBreak="0">
+    <w:nsid w:val="5A564FFE"/>
+    <w:multiLevelType w:val="hybridMultilevel"/>
+    <w:tmpl w:val="92B4A112"/>
+    <w:lvl w:ilvl="0" w:tplc="0C09000F">
+      <w:start w:val="1"/>
+      <w:numFmt w:val="decimal"/>
+      <w:lvlText w:val="%1."/>
+      <w:lvlJc w:val="left"/>
+      <w:pPr>
+        <w:ind w:left="360" w:hanging="360"/>
+      </w:pPr>
+      <w:rPr>
+        <w:rFonts w:hint="default"/>
+      </w:rPr>
+    </w:lvl>
+    <w:lvl w:ilvl="1" w:tplc="0C090019" w:tentative="1">
+      <w:start w:val="1"/>
+      <w:numFmt w:val="lowerLetter"/>
+      <w:lvlText w:val="%2."/>
+      <w:lvlJc w:val="left"/>
+      <w:pPr>
+        <w:ind w:left="1080" w:hanging="360"/>
+      </w:pPr>
+    </w:lvl>
+    <w:lvl w:ilvl="2" w:tplc="0C09001B" w:tentative="1">
+      <w:start w:val="1"/>
+      <w:numFmt w:val="lowerRoman"/>
+      <w:lvlText w:val="%3."/>
+      <w:lvlJc w:val="right"/>
+      <w:pPr>
+        <w:ind w:left="1800" w:hanging="180"/>
+      </w:pPr>
+    </w:lvl>
+    <w:lvl w:ilvl="3" w:tplc="0C09000F" w:tentative="1">
+      <w:start w:val="1"/>
+      <w:numFmt w:val="decimal"/>
+      <w:lvlText w:val="%4."/>
+      <w:lvlJc w:val="left"/>
+      <w:pPr>
+        <w:ind w:left="2520" w:hanging="360"/>
+      </w:pPr>
+    </w:lvl>
+    <w:lvl w:ilvl="4" w:tplc="0C090019" w:tentative="1">
+      <w:start w:val="1"/>
+      <w:numFmt w:val="lowerLetter"/>
+      <w:lvlText w:val="%5."/>
+      <w:lvlJc w:val="left"/>
+      <w:pPr>
+        <w:ind w:left="3240" w:hanging="360"/>
+      </w:pPr>
+    </w:lvl>
+    <w:lvl w:ilvl="5" w:tplc="0C09001B" w:tentative="1">
+      <w:start w:val="1"/>
+      <w:numFmt w:val="lowerRoman"/>
+      <w:lvlText w:val="%6."/>
+      <w:lvlJc w:val="right"/>
+      <w:pPr>
+        <w:ind w:left="3960" w:hanging="180"/>
+      </w:pPr>
+    </w:lvl>
+    <w:lvl w:ilvl="6" w:tplc="0C09000F" w:tentative="1">
+      <w:start w:val="1"/>
+      <w:numFmt w:val="decimal"/>
+      <w:lvlText w:val="%7."/>
+      <w:lvlJc w:val="left"/>
+      <w:pPr>
+        <w:ind w:left="4680" w:hanging="360"/>
+      </w:pPr>
+    </w:lvl>
+    <w:lvl w:ilvl="7" w:tplc="0C090019" w:tentative="1">
+      <w:start w:val="1"/>
+      <w:numFmt w:val="lowerLetter"/>
+      <w:lvlText w:val="%8."/>
+      <w:lvlJc w:val="left"/>
+      <w:pPr>
+        <w:ind w:left="5400" w:hanging="360"/>
+      </w:pPr>
+    </w:lvl>
+    <w:lvl w:ilvl="8" w:tplc="0C09001B" w:tentative="1">
+      <w:start w:val="1"/>
+      <w:numFmt w:val="lowerRoman"/>
+      <w:lvlText w:val="%9."/>
+      <w:lvlJc w:val="right"/>
+      <w:pPr>
+        <w:ind w:left="6120" w:hanging="180"/>
+      </w:pPr>
+    </w:lvl>
+  </w:abstractNum>
+  <w:abstractNum w:abstractNumId="18" w15:restartNumberingAfterBreak="0">
     <w:nsid w:val="65717DC2"/>
     <w:multiLevelType w:val="hybridMultilevel"/>
     <w:tmpl w:val="4C50115A"/>
@@ -3508,7 +5776,96 @@
       </w:pPr>
     </w:lvl>
   </w:abstractNum>
-  <w:abstractNum w:abstractNumId="11" w15:restartNumberingAfterBreak="0">
+  <w:abstractNum w:abstractNumId="19" w15:restartNumberingAfterBreak="0">
+    <w:nsid w:val="677F4C06"/>
+    <w:multiLevelType w:val="hybridMultilevel"/>
+    <w:tmpl w:val="868ABBBE"/>
+    <w:lvl w:ilvl="0" w:tplc="0C09000F">
+      <w:start w:val="1"/>
+      <w:numFmt w:val="decimal"/>
+      <w:lvlText w:val="%1."/>
+      <w:lvlJc w:val="left"/>
+      <w:pPr>
+        <w:ind w:left="360" w:hanging="360"/>
+      </w:pPr>
+      <w:rPr>
+        <w:rFonts w:hint="default"/>
+      </w:rPr>
+    </w:lvl>
+    <w:lvl w:ilvl="1" w:tplc="0C090019">
+      <w:start w:val="1"/>
+      <w:numFmt w:val="lowerLetter"/>
+      <w:lvlText w:val="%2."/>
+      <w:lvlJc w:val="left"/>
+      <w:pPr>
+        <w:ind w:left="1080" w:hanging="360"/>
+      </w:pPr>
+    </w:lvl>
+    <w:lvl w:ilvl="2" w:tplc="0C09001B" w:tentative="1">
+      <w:start w:val="1"/>
+      <w:numFmt w:val="lowerRoman"/>
+      <w:lvlText w:val="%3."/>
+      <w:lvlJc w:val="right"/>
+      <w:pPr>
+        <w:ind w:left="1800" w:hanging="180"/>
+      </w:pPr>
+    </w:lvl>
+    <w:lvl w:ilvl="3" w:tplc="0C09000F" w:tentative="1">
+      <w:start w:val="1"/>
+      <w:numFmt w:val="decimal"/>
+      <w:lvlText w:val="%4."/>
+      <w:lvlJc w:val="left"/>
+      <w:pPr>
+        <w:ind w:left="2520" w:hanging="360"/>
+      </w:pPr>
+    </w:lvl>
+    <w:lvl w:ilvl="4" w:tplc="0C090019" w:tentative="1">
+      <w:start w:val="1"/>
+      <w:numFmt w:val="lowerLetter"/>
+      <w:lvlText w:val="%5."/>
+      <w:lvlJc w:val="left"/>
+      <w:pPr>
+        <w:ind w:left="3240" w:hanging="360"/>
+      </w:pPr>
+    </w:lvl>
+    <w:lvl w:ilvl="5" w:tplc="0C09001B" w:tentative="1">
+      <w:start w:val="1"/>
+      <w:numFmt w:val="lowerRoman"/>
+      <w:lvlText w:val="%6."/>
+      <w:lvlJc w:val="right"/>
+      <w:pPr>
+        <w:ind w:left="3960" w:hanging="180"/>
+      </w:pPr>
+    </w:lvl>
+    <w:lvl w:ilvl="6" w:tplc="0C09000F" w:tentative="1">
+      <w:start w:val="1"/>
+      <w:numFmt w:val="decimal"/>
+      <w:lvlText w:val="%7."/>
+      <w:lvlJc w:val="left"/>
+      <w:pPr>
+        <w:ind w:left="4680" w:hanging="360"/>
+      </w:pPr>
+    </w:lvl>
+    <w:lvl w:ilvl="7" w:tplc="0C090019" w:tentative="1">
+      <w:start w:val="1"/>
+      <w:numFmt w:val="lowerLetter"/>
+      <w:lvlText w:val="%8."/>
+      <w:lvlJc w:val="left"/>
+      <w:pPr>
+        <w:ind w:left="5400" w:hanging="360"/>
+      </w:pPr>
+    </w:lvl>
+    <w:lvl w:ilvl="8" w:tplc="0C09001B" w:tentative="1">
+      <w:start w:val="1"/>
+      <w:numFmt w:val="lowerRoman"/>
+      <w:lvlText w:val="%9."/>
+      <w:lvlJc w:val="right"/>
+      <w:pPr>
+        <w:ind w:left="6120" w:hanging="180"/>
+      </w:pPr>
+    </w:lvl>
+  </w:abstractNum>
+  <w:abstractNum w:abstractNumId="20" w15:restartNumberingAfterBreak="0">
     <w:nsid w:val="75911AC6"/>
     <w:multiLevelType w:val="hybridMultilevel"/>
     <w:tmpl w:val="00DEA0BE"/>
@@ -3598,40 +5955,67 @@
     </w:lvl>
   </w:abstractNum>
   <w:num w:numId="1" w16cid:durableId="800998811">
+    <w:abstractNumId w:val="8"/>
+  </w:num>
+  <w:num w:numId="2" w16cid:durableId="1478033710">
+    <w:abstractNumId w:val="20"/>
+  </w:num>
+  <w:num w:numId="3" w16cid:durableId="2056807884">
+    <w:abstractNumId w:val="4"/>
+  </w:num>
+  <w:num w:numId="4" w16cid:durableId="247617724">
+    <w:abstractNumId w:val="3"/>
+  </w:num>
+  <w:num w:numId="5" w16cid:durableId="1709840846">
+    <w:abstractNumId w:val="18"/>
+  </w:num>
+  <w:num w:numId="6" w16cid:durableId="705720020">
+    <w:abstractNumId w:val="1"/>
+  </w:num>
+  <w:num w:numId="7" w16cid:durableId="984360338">
+    <w:abstractNumId w:val="16"/>
+  </w:num>
+  <w:num w:numId="8" w16cid:durableId="2033218414">
+    <w:abstractNumId w:val="15"/>
+  </w:num>
+  <w:num w:numId="9" w16cid:durableId="1692729596">
+    <w:abstractNumId w:val="14"/>
+  </w:num>
+  <w:num w:numId="10" w16cid:durableId="688797550">
+    <w:abstractNumId w:val="2"/>
+  </w:num>
+  <w:num w:numId="11" w16cid:durableId="1026099343">
+    <w:abstractNumId w:val="13"/>
+  </w:num>
+  <w:num w:numId="12" w16cid:durableId="1560166562">
+    <w:abstractNumId w:val="6"/>
+  </w:num>
+  <w:num w:numId="13" w16cid:durableId="1901481565">
+    <w:abstractNumId w:val="12"/>
+  </w:num>
+  <w:num w:numId="14" w16cid:durableId="1338968636">
+    <w:abstractNumId w:val="17"/>
+  </w:num>
+  <w:num w:numId="15" w16cid:durableId="886186092">
+    <w:abstractNumId w:val="0"/>
+  </w:num>
+  <w:num w:numId="16" w16cid:durableId="486828846">
+    <w:abstractNumId w:val="9"/>
+  </w:num>
+  <w:num w:numId="17" w16cid:durableId="1497381638">
+    <w:abstractNumId w:val="10"/>
+  </w:num>
+  <w:num w:numId="18" w16cid:durableId="334959070">
+    <w:abstractNumId w:val="7"/>
+  </w:num>
+  <w:num w:numId="19" w16cid:durableId="709189629">
+    <w:abstractNumId w:val="19"/>
+  </w:num>
+  <w:num w:numId="20" w16cid:durableId="1882203850">
     <w:abstractNumId w:val="5"/>
   </w:num>
-  <w:num w:numId="2" w16cid:durableId="1478033710">
+  <w:num w:numId="21" w16cid:durableId="1889415915">
     <w:abstractNumId w:val="11"/>
-  </w:num>
-  <w:num w:numId="3" w16cid:durableId="2056807884">
-    <w:abstractNumId w:val="3"/>
-  </w:num>
-  <w:num w:numId="4" w16cid:durableId="247617724">
-    <w:abstractNumId w:val="2"/>
-  </w:num>
-  <w:num w:numId="5" w16cid:durableId="1709840846">
-    <w:abstractNumId w:val="10"/>
-  </w:num>
-  <w:num w:numId="6" w16cid:durableId="705720020">
-    <w:abstractNumId w:val="0"/>
-  </w:num>
-  <w:num w:numId="7" w16cid:durableId="984360338">
-    <w:abstractNumId w:val="9"/>
-  </w:num>
-  <w:num w:numId="8" w16cid:durableId="2033218414">
-    <w:abstractNumId w:val="8"/>
-  </w:num>
-  <w:num w:numId="9" w16cid:durableId="1692729596">
-    <w:abstractNumId w:val="7"/>
-  </w:num>
-  <w:num w:numId="10" w16cid:durableId="688797550">
-    <w:abstractNumId w:val="1"/>
-  </w:num>
-  <w:num w:numId="11" w16cid:durableId="1026099343">
-    <w:abstractNumId w:val="6"/>
-  </w:num>
-  <w:num w:numId="12" w16cid:durableId="1560166562">
-    <w:abstractNumId w:val="4"/>
   </w:num>
 </w:numbering>
 </file>
@@ -4550,6 +6934,29 @@
       <w:spacing w:val="5"/>
     </w:rPr>
   </w:style>
+  <w:style w:type="character" w:styleId="Hyperlink">
+    <w:name w:val="Hyperlink"/>
+    <w:basedOn w:val="DefaultParagraphFont"/>
+    <w:uiPriority w:val="99"/>
+    <w:unhideWhenUsed/>
+    <w:rsid w:val="0090405E"/>
+    <w:rPr>
+      <w:color w:val="467886" w:themeColor="hyperlink"/>
+      <w:u w:val="single"/>
+    </w:rPr>
+  </w:style>
+  <w:style w:type="character" w:styleId="UnresolvedMention">
+    <w:name w:val="Unresolved Mention"/>
+    <w:basedOn w:val="DefaultParagraphFont"/>
+    <w:uiPriority w:val="99"/>
+    <w:semiHidden/>
+    <w:unhideWhenUsed/>
+    <w:rsid w:val="0090405E"/>
+    <w:rPr>
+      <w:color w:val="605E5C"/>
+      <w:shd w:val="clear" w:color="auto" w:fill="E1DFDD"/>
+    </w:rPr>
+  </w:style>
 </w:styles>
 </file>
 
